--- a/doc/specs/docx/QNSC_DMA_MAS.docx
+++ b/doc/specs/docx/QNSC_DMA_MAS.docx
@@ -15,7 +15,7 @@
         <w:pStyle w:val="Subtitle"/>
       </w:pPr>
       <w:r>
-        <w:t xml:space="preserve">MICRO-ARCHITECTURE SPECIFICATION – V3.0</w:t>
+        <w:t xml:space="preserve">MICRO-ARCHITECTURE SPECIFICATION – V3.1</w:t>
       </w:r>
     </w:p>
     <w:p>
@@ -460,6 +460,101 @@
           </w:p>
         </w:tc>
       </w:tr>
+      <w:tr>
+        <w:tc>
+          <w:tcPr/>
+          <w:p>
+            <w:pPr>
+              <w:pStyle w:val="Compact"/>
+              <w:jc w:val="left"/>
+            </w:pPr>
+            <w:r>
+              <w:t xml:space="preserve">V3.1</w:t>
+            </w:r>
+          </w:p>
+        </w:tc>
+        <w:tc>
+          <w:tcPr/>
+          <w:p>
+            <w:pPr>
+              <w:pStyle w:val="Compact"/>
+              <w:jc w:val="left"/>
+            </w:pPr>
+            <w:r>
+              <w:t xml:space="preserve">2026-09-28</w:t>
+            </w:r>
+          </w:p>
+        </w:tc>
+        <w:tc>
+          <w:tcPr/>
+          <w:p>
+            <w:pPr>
+              <w:pStyle w:val="Compact"/>
+              <w:jc w:val="left"/>
+            </w:pPr>
+            <w:r>
+              <w:t xml:space="preserve">Nghia VT (lead)</w:t>
+            </w:r>
+          </w:p>
+        </w:tc>
+        <w:tc>
+          <w:tcPr/>
+          <w:p>
+            <w:pPr>
+              <w:pStyle w:val="Compact"/>
+              <w:jc w:val="left"/>
+            </w:pPr>
+            <w:r>
+              <w:t xml:space="preserve">–</w:t>
+            </w:r>
+          </w:p>
+        </w:tc>
+        <w:tc>
+          <w:tcPr/>
+          <w:p>
+            <w:pPr>
+              <w:pStyle w:val="Compact"/>
+              <w:jc w:val="left"/>
+            </w:pPr>
+            <w:r>
+              <w:t xml:space="preserve">Section 4: the libraries iDMA needs (</w:t>
+            </w:r>
+            <w:r>
+              <w:rPr>
+                <w:rStyle w:val="VerbatimChar"/>
+              </w:rPr>
+              <w:t xml:space="preserve">common_cells</w:t>
+            </w:r>
+            <w:r>
+              <w:t xml:space="preserve">,</w:t>
+            </w:r>
+            <w:r>
+              <w:t xml:space="preserve"> </w:t>
+            </w:r>
+            <w:r>
+              <w:rPr>
+                <w:rStyle w:val="VerbatimChar"/>
+              </w:rPr>
+              <w:t xml:space="preserve">axi</w:t>
+            </w:r>
+            <w:r>
+              <w:t xml:space="preserve">,</w:t>
+            </w:r>
+            <w:r>
+              <w:t xml:space="preserve"> </w:t>
+            </w:r>
+            <w:r>
+              <w:rPr>
+                <w:rStyle w:val="VerbatimChar"/>
+              </w:rPr>
+              <w:t xml:space="preserve">apb</w:t>
+            </w:r>
+            <w:r>
+              <w:t xml:space="preserve">)</w:t>
+            </w:r>
+          </w:p>
+        </w:tc>
+      </w:tr>
     </w:tbl>
     <w:bookmarkEnd w:id="26"/>
     <w:bookmarkStart w:id="27" w:name="overview"/>
@@ -1593,6 +1688,294 @@
           </w:p>
         </w:tc>
       </w:tr>
+      <w:tr>
+        <w:tc>
+          <w:tcPr/>
+          <w:p>
+            <w:pPr>
+              <w:pStyle w:val="Compact"/>
+              <w:jc w:val="left"/>
+            </w:pPr>
+            <w:r>
+              <w:rPr>
+                <w:rStyle w:val="VerbatimChar"/>
+              </w:rPr>
+              <w:t xml:space="preserve">pulp-platform/common_cells</w:t>
+            </w:r>
+          </w:p>
+        </w:tc>
+        <w:tc>
+          <w:tcPr/>
+          <w:p>
+            <w:pPr>
+              <w:pStyle w:val="Compact"/>
+              <w:jc w:val="left"/>
+            </w:pPr>
+            <w:r>
+              <w:rPr>
+                <w:rStyle w:val="VerbatimChar"/>
+              </w:rPr>
+              <w:t xml:space="preserve">cc_stream_fifo_optimal_wrap</w:t>
+            </w:r>
+            <w:r>
+              <w:t xml:space="preserve">,</w:t>
+            </w:r>
+            <w:r>
+              <w:t xml:space="preserve"> </w:t>
+            </w:r>
+            <w:r>
+              <w:rPr>
+                <w:rStyle w:val="VerbatimChar"/>
+              </w:rPr>
+              <w:t xml:space="preserve">cc_passthrough_stream_fifo</w:t>
+            </w:r>
+            <w:r>
+              <w:t xml:space="preserve">,</w:t>
+            </w:r>
+            <w:r>
+              <w:t xml:space="preserve"> </w:t>
+            </w:r>
+            <w:r>
+              <w:rPr>
+                <w:rStyle w:val="VerbatimChar"/>
+              </w:rPr>
+              <w:t xml:space="preserve">cc_fall_through_register</w:t>
+            </w:r>
+            <w:r>
+              <w:t xml:space="preserve">,</w:t>
+            </w:r>
+            <w:r>
+              <w:t xml:space="preserve"> </w:t>
+            </w:r>
+            <w:r>
+              <w:rPr>
+                <w:rStyle w:val="VerbatimChar"/>
+              </w:rPr>
+              <w:t xml:space="preserve">cc_stream_fork</w:t>
+            </w:r>
+            <w:r>
+              <w:t xml:space="preserve">,</w:t>
+            </w:r>
+            <w:r>
+              <w:t xml:space="preserve"> </w:t>
+            </w:r>
+            <w:r>
+              <w:rPr>
+                <w:rStyle w:val="VerbatimChar"/>
+              </w:rPr>
+              <w:t xml:space="preserve">cc_stream_join</w:t>
+            </w:r>
+            <w:r>
+              <w:t xml:space="preserve">,</w:t>
+            </w:r>
+            <w:r>
+              <w:t xml:space="preserve"> </w:t>
+            </w:r>
+            <w:r>
+              <w:rPr>
+                <w:rStyle w:val="VerbatimChar"/>
+              </w:rPr>
+              <w:t xml:space="preserve">cc_popcount</w:t>
+            </w:r>
+            <w:r>
+              <w:t xml:space="preserve">,</w:t>
+            </w:r>
+            <w:r>
+              <w:t xml:space="preserve"> </w:t>
+            </w:r>
+            <w:r>
+              <w:rPr>
+                <w:rStyle w:val="VerbatimChar"/>
+              </w:rPr>
+              <w:t xml:space="preserve">cc_rr_arb_tree</w:t>
+            </w:r>
+            <w:r>
+              <w:t xml:space="preserve">;</w:t>
+            </w:r>
+            <w:r>
+              <w:t xml:space="preserve"> </w:t>
+            </w:r>
+            <w:r>
+              <w:rPr>
+                <w:rStyle w:val="VerbatimChar"/>
+              </w:rPr>
+              <w:t xml:space="preserve">registers.svh</w:t>
+            </w:r>
+          </w:p>
+        </w:tc>
+        <w:tc>
+          <w:tcPr/>
+          <w:p>
+            <w:pPr>
+              <w:pStyle w:val="Compact"/>
+              <w:jc w:val="left"/>
+            </w:pPr>
+            <w:r>
+              <w:rPr>
+                <w:rStyle w:val="VerbatimChar"/>
+              </w:rPr>
+              <w:t xml:space="preserve">db427693</w:t>
+            </w:r>
+            <w:r>
+              <w:t xml:space="preserve"> </w:t>
+            </w:r>
+            <w:r>
+              <w:t xml:space="preserve">(v2.0.0-beta.3+3), the copy</w:t>
+            </w:r>
+            <w:r>
+              <w:t xml:space="preserve"> </w:t>
+            </w:r>
+            <w:r>
+              <w:rPr>
+                <w:rStyle w:val="VerbatimChar"/>
+              </w:rPr>
+              <w:t xml:space="preserve">design/bus</w:t>
+            </w:r>
+            <w:r>
+              <w:t xml:space="preserve"> </w:t>
+            </w:r>
+            <w:r>
+              <w:t xml:space="preserve">uses; iDMA asks for 2.0.0-beta.3</w:t>
+            </w:r>
+          </w:p>
+        </w:tc>
+        <w:tc>
+          <w:tcPr/>
+          <w:p>
+            <w:pPr>
+              <w:pStyle w:val="Compact"/>
+              <w:jc w:val="left"/>
+            </w:pPr>
+            <w:r>
+              <w:t xml:space="preserve">SHL-0.51</w:t>
+            </w:r>
+          </w:p>
+        </w:tc>
+      </w:tr>
+      <w:tr>
+        <w:tc>
+          <w:tcPr/>
+          <w:p>
+            <w:pPr>
+              <w:pStyle w:val="Compact"/>
+              <w:jc w:val="left"/>
+            </w:pPr>
+            <w:r>
+              <w:rPr>
+                <w:rStyle w:val="VerbatimChar"/>
+              </w:rPr>
+              <w:t xml:space="preserve">pulp-platform/axi</w:t>
+            </w:r>
+          </w:p>
+        </w:tc>
+        <w:tc>
+          <w:tcPr/>
+          <w:p>
+            <w:pPr>
+              <w:pStyle w:val="Compact"/>
+              <w:jc w:val="left"/>
+            </w:pPr>
+            <w:r>
+              <w:rPr>
+                <w:rStyle w:val="VerbatimChar"/>
+              </w:rPr>
+              <w:t xml:space="preserve">axi/typedef.svh</w:t>
+            </w:r>
+          </w:p>
+        </w:tc>
+        <w:tc>
+          <w:tcPr/>
+          <w:p>
+            <w:pPr>
+              <w:pStyle w:val="Compact"/>
+              <w:jc w:val="left"/>
+            </w:pPr>
+            <w:r>
+              <w:rPr>
+                <w:rStyle w:val="VerbatimChar"/>
+              </w:rPr>
+              <w:t xml:space="preserve">70b8e54f</w:t>
+            </w:r>
+            <w:r>
+              <w:t xml:space="preserve">, vendored</w:t>
+            </w:r>
+          </w:p>
+        </w:tc>
+        <w:tc>
+          <w:tcPr/>
+          <w:p>
+            <w:pPr>
+              <w:pStyle w:val="Compact"/>
+              <w:jc w:val="left"/>
+            </w:pPr>
+            <w:r>
+              <w:t xml:space="preserve">SHL-0.51</w:t>
+            </w:r>
+          </w:p>
+        </w:tc>
+      </w:tr>
+      <w:tr>
+        <w:tc>
+          <w:tcPr/>
+          <w:p>
+            <w:pPr>
+              <w:pStyle w:val="Compact"/>
+              <w:jc w:val="left"/>
+            </w:pPr>
+            <w:r>
+              <w:rPr>
+                <w:rStyle w:val="VerbatimChar"/>
+              </w:rPr>
+              <w:t xml:space="preserve">pulp-platform/apb</w:t>
+            </w:r>
+          </w:p>
+        </w:tc>
+        <w:tc>
+          <w:tcPr/>
+          <w:p>
+            <w:pPr>
+              <w:pStyle w:val="Compact"/>
+              <w:jc w:val="left"/>
+            </w:pPr>
+            <w:r>
+              <w:rPr>
+                <w:rStyle w:val="VerbatimChar"/>
+              </w:rPr>
+              <w:t xml:space="preserve">apb/typedef.svh</w:t>
+            </w:r>
+          </w:p>
+        </w:tc>
+        <w:tc>
+          <w:tcPr/>
+          <w:p>
+            <w:pPr>
+              <w:pStyle w:val="Compact"/>
+              <w:jc w:val="left"/>
+            </w:pPr>
+            <w:r>
+              <w:rPr>
+                <w:rStyle w:val="VerbatimChar"/>
+              </w:rPr>
+              <w:t xml:space="preserve">6ae8bf8d</w:t>
+            </w:r>
+            <w:r>
+              <w:t xml:space="preserve">, as iDMA pins</w:t>
+            </w:r>
+          </w:p>
+        </w:tc>
+        <w:tc>
+          <w:tcPr/>
+          <w:p>
+            <w:pPr>
+              <w:pStyle w:val="Compact"/>
+              <w:jc w:val="left"/>
+            </w:pPr>
+            <w:r>
+              <w:t xml:space="preserve">SHL-0.51</w:t>
+            </w:r>
+          </w:p>
+        </w:tc>
+      </w:tr>
     </w:tbl>
     <w:p>
       <w:pPr>
@@ -8029,6 +8412,61 @@
       </w:pPr>
       <w:r>
         <w:t xml:space="preserve">Generate the files of 7.6 and commit them with the commands.</w:t>
+      </w:r>
+    </w:p>
+    <w:p>
+      <w:pPr>
+        <w:pStyle w:val="Compact"/>
+        <w:numPr>
+          <w:ilvl w:val="0"/>
+          <w:numId w:val="1009"/>
+        </w:numPr>
+        <w:jc w:val="left"/>
+      </w:pPr>
+      <w:r>
+        <w:t xml:space="preserve">Add the</w:t>
+      </w:r>
+      <w:r>
+        <w:t xml:space="preserve"> </w:t>
+      </w:r>
+      <w:r>
+        <w:rPr>
+          <w:rStyle w:val="VerbatimChar"/>
+        </w:rPr>
+        <w:t xml:space="preserve">cc_*</w:t>
+      </w:r>
+      <w:r>
+        <w:t xml:space="preserve"> </w:t>
+      </w:r>
+      <w:r>
+        <w:t xml:space="preserve">modules of section 4 to the</w:t>
+      </w:r>
+      <w:r>
+        <w:t xml:space="preserve"> </w:t>
+      </w:r>
+      <w:r>
+        <w:rPr>
+          <w:rStyle w:val="VerbatimChar"/>
+        </w:rPr>
+        <w:t xml:space="preserve">common_cells</w:t>
+      </w:r>
+      <w:r>
+        <w:t xml:space="preserve"> </w:t>
+      </w:r>
+      <w:r>
+        <w:t xml:space="preserve">copy, and vendor</w:t>
+      </w:r>
+      <w:r>
+        <w:t xml:space="preserve"> </w:t>
+      </w:r>
+      <w:r>
+        <w:rPr>
+          <w:rStyle w:val="VerbatimChar"/>
+        </w:rPr>
+        <w:t xml:space="preserve">apb</w:t>
+      </w:r>
+      <w:r>
+        <w:t xml:space="preserve">.</w:t>
       </w:r>
     </w:p>
     <w:p>
@@ -9216,7 +9654,7 @@
       <w:rPr>
         <w:szCs w:val="26"/>
       </w:rPr>
-      <w:t>V3.0</w:t>
+      <w:t>V3.1</w:t>
     </w:r>
     <w:r>
       <w:rPr>

--- a/doc/specs/docx/QNSC_DMA_MAS.docx
+++ b/doc/specs/docx/QNSC_DMA_MAS.docx
@@ -7600,7 +7600,7 @@
               <w:rPr>
                 <w:rStyle w:val="VerbatimChar"/>
               </w:rPr>
-              <w:t xml:space="preserve">STATUS[9]</w:t>
+              <w:t xml:space="preserve">STATUS[8]</w:t>
             </w:r>
           </w:p>
         </w:tc>

--- a/doc/specs/docx/QNSC_DMA_MAS.docx
+++ b/doc/specs/docx/QNSC_DMA_MAS.docx
@@ -15,7 +15,7 @@
         <w:pStyle w:val="Subtitle"/>
       </w:pPr>
       <w:r>
-        <w:t xml:space="preserve">MICRO-ARCHITECTURE SPECIFICATION – V3.0</w:t>
+        <w:t xml:space="preserve">MICRO-ARCHITECTURE SPECIFICATION – V3.1</w:t>
       </w:r>
     </w:p>
     <w:p>
@@ -460,6 +460,101 @@
           </w:p>
         </w:tc>
       </w:tr>
+      <w:tr>
+        <w:tc>
+          <w:tcPr/>
+          <w:p>
+            <w:pPr>
+              <w:pStyle w:val="Compact"/>
+              <w:jc w:val="left"/>
+            </w:pPr>
+            <w:r>
+              <w:t xml:space="preserve">V3.1</w:t>
+            </w:r>
+          </w:p>
+        </w:tc>
+        <w:tc>
+          <w:tcPr/>
+          <w:p>
+            <w:pPr>
+              <w:pStyle w:val="Compact"/>
+              <w:jc w:val="left"/>
+            </w:pPr>
+            <w:r>
+              <w:t xml:space="preserve">2026-09-28</w:t>
+            </w:r>
+          </w:p>
+        </w:tc>
+        <w:tc>
+          <w:tcPr/>
+          <w:p>
+            <w:pPr>
+              <w:pStyle w:val="Compact"/>
+              <w:jc w:val="left"/>
+            </w:pPr>
+            <w:r>
+              <w:t xml:space="preserve">Nghia VT (lead)</w:t>
+            </w:r>
+          </w:p>
+        </w:tc>
+        <w:tc>
+          <w:tcPr/>
+          <w:p>
+            <w:pPr>
+              <w:pStyle w:val="Compact"/>
+              <w:jc w:val="left"/>
+            </w:pPr>
+            <w:r>
+              <w:t xml:space="preserve">–</w:t>
+            </w:r>
+          </w:p>
+        </w:tc>
+        <w:tc>
+          <w:tcPr/>
+          <w:p>
+            <w:pPr>
+              <w:pStyle w:val="Compact"/>
+              <w:jc w:val="left"/>
+            </w:pPr>
+            <w:r>
+              <w:t xml:space="preserve">Section 4: the libraries iDMA needs (</w:t>
+            </w:r>
+            <w:r>
+              <w:rPr>
+                <w:rStyle w:val="VerbatimChar"/>
+              </w:rPr>
+              <w:t xml:space="preserve">common_cells</w:t>
+            </w:r>
+            <w:r>
+              <w:t xml:space="preserve">,</w:t>
+            </w:r>
+            <w:r>
+              <w:t xml:space="preserve"> </w:t>
+            </w:r>
+            <w:r>
+              <w:rPr>
+                <w:rStyle w:val="VerbatimChar"/>
+              </w:rPr>
+              <w:t xml:space="preserve">axi</w:t>
+            </w:r>
+            <w:r>
+              <w:t xml:space="preserve">,</w:t>
+            </w:r>
+            <w:r>
+              <w:t xml:space="preserve"> </w:t>
+            </w:r>
+            <w:r>
+              <w:rPr>
+                <w:rStyle w:val="VerbatimChar"/>
+              </w:rPr>
+              <w:t xml:space="preserve">apb</w:t>
+            </w:r>
+            <w:r>
+              <w:t xml:space="preserve">)</w:t>
+            </w:r>
+          </w:p>
+        </w:tc>
+      </w:tr>
     </w:tbl>
     <w:bookmarkEnd w:id="26"/>
     <w:bookmarkStart w:id="27" w:name="overview"/>
@@ -1593,6 +1688,294 @@
           </w:p>
         </w:tc>
       </w:tr>
+      <w:tr>
+        <w:tc>
+          <w:tcPr/>
+          <w:p>
+            <w:pPr>
+              <w:pStyle w:val="Compact"/>
+              <w:jc w:val="left"/>
+            </w:pPr>
+            <w:r>
+              <w:rPr>
+                <w:rStyle w:val="VerbatimChar"/>
+              </w:rPr>
+              <w:t xml:space="preserve">pulp-platform/common_cells</w:t>
+            </w:r>
+          </w:p>
+        </w:tc>
+        <w:tc>
+          <w:tcPr/>
+          <w:p>
+            <w:pPr>
+              <w:pStyle w:val="Compact"/>
+              <w:jc w:val="left"/>
+            </w:pPr>
+            <w:r>
+              <w:rPr>
+                <w:rStyle w:val="VerbatimChar"/>
+              </w:rPr>
+              <w:t xml:space="preserve">cc_stream_fifo_optimal_wrap</w:t>
+            </w:r>
+            <w:r>
+              <w:t xml:space="preserve">,</w:t>
+            </w:r>
+            <w:r>
+              <w:t xml:space="preserve"> </w:t>
+            </w:r>
+            <w:r>
+              <w:rPr>
+                <w:rStyle w:val="VerbatimChar"/>
+              </w:rPr>
+              <w:t xml:space="preserve">cc_passthrough_stream_fifo</w:t>
+            </w:r>
+            <w:r>
+              <w:t xml:space="preserve">,</w:t>
+            </w:r>
+            <w:r>
+              <w:t xml:space="preserve"> </w:t>
+            </w:r>
+            <w:r>
+              <w:rPr>
+                <w:rStyle w:val="VerbatimChar"/>
+              </w:rPr>
+              <w:t xml:space="preserve">cc_fall_through_register</w:t>
+            </w:r>
+            <w:r>
+              <w:t xml:space="preserve">,</w:t>
+            </w:r>
+            <w:r>
+              <w:t xml:space="preserve"> </w:t>
+            </w:r>
+            <w:r>
+              <w:rPr>
+                <w:rStyle w:val="VerbatimChar"/>
+              </w:rPr>
+              <w:t xml:space="preserve">cc_stream_fork</w:t>
+            </w:r>
+            <w:r>
+              <w:t xml:space="preserve">,</w:t>
+            </w:r>
+            <w:r>
+              <w:t xml:space="preserve"> </w:t>
+            </w:r>
+            <w:r>
+              <w:rPr>
+                <w:rStyle w:val="VerbatimChar"/>
+              </w:rPr>
+              <w:t xml:space="preserve">cc_stream_join</w:t>
+            </w:r>
+            <w:r>
+              <w:t xml:space="preserve">,</w:t>
+            </w:r>
+            <w:r>
+              <w:t xml:space="preserve"> </w:t>
+            </w:r>
+            <w:r>
+              <w:rPr>
+                <w:rStyle w:val="VerbatimChar"/>
+              </w:rPr>
+              <w:t xml:space="preserve">cc_popcount</w:t>
+            </w:r>
+            <w:r>
+              <w:t xml:space="preserve">,</w:t>
+            </w:r>
+            <w:r>
+              <w:t xml:space="preserve"> </w:t>
+            </w:r>
+            <w:r>
+              <w:rPr>
+                <w:rStyle w:val="VerbatimChar"/>
+              </w:rPr>
+              <w:t xml:space="preserve">cc_rr_arb_tree</w:t>
+            </w:r>
+            <w:r>
+              <w:t xml:space="preserve">;</w:t>
+            </w:r>
+            <w:r>
+              <w:t xml:space="preserve"> </w:t>
+            </w:r>
+            <w:r>
+              <w:rPr>
+                <w:rStyle w:val="VerbatimChar"/>
+              </w:rPr>
+              <w:t xml:space="preserve">registers.svh</w:t>
+            </w:r>
+          </w:p>
+        </w:tc>
+        <w:tc>
+          <w:tcPr/>
+          <w:p>
+            <w:pPr>
+              <w:pStyle w:val="Compact"/>
+              <w:jc w:val="left"/>
+            </w:pPr>
+            <w:r>
+              <w:rPr>
+                <w:rStyle w:val="VerbatimChar"/>
+              </w:rPr>
+              <w:t xml:space="preserve">db427693</w:t>
+            </w:r>
+            <w:r>
+              <w:t xml:space="preserve"> </w:t>
+            </w:r>
+            <w:r>
+              <w:t xml:space="preserve">(v2.0.0-beta.3+3), the copy</w:t>
+            </w:r>
+            <w:r>
+              <w:t xml:space="preserve"> </w:t>
+            </w:r>
+            <w:r>
+              <w:rPr>
+                <w:rStyle w:val="VerbatimChar"/>
+              </w:rPr>
+              <w:t xml:space="preserve">design/bus</w:t>
+            </w:r>
+            <w:r>
+              <w:t xml:space="preserve"> </w:t>
+            </w:r>
+            <w:r>
+              <w:t xml:space="preserve">uses; iDMA asks for 2.0.0-beta.3</w:t>
+            </w:r>
+          </w:p>
+        </w:tc>
+        <w:tc>
+          <w:tcPr/>
+          <w:p>
+            <w:pPr>
+              <w:pStyle w:val="Compact"/>
+              <w:jc w:val="left"/>
+            </w:pPr>
+            <w:r>
+              <w:t xml:space="preserve">SHL-0.51</w:t>
+            </w:r>
+          </w:p>
+        </w:tc>
+      </w:tr>
+      <w:tr>
+        <w:tc>
+          <w:tcPr/>
+          <w:p>
+            <w:pPr>
+              <w:pStyle w:val="Compact"/>
+              <w:jc w:val="left"/>
+            </w:pPr>
+            <w:r>
+              <w:rPr>
+                <w:rStyle w:val="VerbatimChar"/>
+              </w:rPr>
+              <w:t xml:space="preserve">pulp-platform/axi</w:t>
+            </w:r>
+          </w:p>
+        </w:tc>
+        <w:tc>
+          <w:tcPr/>
+          <w:p>
+            <w:pPr>
+              <w:pStyle w:val="Compact"/>
+              <w:jc w:val="left"/>
+            </w:pPr>
+            <w:r>
+              <w:rPr>
+                <w:rStyle w:val="VerbatimChar"/>
+              </w:rPr>
+              <w:t xml:space="preserve">axi/typedef.svh</w:t>
+            </w:r>
+          </w:p>
+        </w:tc>
+        <w:tc>
+          <w:tcPr/>
+          <w:p>
+            <w:pPr>
+              <w:pStyle w:val="Compact"/>
+              <w:jc w:val="left"/>
+            </w:pPr>
+            <w:r>
+              <w:rPr>
+                <w:rStyle w:val="VerbatimChar"/>
+              </w:rPr>
+              <w:t xml:space="preserve">70b8e54f</w:t>
+            </w:r>
+            <w:r>
+              <w:t xml:space="preserve">, vendored</w:t>
+            </w:r>
+          </w:p>
+        </w:tc>
+        <w:tc>
+          <w:tcPr/>
+          <w:p>
+            <w:pPr>
+              <w:pStyle w:val="Compact"/>
+              <w:jc w:val="left"/>
+            </w:pPr>
+            <w:r>
+              <w:t xml:space="preserve">SHL-0.51</w:t>
+            </w:r>
+          </w:p>
+        </w:tc>
+      </w:tr>
+      <w:tr>
+        <w:tc>
+          <w:tcPr/>
+          <w:p>
+            <w:pPr>
+              <w:pStyle w:val="Compact"/>
+              <w:jc w:val="left"/>
+            </w:pPr>
+            <w:r>
+              <w:rPr>
+                <w:rStyle w:val="VerbatimChar"/>
+              </w:rPr>
+              <w:t xml:space="preserve">pulp-platform/apb</w:t>
+            </w:r>
+          </w:p>
+        </w:tc>
+        <w:tc>
+          <w:tcPr/>
+          <w:p>
+            <w:pPr>
+              <w:pStyle w:val="Compact"/>
+              <w:jc w:val="left"/>
+            </w:pPr>
+            <w:r>
+              <w:rPr>
+                <w:rStyle w:val="VerbatimChar"/>
+              </w:rPr>
+              <w:t xml:space="preserve">apb/typedef.svh</w:t>
+            </w:r>
+          </w:p>
+        </w:tc>
+        <w:tc>
+          <w:tcPr/>
+          <w:p>
+            <w:pPr>
+              <w:pStyle w:val="Compact"/>
+              <w:jc w:val="left"/>
+            </w:pPr>
+            <w:r>
+              <w:rPr>
+                <w:rStyle w:val="VerbatimChar"/>
+              </w:rPr>
+              <w:t xml:space="preserve">6ae8bf8d</w:t>
+            </w:r>
+            <w:r>
+              <w:t xml:space="preserve">, as iDMA pins</w:t>
+            </w:r>
+          </w:p>
+        </w:tc>
+        <w:tc>
+          <w:tcPr/>
+          <w:p>
+            <w:pPr>
+              <w:pStyle w:val="Compact"/>
+              <w:jc w:val="left"/>
+            </w:pPr>
+            <w:r>
+              <w:t xml:space="preserve">SHL-0.51</w:t>
+            </w:r>
+          </w:p>
+        </w:tc>
+      </w:tr>
     </w:tbl>
     <w:p>
       <w:pPr>
@@ -7217,7 +7600,7 @@
               <w:rPr>
                 <w:rStyle w:val="VerbatimChar"/>
               </w:rPr>
-              <w:t xml:space="preserve">STATUS[9]</w:t>
+              <w:t xml:space="preserve">STATUS[8]</w:t>
             </w:r>
           </w:p>
         </w:tc>
@@ -8029,6 +8412,61 @@
       </w:pPr>
       <w:r>
         <w:t xml:space="preserve">Generate the files of 7.6 and commit them with the commands.</w:t>
+      </w:r>
+    </w:p>
+    <w:p>
+      <w:pPr>
+        <w:pStyle w:val="Compact"/>
+        <w:numPr>
+          <w:ilvl w:val="0"/>
+          <w:numId w:val="1009"/>
+        </w:numPr>
+        <w:jc w:val="left"/>
+      </w:pPr>
+      <w:r>
+        <w:t xml:space="preserve">Add the</w:t>
+      </w:r>
+      <w:r>
+        <w:t xml:space="preserve"> </w:t>
+      </w:r>
+      <w:r>
+        <w:rPr>
+          <w:rStyle w:val="VerbatimChar"/>
+        </w:rPr>
+        <w:t xml:space="preserve">cc_*</w:t>
+      </w:r>
+      <w:r>
+        <w:t xml:space="preserve"> </w:t>
+      </w:r>
+      <w:r>
+        <w:t xml:space="preserve">modules of section 4 to the</w:t>
+      </w:r>
+      <w:r>
+        <w:t xml:space="preserve"> </w:t>
+      </w:r>
+      <w:r>
+        <w:rPr>
+          <w:rStyle w:val="VerbatimChar"/>
+        </w:rPr>
+        <w:t xml:space="preserve">common_cells</w:t>
+      </w:r>
+      <w:r>
+        <w:t xml:space="preserve"> </w:t>
+      </w:r>
+      <w:r>
+        <w:t xml:space="preserve">copy, and vendor</w:t>
+      </w:r>
+      <w:r>
+        <w:t xml:space="preserve"> </w:t>
+      </w:r>
+      <w:r>
+        <w:rPr>
+          <w:rStyle w:val="VerbatimChar"/>
+        </w:rPr>
+        <w:t xml:space="preserve">apb</w:t>
+      </w:r>
+      <w:r>
+        <w:t xml:space="preserve">.</w:t>
       </w:r>
     </w:p>
     <w:p>
@@ -9216,7 +9654,7 @@
       <w:rPr>
         <w:szCs w:val="26"/>
       </w:rPr>
-      <w:t>V3.0</w:t>
+      <w:t>V3.1</w:t>
     </w:r>
     <w:r>
       <w:rPr>

--- a/doc/specs/docx/QNSC_DMA_MAS.docx
+++ b/doc/specs/docx/QNSC_DMA_MAS.docx
@@ -15,7 +15,7 @@
         <w:pStyle w:val="Subtitle"/>
       </w:pPr>
       <w:r>
-        <w:t xml:space="preserve">MICRO-ARCHITECTURE SPECIFICATION – V3.1</w:t>
+        <w:t xml:space="preserve">MICRO-ARCHITECTURE SPECIFICATION – V3.2</w:t>
       </w:r>
     </w:p>
     <w:p>
@@ -153,6 +153,16 @@
             <w:jc w:val="left"/>
           </w:pPr>
           <w:r>
+            <w:t xml:space="preserve">Table 7-2. Generated files</w:t>
+          </w:r>
+        </w:p>
+        <w:p>
+          <w:pPr>
+            <w:pStyle w:val="TOC1"/>
+            <w:ind w:left="180"/>
+            <w:jc w:val="left"/>
+          </w:pPr>
+          <w:r>
             <w:t xml:space="preserve">Table 9-1. Functions this block does not provide</w:t>
           </w:r>
         </w:p>
@@ -555,6 +565,221 @@
           </w:p>
         </w:tc>
       </w:tr>
+      <w:tr>
+        <w:tc>
+          <w:tcPr/>
+          <w:p>
+            <w:pPr>
+              <w:pStyle w:val="Compact"/>
+              <w:jc w:val="left"/>
+            </w:pPr>
+            <w:r>
+              <w:t xml:space="preserve">V3.2</w:t>
+            </w:r>
+          </w:p>
+        </w:tc>
+        <w:tc>
+          <w:tcPr/>
+          <w:p>
+            <w:pPr>
+              <w:pStyle w:val="Compact"/>
+              <w:jc w:val="left"/>
+            </w:pPr>
+            <w:r>
+              <w:t xml:space="preserve">2026-09-29</w:t>
+            </w:r>
+          </w:p>
+        </w:tc>
+        <w:tc>
+          <w:tcPr/>
+          <w:p>
+            <w:pPr>
+              <w:pStyle w:val="Compact"/>
+              <w:jc w:val="left"/>
+            </w:pPr>
+            <w:r>
+              <w:t xml:space="preserve">Nghia VT (lead)</w:t>
+            </w:r>
+          </w:p>
+        </w:tc>
+        <w:tc>
+          <w:tcPr/>
+          <w:p>
+            <w:pPr>
+              <w:pStyle w:val="Compact"/>
+              <w:jc w:val="left"/>
+            </w:pPr>
+            <w:r>
+              <w:t xml:space="preserve">Ong Bao Vinh</w:t>
+            </w:r>
+          </w:p>
+        </w:tc>
+        <w:tc>
+          <w:tcPr/>
+          <w:p>
+            <w:pPr>
+              <w:pStyle w:val="Compact"/>
+              <w:jc w:val="left"/>
+            </w:pPr>
+            <w:r>
+              <w:t xml:space="preserve">From Vinh’s review:</w:t>
+            </w:r>
+            <w:r>
+              <w:t xml:space="preserve"> </w:t>
+            </w:r>
+            <w:r>
+              <w:rPr>
+                <w:rStyle w:val="VerbatimChar"/>
+              </w:rPr>
+              <w:t xml:space="preserve">DST_STRIDE</w:t>
+            </w:r>
+            <w:r>
+              <w:t xml:space="preserve">/</w:t>
+            </w:r>
+            <w:r>
+              <w:rPr>
+                <w:rStyle w:val="VerbatimChar"/>
+              </w:rPr>
+              <w:t xml:space="preserve">SRC_STRIDE</w:t>
+            </w:r>
+            <w:r>
+              <w:t xml:space="preserve">/</w:t>
+            </w:r>
+            <w:r>
+              <w:rPr>
+                <w:rStyle w:val="VerbatimChar"/>
+              </w:rPr>
+              <w:t xml:space="preserve">REPS</w:t>
+            </w:r>
+            <w:r>
+              <w:t xml:space="preserve">/</w:t>
+            </w:r>
+            <w:r>
+              <w:rPr>
+                <w:rStyle w:val="VerbatimChar"/>
+              </w:rPr>
+              <w:t xml:space="preserve">COMPUTE_CFG</w:t>
+            </w:r>
+            <w:r>
+              <w:t xml:space="preserve"> </w:t>
+            </w:r>
+            <w:r>
+              <w:t xml:space="preserve">at</w:t>
+            </w:r>
+            <w:r>
+              <w:t xml:space="preserve"> </w:t>
+            </w:r>
+            <w:r>
+              <w:rPr>
+                <w:rStyle w:val="VerbatimChar"/>
+              </w:rPr>
+              <w:t xml:space="preserve">0xE0</w:t>
+            </w:r>
+            <w:r>
+              <w:t xml:space="preserve">–</w:t>
+            </w:r>
+            <w:r>
+              <w:rPr>
+                <w:rStyle w:val="VerbatimChar"/>
+              </w:rPr>
+              <w:t xml:space="preserve">0xEC</w:t>
+            </w:r>
+            <w:r>
+              <w:t xml:space="preserve">,</w:t>
+            </w:r>
+            <w:r>
+              <w:t xml:space="preserve"> </w:t>
+            </w:r>
+            <w:r>
+              <w:rPr>
+                <w:rStyle w:val="VerbatimChar"/>
+              </w:rPr>
+              <w:t xml:space="preserve">0xDC</w:t>
+            </w:r>
+            <w:r>
+              <w:t xml:space="preserve"> </w:t>
+            </w:r>
+            <w:r>
+              <w:t xml:space="preserve">empty (6);</w:t>
+            </w:r>
+            <w:r>
+              <w:t xml:space="preserve"> </w:t>
+            </w:r>
+            <w:r>
+              <w:rPr>
+                <w:rStyle w:val="VerbatimChar"/>
+              </w:rPr>
+              <w:t xml:space="preserve">NEXT_ID</w:t>
+            </w:r>
+            <w:r>
+              <w:t xml:space="preserve"> </w:t>
+            </w:r>
+            <w:r>
+              <w:t xml:space="preserve">= 2 and</w:t>
+            </w:r>
+            <w:r>
+              <w:t xml:space="preserve"> </w:t>
+            </w:r>
+            <w:r>
+              <w:rPr>
+                <w:rStyle w:val="VerbatimChar"/>
+              </w:rPr>
+              <w:t xml:space="preserve">DONE_ID</w:t>
+            </w:r>
+            <w:r>
+              <w:t xml:space="preserve"> </w:t>
+            </w:r>
+            <w:r>
+              <w:t xml:space="preserve">= 1 after reset; job IDs retired by the midend, not the backend (3); idle before the last write response (7.4);</w:t>
+            </w:r>
+            <w:r>
+              <w:t xml:space="preserve"> </w:t>
+            </w:r>
+            <w:r>
+              <w:rPr>
+                <w:rStyle w:val="VerbatimChar"/>
+              </w:rPr>
+              <w:t xml:space="preserve">LENGTH</w:t>
+            </w:r>
+            <w:r>
+              <w:t xml:space="preserve"> </w:t>
+            </w:r>
+            <w:r>
+              <w:t xml:space="preserve">= 0 and</w:t>
+            </w:r>
+            <w:r>
+              <w:t xml:space="preserve"> </w:t>
+            </w:r>
+            <w:r>
+              <w:rPr>
+                <w:rStyle w:val="VerbatimChar"/>
+              </w:rPr>
+              <w:t xml:space="preserve">REPS</w:t>
+            </w:r>
+            <w:r>
+              <w:t xml:space="preserve"> </w:t>
+            </w:r>
+            <w:r>
+              <w:t xml:space="preserve">= 0 (7.5); files and libraries (4, 7.6);</w:t>
+            </w:r>
+            <w:r>
+              <w:t xml:space="preserve"> </w:t>
+            </w:r>
+            <w:r>
+              <w:rPr>
+                <w:rStyle w:val="VerbatimChar"/>
+              </w:rPr>
+              <w:t xml:space="preserve">BufferDepth</w:t>
+            </w:r>
+            <w:r>
+              <w:t xml:space="preserve"> </w:t>
+            </w:r>
+            <w:r>
+              <w:t xml:space="preserve">3; error-handler tie-off (10); tests 010–013</w:t>
+            </w:r>
+          </w:p>
+        </w:tc>
+      </w:tr>
     </w:tbl>
     <w:bookmarkEnd w:id="26"/>
     <w:bookmarkStart w:id="27" w:name="overview"/>
@@ -1177,16 +1402,52 @@
               <w:t xml:space="preserve">NEXT_ID</w:t>
             </w:r>
             <w:r>
-              <w:t xml:space="preserve">; counts completed jobs into</w:t>
-            </w:r>
-            <w:r>
-              <w:t xml:space="preserve"> </w:t>
-            </w:r>
-            <w:r>
-              <w:rPr>
-                <w:rStyle w:val="VerbatimChar"/>
-              </w:rPr>
-              <w:t xml:space="preserve">DONE_ID</w:t>
+              <w:t xml:space="preserve"> </w:t>
+            </w:r>
+            <w:r>
+              <w:t xml:space="preserve">(first ID 2);</w:t>
+            </w:r>
+            <w:r>
+              <w:t xml:space="preserve"> </w:t>
+            </w:r>
+            <w:r>
+              <w:rPr>
+                <w:rStyle w:val="VerbatimChar"/>
+              </w:rPr>
+              <w:t xml:space="preserve">issue</w:t>
+            </w:r>
+            <w:r>
+              <w:t xml:space="preserve"> </w:t>
+            </w:r>
+            <w:r>
+              <w:t xml:space="preserve">= frontend request handshake,</w:t>
+            </w:r>
+            <w:r>
+              <w:t xml:space="preserve"> </w:t>
+            </w:r>
+            <w:r>
+              <w:rPr>
+                <w:rStyle w:val="VerbatimChar"/>
+              </w:rPr>
+              <w:t xml:space="preserve">retire</w:t>
+            </w:r>
+            <w:r>
+              <w:t xml:space="preserve"> </w:t>
+            </w:r>
+            <w:r>
+              <w:t xml:space="preserve">= midend</w:t>
+            </w:r>
+            <w:r>
+              <w:t xml:space="preserve"> </w:t>
+            </w:r>
+            <w:r>
+              <w:rPr>
+                <w:rStyle w:val="VerbatimChar"/>
+              </w:rPr>
+              <w:t xml:space="preserve">nd_rsp_valid</w:t>
+            </w:r>
+            <w:r>
+              <w:t xml:space="preserve">, once per job</w:t>
             </w:r>
           </w:p>
         </w:tc>
@@ -1254,7 +1515,7 @@
               <w:t xml:space="preserve"> </w:t>
             </w:r>
             <w:r>
-              <w:t xml:space="preserve">1D transfers</w:t>
+              <w:t xml:space="preserve">1D transfers; one response per job</w:t>
             </w:r>
           </w:p>
         </w:tc>
@@ -1443,7 +1704,7 @@
               <w:t xml:space="preserve"> </w:t>
             </w:r>
             <w:r>
-              <w:t xml:space="preserve">= no unit busy</w:t>
+              <w:t xml:space="preserve">= neither the midend nor a backend unit busy</w:t>
             </w:r>
           </w:p>
         </w:tc>
@@ -1605,7 +1866,7 @@
               <w:rPr>
                 <w:rStyle w:val="VerbatimChar"/>
               </w:rPr>
-              <w:t xml:space="preserve">idma_reg.sv.tpl</w:t>
+              <w:t xml:space="preserve">idma_pkg</w:t>
             </w:r>
             <w:r>
               <w:t xml:space="preserve">,</w:t>
@@ -1617,13 +1878,22 @@
               <w:rPr>
                 <w:rStyle w:val="VerbatimChar"/>
               </w:rPr>
-              <w:t xml:space="preserve">idma_reg.rdl</w:t>
-            </w:r>
-            <w:r>
-              <w:t xml:space="preserve"> </w:t>
-            </w:r>
-            <w:r>
-              <w:t xml:space="preserve">(frontend),</w:t>
+              <w:t xml:space="preserve">include/idma/typedef.svh</w:t>
+            </w:r>
+            <w:r>
+              <w:t xml:space="preserve">,</w:t>
+            </w:r>
+            <w:r>
+              <w:t xml:space="preserve"> </w:t>
+            </w:r>
+            <w:r>
+              <w:rPr>
+                <w:rStyle w:val="VerbatimChar"/>
+              </w:rPr>
+              <w:t xml:space="preserve">guard.svh</w:t>
+            </w:r>
+            <w:r>
+              <w:t xml:space="preserve">;</w:t>
             </w:r>
             <w:r>
               <w:t xml:space="preserve"> </w:t>
@@ -1635,6 +1905,45 @@
               <w:t xml:space="preserve">idma_nd_midend</w:t>
             </w:r>
             <w:r>
+              <w:t xml:space="preserve"> </w:t>
+            </w:r>
+            <w:r>
+              <w:t xml:space="preserve">(with</w:t>
+            </w:r>
+            <w:r>
+              <w:t xml:space="preserve"> </w:t>
+            </w:r>
+            <w:r>
+              <w:rPr>
+                <w:rStyle w:val="VerbatimChar"/>
+              </w:rPr>
+              <w:t xml:space="preserve">idma_nd_counter</w:t>
+            </w:r>
+            <w:r>
+              <w:t xml:space="preserve">),</w:t>
+            </w:r>
+            <w:r>
+              <w:t xml:space="preserve"> </w:t>
+            </w:r>
+            <w:r>
+              <w:rPr>
+                <w:rStyle w:val="VerbatimChar"/>
+              </w:rPr>
+              <w:t xml:space="preserve">idma_transfer_id_gen</w:t>
+            </w:r>
+            <w:r>
+              <w:t xml:space="preserve">; backend leaves</w:t>
+            </w:r>
+            <w:r>
+              <w:t xml:space="preserve"> </w:t>
+            </w:r>
+            <w:r>
+              <w:rPr>
+                <w:rStyle w:val="VerbatimChar"/>
+              </w:rPr>
+              <w:t xml:space="preserve">idma_axi_read</w:t>
+            </w:r>
+            <w:r>
               <w:t xml:space="preserve">,</w:t>
             </w:r>
             <w:r>
@@ -1644,19 +1953,46 @@
               <w:rPr>
                 <w:rStyle w:val="VerbatimChar"/>
               </w:rPr>
-              <w:t xml:space="preserve">idma_transfer_id_gen</w:t>
-            </w:r>
-            <w:r>
-              <w:t xml:space="preserve">, backend templates,</w:t>
-            </w:r>
-            <w:r>
-              <w:t xml:space="preserve"> </w:t>
-            </w:r>
-            <w:r>
-              <w:rPr>
-                <w:rStyle w:val="VerbatimChar"/>
-              </w:rPr>
-              <w:t xml:space="preserve">idma_pkg</w:t>
+              <w:t xml:space="preserve">idma_axi_write</w:t>
+            </w:r>
+            <w:r>
+              <w:t xml:space="preserve">,</w:t>
+            </w:r>
+            <w:r>
+              <w:t xml:space="preserve"> </w:t>
+            </w:r>
+            <w:r>
+              <w:rPr>
+                <w:rStyle w:val="VerbatimChar"/>
+              </w:rPr>
+              <w:t xml:space="preserve">idma_dataflow_element</w:t>
+            </w:r>
+            <w:r>
+              <w:t xml:space="preserve">,</w:t>
+            </w:r>
+            <w:r>
+              <w:t xml:space="preserve"> </w:t>
+            </w:r>
+            <w:r>
+              <w:rPr>
+                <w:rStyle w:val="VerbatimChar"/>
+              </w:rPr>
+              <w:t xml:space="preserve">idma_channel_coupler</w:t>
+            </w:r>
+            <w:r>
+              <w:t xml:space="preserve">,</w:t>
+            </w:r>
+            <w:r>
+              <w:t xml:space="preserve"> </w:t>
+            </w:r>
+            <w:r>
+              <w:rPr>
+                <w:rStyle w:val="VerbatimChar"/>
+              </w:rPr>
+              <w:t xml:space="preserve">idma_legalizer_page_splitter</w:t>
+            </w:r>
+            <w:r>
+              <w:t xml:space="preserve">; the generated files of 7.6</w:t>
             </w:r>
           </w:p>
         </w:tc>
@@ -1715,9 +2051,36 @@
               <w:rPr>
                 <w:rStyle w:val="VerbatimChar"/>
               </w:rPr>
+              <w:t xml:space="preserve">cc_pkg</w:t>
+            </w:r>
+            <w:r>
+              <w:t xml:space="preserve">;</w:t>
+            </w:r>
+            <w:r>
+              <w:t xml:space="preserve"> </w:t>
+            </w:r>
+            <w:r>
+              <w:rPr>
+                <w:rStyle w:val="VerbatimChar"/>
+              </w:rPr>
               <w:t xml:space="preserve">cc_stream_fifo_optimal_wrap</w:t>
             </w:r>
             <w:r>
+              <w:t xml:space="preserve"> </w:t>
+            </w:r>
+            <w:r>
+              <w:t xml:space="preserve">(with</w:t>
+            </w:r>
+            <w:r>
+              <w:t xml:space="preserve"> </w:t>
+            </w:r>
+            <w:r>
+              <w:rPr>
+                <w:rStyle w:val="VerbatimChar"/>
+              </w:rPr>
+              <w:t xml:space="preserve">cc_stream_fifo</w:t>
+            </w:r>
+            <w:r>
               <w:t xml:space="preserve">,</w:t>
             </w:r>
             <w:r>
@@ -1727,6 +2090,30 @@
               <w:rPr>
                 <w:rStyle w:val="VerbatimChar"/>
               </w:rPr>
+              <w:t xml:space="preserve">cc_fifo</w:t>
+            </w:r>
+            <w:r>
+              <w:t xml:space="preserve">,</w:t>
+            </w:r>
+            <w:r>
+              <w:t xml:space="preserve"> </w:t>
+            </w:r>
+            <w:r>
+              <w:rPr>
+                <w:rStyle w:val="VerbatimChar"/>
+              </w:rPr>
+              <w:t xml:space="preserve">cc_spill_register_flushable</w:t>
+            </w:r>
+            <w:r>
+              <w:t xml:space="preserve">),</w:t>
+            </w:r>
+            <w:r>
+              <w:t xml:space="preserve"> </w:t>
+            </w:r>
+            <w:r>
+              <w:rPr>
+                <w:rStyle w:val="VerbatimChar"/>
+              </w:rPr>
               <w:t xml:space="preserve">cc_passthrough_stream_fifo</w:t>
             </w:r>
             <w:r>
@@ -1751,6 +2138,45 @@
               <w:rPr>
                 <w:rStyle w:val="VerbatimChar"/>
               </w:rPr>
+              <w:t xml:space="preserve">cc_rr_arb_tree</w:t>
+            </w:r>
+            <w:r>
+              <w:t xml:space="preserve"> </w:t>
+            </w:r>
+            <w:r>
+              <w:t xml:space="preserve">(with</w:t>
+            </w:r>
+            <w:r>
+              <w:t xml:space="preserve"> </w:t>
+            </w:r>
+            <w:r>
+              <w:rPr>
+                <w:rStyle w:val="VerbatimChar"/>
+              </w:rPr>
+              <w:t xml:space="preserve">cc_lzc</w:t>
+            </w:r>
+            <w:r>
+              <w:t xml:space="preserve">),</w:t>
+            </w:r>
+            <w:r>
+              <w:t xml:space="preserve"> </w:t>
+            </w:r>
+            <w:r>
+              <w:rPr>
+                <w:rStyle w:val="VerbatimChar"/>
+              </w:rPr>
+              <w:t xml:space="preserve">cc_popcount</w:t>
+            </w:r>
+            <w:r>
+              <w:t xml:space="preserve">,</w:t>
+            </w:r>
+            <w:r>
+              <w:t xml:space="preserve"> </w:t>
+            </w:r>
+            <w:r>
+              <w:rPr>
+                <w:rStyle w:val="VerbatimChar"/>
+              </w:rPr>
               <w:t xml:space="preserve">cc_stream_fork</w:t>
             </w:r>
             <w:r>
@@ -1766,6 +2192,18 @@
               <w:t xml:space="preserve">cc_stream_join</w:t>
             </w:r>
             <w:r>
+              <w:t xml:space="preserve">;</w:t>
+            </w:r>
+            <w:r>
+              <w:t xml:space="preserve"> </w:t>
+            </w:r>
+            <w:r>
+              <w:rPr>
+                <w:rStyle w:val="VerbatimChar"/>
+              </w:rPr>
+              <w:t xml:space="preserve">registers.svh</w:t>
+            </w:r>
+            <w:r>
               <w:t xml:space="preserve">,</w:t>
             </w:r>
             <w:r>
@@ -1775,31 +2213,7 @@
               <w:rPr>
                 <w:rStyle w:val="VerbatimChar"/>
               </w:rPr>
-              <w:t xml:space="preserve">cc_popcount</w:t>
-            </w:r>
-            <w:r>
-              <w:t xml:space="preserve">,</w:t>
-            </w:r>
-            <w:r>
-              <w:t xml:space="preserve"> </w:t>
-            </w:r>
-            <w:r>
-              <w:rPr>
-                <w:rStyle w:val="VerbatimChar"/>
-              </w:rPr>
-              <w:t xml:space="preserve">cc_rr_arb_tree</w:t>
-            </w:r>
-            <w:r>
-              <w:t xml:space="preserve">;</w:t>
-            </w:r>
-            <w:r>
-              <w:t xml:space="preserve"> </w:t>
-            </w:r>
-            <w:r>
-              <w:rPr>
-                <w:rStyle w:val="VerbatimChar"/>
-              </w:rPr>
-              <w:t xml:space="preserve">registers.svh</w:t>
+              <w:t xml:space="preserve">assertions.svh</w:t>
             </w:r>
           </w:p>
         </w:tc>
@@ -1879,6 +2293,18 @@
               <w:rPr>
                 <w:rStyle w:val="VerbatimChar"/>
               </w:rPr>
+              <w:t xml:space="preserve">axi_pkg</w:t>
+            </w:r>
+            <w:r>
+              <w:t xml:space="preserve">,</w:t>
+            </w:r>
+            <w:r>
+              <w:t xml:space="preserve"> </w:t>
+            </w:r>
+            <w:r>
+              <w:rPr>
+                <w:rStyle w:val="VerbatimChar"/>
+              </w:rPr>
               <w:t xml:space="preserve">axi/typedef.svh</w:t>
             </w:r>
           </w:p>
@@ -1941,6 +2367,18 @@
               <w:rPr>
                 <w:rStyle w:val="VerbatimChar"/>
               </w:rPr>
+              <w:t xml:space="preserve">apb_pkg</w:t>
+            </w:r>
+            <w:r>
+              <w:t xml:space="preserve">,</w:t>
+            </w:r>
+            <w:r>
+              <w:t xml:space="preserve"> </w:t>
+            </w:r>
+            <w:r>
+              <w:rPr>
+                <w:rStyle w:val="VerbatimChar"/>
+              </w:rPr>
               <w:t xml:space="preserve">apb/typedef.svh</w:t>
             </w:r>
           </w:p>
@@ -1977,6 +2415,59 @@
         </w:tc>
       </w:tr>
     </w:tbl>
+    <w:p>
+      <w:pPr>
+        <w:pStyle w:val="BodyText"/>
+      </w:pPr>
+      <w:r>
+        <w:t xml:space="preserve">The filelist is checked by</w:t>
+      </w:r>
+      <w:r>
+        <w:t xml:space="preserve"> </w:t>
+      </w:r>
+      <w:r>
+        <w:rPr>
+          <w:rStyle w:val="VerbatimChar"/>
+        </w:rPr>
+        <w:t xml:space="preserve">make lint</w:t>
+      </w:r>
+      <w:r>
+        <w:t xml:space="preserve"> </w:t>
+      </w:r>
+      <w:r>
+        <w:t xml:space="preserve">and</w:t>
+      </w:r>
+      <w:r>
+        <w:t xml:space="preserve"> </w:t>
+      </w:r>
+      <w:r>
+        <w:rPr>
+          <w:rStyle w:val="VerbatimChar"/>
+        </w:rPr>
+        <w:t xml:space="preserve">make vcs</w:t>
+      </w:r>
+      <w:r>
+        <w:t xml:space="preserve"> </w:t>
+      </w:r>
+      <w:r>
+        <w:t xml:space="preserve">once the wrapper exists: a module a tool reports missing is added, and nothing else.</w:t>
+      </w:r>
+      <w:r>
+        <w:t xml:space="preserve"> </w:t>
+      </w:r>
+      <w:r>
+        <w:rPr>
+          <w:rStyle w:val="VerbatimChar"/>
+        </w:rPr>
+        <w:t xml:space="preserve">idma_error_handler</w:t>
+      </w:r>
+      <w:r>
+        <w:t xml:space="preserve"> </w:t>
+      </w:r>
+      <w:r>
+        <w:t xml:space="preserve">and the on-the-fly compute modules sit only in generate branches this configuration does not elaborate.</w:t>
+      </w:r>
+    </w:p>
     <w:p>
       <w:pPr>
         <w:pStyle w:val="BodyText"/>
@@ -2122,6 +2613,168 @@
           <w:rStyle w:val="VerbatimChar"/>
         </w:rPr>
         <w:t xml:space="preserve">launch_pending_q</w:t>
+      </w:r>
+      <w:r>
+        <w:t xml:space="preserve">).</w:t>
+      </w:r>
+    </w:p>
+    <w:p>
+      <w:pPr>
+        <w:pStyle w:val="Compact"/>
+        <w:numPr>
+          <w:ilvl w:val="0"/>
+          <w:numId w:val="1002"/>
+        </w:numPr>
+        <w:jc w:val="left"/>
+      </w:pPr>
+      <w:r>
+        <w:rPr>
+          <w:rStyle w:val="VerbatimChar"/>
+        </w:rPr>
+        <w:t xml:space="preserve">NEXT_ID</w:t>
+      </w:r>
+      <w:r>
+        <w:t xml:space="preserve"> </w:t>
+      </w:r>
+      <w:r>
+        <w:t xml:space="preserve">and</w:t>
+      </w:r>
+      <w:r>
+        <w:t xml:space="preserve"> </w:t>
+      </w:r>
+      <w:r>
+        <w:rPr>
+          <w:rStyle w:val="VerbatimChar"/>
+        </w:rPr>
+        <w:t xml:space="preserve">DONE_ID</w:t>
+      </w:r>
+      <w:r>
+        <w:t xml:space="preserve"> </w:t>
+      </w:r>
+      <w:r>
+        <w:t xml:space="preserve">are not stored: they read the ID generator, which resets</w:t>
+      </w:r>
+      <w:r>
+        <w:t xml:space="preserve"> </w:t>
+      </w:r>
+      <w:r>
+        <w:t xml:space="preserve">to 2 and 1 (</w:t>
+      </w:r>
+      <w:r>
+        <w:rPr>
+          <w:rStyle w:val="VerbatimChar"/>
+        </w:rPr>
+        <w:t xml:space="preserve">idma_transfer_id_gen.sv</w:t>
+      </w:r>
+      <w:r>
+        <w:t xml:space="preserve">).</w:t>
+      </w:r>
+    </w:p>
+    <w:p>
+      <w:pPr>
+        <w:pStyle w:val="Compact"/>
+        <w:numPr>
+          <w:ilvl w:val="0"/>
+          <w:numId w:val="1002"/>
+        </w:numPr>
+        <w:jc w:val="left"/>
+      </w:pPr>
+      <w:r>
+        <w:t xml:space="preserve">The midend answers once per job (</w:t>
+      </w:r>
+      <w:r>
+        <w:rPr>
+          <w:rStyle w:val="VerbatimChar"/>
+        </w:rPr>
+        <w:t xml:space="preserve">nd_rsp_valid</w:t>
+      </w:r>
+      <w:r>
+        <w:t xml:space="preserve"> </w:t>
+      </w:r>
+      <w:r>
+        <w:t xml:space="preserve">= response valid AND</w:t>
+      </w:r>
+      <w:r>
+        <w:t xml:space="preserve"> </w:t>
+      </w:r>
+      <w:r>
+        <w:rPr>
+          <w:rStyle w:val="VerbatimChar"/>
+        </w:rPr>
+        <w:t xml:space="preserve">last</w:t>
+      </w:r>
+      <w:r>
+        <w:t xml:space="preserve">); the</w:t>
+      </w:r>
+      <w:r>
+        <w:t xml:space="preserve"> </w:t>
+      </w:r>
+      <w:r>
+        <w:t xml:space="preserve">upstream reference frontend retires IDs on it (</w:t>
+      </w:r>
+      <w:r>
+        <w:rPr>
+          <w:rStyle w:val="VerbatimChar"/>
+        </w:rPr>
+        <w:t xml:space="preserve">idma_inst64_top.sv</w:t>
+      </w:r>
+      <w:r>
+        <w:t xml:space="preserve">).</w:t>
+      </w:r>
+    </w:p>
+    <w:p>
+      <w:pPr>
+        <w:pStyle w:val="Compact"/>
+        <w:numPr>
+          <w:ilvl w:val="0"/>
+          <w:numId w:val="1002"/>
+        </w:numPr>
+        <w:jc w:val="left"/>
+      </w:pPr>
+      <w:r>
+        <w:t xml:space="preserve">A write of</w:t>
+      </w:r>
+      <w:r>
+        <w:t xml:space="preserve"> </w:t>
+      </w:r>
+      <w:r>
+        <w:rPr>
+          <w:rStyle w:val="VerbatimChar"/>
+        </w:rPr>
+        <w:t xml:space="preserve">COMPUTE_CFG.compute_enable</w:t>
+      </w:r>
+      <w:r>
+        <w:t xml:space="preserve"> </w:t>
+      </w:r>
+      <w:r>
+        <w:t xml:space="preserve">= 1 reaches the legalizer and forces</w:t>
+      </w:r>
+      <w:r>
+        <w:t xml:space="preserve"> </w:t>
+      </w:r>
+      <w:r>
+        <w:t xml:space="preserve">decoupled reads and writes even with</w:t>
+      </w:r>
+      <w:r>
+        <w:t xml:space="preserve"> </w:t>
+      </w:r>
+      <w:r>
+        <w:rPr>
+          <w:rStyle w:val="VerbatimChar"/>
+        </w:rPr>
+        <w:t xml:space="preserve">EnableCompute</w:t>
+      </w:r>
+      <w:r>
+        <w:t xml:space="preserve"> </w:t>
+      </w:r>
+      <w:r>
+        <w:t xml:space="preserve">= 0 (</w:t>
+      </w:r>
+      <w:r>
+        <w:rPr>
+          <w:rStyle w:val="VerbatimChar"/>
+        </w:rPr>
+        <w:t xml:space="preserve">idma_legalizer.sv.tpl</w:t>
       </w:r>
       <w:r>
         <w:t xml:space="preserve">).</w:t>
@@ -3262,19 +3915,28 @@
               <w:jc w:val="left"/>
             </w:pPr>
             <w:r>
-              <w:t xml:space="preserve">2, 2</w:t>
-            </w:r>
-          </w:p>
-        </w:tc>
-        <w:tc>
-          <w:tcPr/>
-          <w:p>
-            <w:pPr>
-              <w:pStyle w:val="Compact"/>
-              <w:jc w:val="left"/>
-            </w:pPr>
-            <w:r>
-              <w:t xml:space="preserve">Backend template defaults</w:t>
+              <w:t xml:space="preserve">3, 3</w:t>
+            </w:r>
+          </w:p>
+        </w:tc>
+        <w:tc>
+          <w:tcPr/>
+          <w:p>
+            <w:pPr>
+              <w:pStyle w:val="Compact"/>
+              <w:jc w:val="left"/>
+            </w:pPr>
+            <w:r>
+              <w:rPr>
+                <w:rStyle w:val="VerbatimChar"/>
+              </w:rPr>
+              <w:t xml:space="preserve">BufferDepth</w:t>
+            </w:r>
+            <w:r>
+              <w:t xml:space="preserve"> </w:t>
+            </w:r>
+            <w:r>
+              <w:t xml:space="preserve">3 is the upstream recommendation for misaligned transfers (byte copies to and from a peripheral); 2 is the minimum. Cost: 4 bytes of buffer and one FIFO slot</w:t>
             </w:r>
           </w:p>
         </w:tc>
@@ -3291,34 +3953,82 @@
               <w:rPr>
                 <w:rStyle w:val="VerbatimChar"/>
               </w:rPr>
-              <w:t xml:space="preserve">ErrorCap</w:t>
-            </w:r>
-          </w:p>
-        </w:tc>
-        <w:tc>
-          <w:tcPr/>
-          <w:p>
-            <w:pPr>
-              <w:pStyle w:val="Compact"/>
-              <w:jc w:val="left"/>
-            </w:pPr>
-            <w:r>
-              <w:rPr>
-                <w:rStyle w:val="VerbatimChar"/>
-              </w:rPr>
-              <w:t xml:space="preserve">NO_ERROR_HANDLING</w:t>
-            </w:r>
-          </w:p>
-        </w:tc>
-        <w:tc>
-          <w:tcPr/>
-          <w:p>
-            <w:pPr>
-              <w:pStyle w:val="Compact"/>
-              <w:jc w:val="left"/>
-            </w:pPr>
-            <w:r>
-              <w:t xml:space="preserve">No error-handler port – 7.5</w:t>
+              <w:t xml:space="preserve">RAWCouplingAvail</w:t>
+            </w:r>
+            <w:r>
+              <w:t xml:space="preserve">,</w:t>
+            </w:r>
+            <w:r>
+              <w:t xml:space="preserve"> </w:t>
+            </w:r>
+            <w:r>
+              <w:rPr>
+                <w:rStyle w:val="VerbatimChar"/>
+              </w:rPr>
+              <w:t xml:space="preserve">MaskInvalidData</w:t>
+            </w:r>
+          </w:p>
+        </w:tc>
+        <w:tc>
+          <w:tcPr/>
+          <w:p>
+            <w:pPr>
+              <w:pStyle w:val="Compact"/>
+              <w:jc w:val="left"/>
+            </w:pPr>
+            <w:r>
+              <w:t xml:space="preserve">1, 1</w:t>
+            </w:r>
+          </w:p>
+        </w:tc>
+        <w:tc>
+          <w:tcPr/>
+          <w:p>
+            <w:pPr>
+              <w:pStyle w:val="Compact"/>
+              <w:jc w:val="left"/>
+            </w:pPr>
+            <w:r>
+              <w:rPr>
+                <w:rStyle w:val="VerbatimChar"/>
+              </w:rPr>
+              <w:t xml:space="preserve">rw_axi</w:t>
+            </w:r>
+            <w:r>
+              <w:t xml:space="preserve"> </w:t>
+            </w:r>
+            <w:r>
+              <w:t xml:space="preserve">defaults:</w:t>
+            </w:r>
+            <w:r>
+              <w:t xml:space="preserve"> </w:t>
+            </w:r>
+            <w:r>
+              <w:rPr>
+                <w:rStyle w:val="VerbatimChar"/>
+              </w:rPr>
+              <w:t xml:space="preserve">AW</w:t>
+            </w:r>
+            <w:r>
+              <w:t xml:space="preserve"> </w:t>
+            </w:r>
+            <w:r>
+              <w:t xml:space="preserve">waits for the first</w:t>
+            </w:r>
+            <w:r>
+              <w:t xml:space="preserve"> </w:t>
+            </w:r>
+            <w:r>
+              <w:rPr>
+                <w:rStyle w:val="VerbatimChar"/>
+              </w:rPr>
+              <w:t xml:space="preserve">W</w:t>
+            </w:r>
+            <w:r>
+              <w:t xml:space="preserve"> </w:t>
+            </w:r>
+            <w:r>
+              <w:t xml:space="preserve">data; strobes outside valid bytes are 0</w:t>
             </w:r>
           </w:p>
         </w:tc>
@@ -3335,43 +4045,34 @@
               <w:rPr>
                 <w:rStyle w:val="VerbatimChar"/>
               </w:rPr>
-              <w:t xml:space="preserve">HardwareLegalizer</w:t>
-            </w:r>
-            <w:r>
-              <w:t xml:space="preserve">,</w:t>
-            </w:r>
-            <w:r>
-              <w:t xml:space="preserve"> </w:t>
-            </w:r>
-            <w:r>
-              <w:rPr>
-                <w:rStyle w:val="VerbatimChar"/>
-              </w:rPr>
-              <w:t xml:space="preserve">RejectZeroTransfers</w:t>
-            </w:r>
-          </w:p>
-        </w:tc>
-        <w:tc>
-          <w:tcPr/>
-          <w:p>
-            <w:pPr>
-              <w:pStyle w:val="Compact"/>
-              <w:jc w:val="left"/>
-            </w:pPr>
-            <w:r>
-              <w:t xml:space="preserve">1, 1</w:t>
-            </w:r>
-          </w:p>
-        </w:tc>
-        <w:tc>
-          <w:tcPr/>
-          <w:p>
-            <w:pPr>
-              <w:pStyle w:val="Compact"/>
-              <w:jc w:val="left"/>
-            </w:pPr>
-            <w:r>
-              <w:t xml:space="preserve">Bursts split at 4 KiB and to legal lengths; a zero-length job is dropped</w:t>
+              <w:t xml:space="preserve">ErrorCap</w:t>
+            </w:r>
+          </w:p>
+        </w:tc>
+        <w:tc>
+          <w:tcPr/>
+          <w:p>
+            <w:pPr>
+              <w:pStyle w:val="Compact"/>
+              <w:jc w:val="left"/>
+            </w:pPr>
+            <w:r>
+              <w:rPr>
+                <w:rStyle w:val="VerbatimChar"/>
+              </w:rPr>
+              <w:t xml:space="preserve">NO_ERROR_HANDLING</w:t>
+            </w:r>
+          </w:p>
+        </w:tc>
+        <w:tc>
+          <w:tcPr/>
+          <w:p>
+            <w:pPr>
+              <w:pStyle w:val="Compact"/>
+              <w:jc w:val="left"/>
+            </w:pPr>
+            <w:r>
+              <w:t xml:space="preserve">No error handler; its request port is tied off (10) – 7.5</w:t>
             </w:r>
           </w:p>
         </w:tc>
@@ -3388,6 +4089,59 @@
               <w:rPr>
                 <w:rStyle w:val="VerbatimChar"/>
               </w:rPr>
+              <w:t xml:space="preserve">HardwareLegalizer</w:t>
+            </w:r>
+            <w:r>
+              <w:t xml:space="preserve">,</w:t>
+            </w:r>
+            <w:r>
+              <w:t xml:space="preserve"> </w:t>
+            </w:r>
+            <w:r>
+              <w:rPr>
+                <w:rStyle w:val="VerbatimChar"/>
+              </w:rPr>
+              <w:t xml:space="preserve">RejectZeroTransfers</w:t>
+            </w:r>
+          </w:p>
+        </w:tc>
+        <w:tc>
+          <w:tcPr/>
+          <w:p>
+            <w:pPr>
+              <w:pStyle w:val="Compact"/>
+              <w:jc w:val="left"/>
+            </w:pPr>
+            <w:r>
+              <w:t xml:space="preserve">1, 1</w:t>
+            </w:r>
+          </w:p>
+        </w:tc>
+        <w:tc>
+          <w:tcPr/>
+          <w:p>
+            <w:pPr>
+              <w:pStyle w:val="Compact"/>
+              <w:jc w:val="left"/>
+            </w:pPr>
+            <w:r>
+              <w:t xml:space="preserve">Bursts split at 4 KiB and to legal lengths; a zero-length job is dropped</w:t>
+            </w:r>
+          </w:p>
+        </w:tc>
+      </w:tr>
+      <w:tr>
+        <w:tc>
+          <w:tcPr/>
+          <w:p>
+            <w:pPr>
+              <w:pStyle w:val="Compact"/>
+              <w:jc w:val="left"/>
+            </w:pPr>
+            <w:r>
+              <w:rPr>
+                <w:rStyle w:val="VerbatimChar"/>
+              </w:rPr>
               <w:t xml:space="preserve">EnableCompute</w:t>
             </w:r>
           </w:p>
@@ -3412,7 +4166,7 @@
               <w:jc w:val="left"/>
             </w:pPr>
             <w:r>
-              <w:t xml:space="preserve">No on-the-fly compute;</w:t>
+              <w:t xml:space="preserve">No on-the-fly compute. Firmware keeps</w:t>
             </w:r>
             <w:r>
               <w:t xml:space="preserve"> </w:t>
@@ -3427,7 +4181,7 @@
               <w:t xml:space="preserve"> </w:t>
             </w:r>
             <w:r>
-              <w:t xml:space="preserve">has no effect</w:t>
+              <w:t xml:space="preserve">= 0 (4)</w:t>
             </w:r>
           </w:p>
         </w:tc>
@@ -3636,7 +4390,58 @@
         <w:t xml:space="preserve"> </w:t>
       </w:r>
       <w:r>
-        <w:t xml:space="preserve">window. All registers are 32-bit; an offset with no register reads 0.</w:t>
+        <w:t xml:space="preserve">window. The register block is</w:t>
+      </w:r>
+      <w:r>
+        <w:t xml:space="preserve"> </w:t>
+      </w:r>
+      <w:r>
+        <w:rPr>
+          <w:rStyle w:val="VerbatimChar"/>
+        </w:rPr>
+        <w:t xml:space="preserve">0xF0</w:t>
+      </w:r>
+      <w:r>
+        <w:t xml:space="preserve"> </w:t>
+      </w:r>
+      <w:r>
+        <w:t xml:space="preserve">bytes. All registers are 32-bit; an offset</w:t>
+      </w:r>
+      <w:r>
+        <w:t xml:space="preserve"> </w:t>
+      </w:r>
+      <w:r>
+        <w:t xml:space="preserve">with no register (</w:t>
+      </w:r>
+      <w:r>
+        <w:rPr>
+          <w:rStyle w:val="VerbatimChar"/>
+        </w:rPr>
+        <w:t xml:space="preserve">0xDC</w:t>
+      </w:r>
+      <w:r>
+        <w:t xml:space="preserve">,</w:t>
+      </w:r>
+      <w:r>
+        <w:t xml:space="preserve"> </w:t>
+      </w:r>
+      <w:r>
+        <w:rPr>
+          <w:rStyle w:val="VerbatimChar"/>
+        </w:rPr>
+        <w:t xml:space="preserve">0xF0</w:t>
+      </w:r>
+      <w:r>
+        <w:t xml:space="preserve">–</w:t>
+      </w:r>
+      <w:r>
+        <w:rPr>
+          <w:rStyle w:val="VerbatimChar"/>
+        </w:rPr>
+        <w:t xml:space="preserve">0xFF</w:t>
+      </w:r>
+      <w:r>
+        <w:t xml:space="preserve">) reads 0 and ignores writes.</w:t>
       </w:r>
     </w:p>
     <w:p>
@@ -4024,7 +4829,7 @@
               <w:jc w:val="left"/>
             </w:pPr>
             <w:r>
-              <w:t xml:space="preserve">0</w:t>
+              <w:t xml:space="preserve">2</w:t>
             </w:r>
           </w:p>
         </w:tc>
@@ -4185,7 +4990,7 @@
               <w:jc w:val="left"/>
             </w:pPr>
             <w:r>
-              <w:t xml:space="preserve">0</w:t>
+              <w:t xml:space="preserve">1</w:t>
             </w:r>
           </w:p>
         </w:tc>
@@ -4484,7 +5289,7 @@
               <w:jc w:val="left"/>
             </w:pPr>
             <w:r>
-              <w:t xml:space="preserve">Bytes per 1D transfer</w:t>
+              <w:t xml:space="preserve">Bytes per 1D transfer; not 0 (7.5)</w:t>
             </w:r>
           </w:p>
         </w:tc>
@@ -4513,46 +5318,43 @@
               <w:jc w:val="left"/>
             </w:pPr>
             <w:r>
-              <w:rPr>
-                <w:rStyle w:val="VerbatimChar"/>
-              </w:rPr>
-              <w:t xml:space="preserve">DST_STRIDE</w:t>
-            </w:r>
-          </w:p>
-        </w:tc>
-        <w:tc>
-          <w:tcPr/>
-          <w:p>
-            <w:pPr>
-              <w:pStyle w:val="Compact"/>
-              <w:jc w:val="left"/>
-            </w:pPr>
-            <w:r>
-              <w:t xml:space="preserve">RW</w:t>
-            </w:r>
-          </w:p>
-        </w:tc>
-        <w:tc>
-          <w:tcPr/>
-          <w:p>
-            <w:pPr>
-              <w:pStyle w:val="Compact"/>
-              <w:jc w:val="left"/>
-            </w:pPr>
-            <w:r>
-              <w:t xml:space="preserve">0</w:t>
-            </w:r>
-          </w:p>
-        </w:tc>
-        <w:tc>
-          <w:tcPr/>
-          <w:p>
-            <w:pPr>
-              <w:pStyle w:val="Compact"/>
-              <w:jc w:val="left"/>
-            </w:pPr>
-            <w:r>
-              <w:t xml:space="preserve">Destination address step between repetitions</w:t>
+              <w:t xml:space="preserve">–</w:t>
+            </w:r>
+          </w:p>
+        </w:tc>
+        <w:tc>
+          <w:tcPr/>
+          <w:p>
+            <w:pPr>
+              <w:pStyle w:val="Compact"/>
+              <w:jc w:val="left"/>
+            </w:pPr>
+            <w:r>
+              <w:t xml:space="preserve">–</w:t>
+            </w:r>
+          </w:p>
+        </w:tc>
+        <w:tc>
+          <w:tcPr/>
+          <w:p>
+            <w:pPr>
+              <w:pStyle w:val="Compact"/>
+              <w:jc w:val="left"/>
+            </w:pPr>
+            <w:r>
+              <w:t xml:space="preserve">–</w:t>
+            </w:r>
+          </w:p>
+        </w:tc>
+        <w:tc>
+          <w:tcPr/>
+          <w:p>
+            <w:pPr>
+              <w:pStyle w:val="Compact"/>
+              <w:jc w:val="left"/>
+            </w:pPr>
+            <w:r>
+              <w:t xml:space="preserve">No register: the 2D group is aligned to 16 bytes</w:t>
             </w:r>
           </w:p>
         </w:tc>
@@ -4584,7 +5386,7 @@
               <w:rPr>
                 <w:rStyle w:val="VerbatimChar"/>
               </w:rPr>
-              <w:t xml:space="preserve">SRC_STRIDE</w:t>
+              <w:t xml:space="preserve">DST_STRIDE</w:t>
             </w:r>
           </w:p>
         </w:tc>
@@ -4620,7 +5422,7 @@
               <w:jc w:val="left"/>
             </w:pPr>
             <w:r>
-              <w:t xml:space="preserve">Source address step between repetitions</w:t>
+              <w:t xml:space="preserve">Destination address step between repetitions</w:t>
             </w:r>
           </w:p>
         </w:tc>
@@ -4652,7 +5454,7 @@
               <w:rPr>
                 <w:rStyle w:val="VerbatimChar"/>
               </w:rPr>
-              <w:t xml:space="preserve">REPS</w:t>
+              <w:t xml:space="preserve">SRC_STRIDE</w:t>
             </w:r>
           </w:p>
         </w:tc>
@@ -4688,7 +5490,7 @@
               <w:jc w:val="left"/>
             </w:pPr>
             <w:r>
-              <w:t xml:space="preserve">Number of repetitions (2D)</w:t>
+              <w:t xml:space="preserve">Source address step between repetitions</w:t>
             </w:r>
           </w:p>
         </w:tc>
@@ -4720,6 +5522,89 @@
               <w:rPr>
                 <w:rStyle w:val="VerbatimChar"/>
               </w:rPr>
+              <w:t xml:space="preserve">REPS</w:t>
+            </w:r>
+          </w:p>
+        </w:tc>
+        <w:tc>
+          <w:tcPr/>
+          <w:p>
+            <w:pPr>
+              <w:pStyle w:val="Compact"/>
+              <w:jc w:val="left"/>
+            </w:pPr>
+            <w:r>
+              <w:t xml:space="preserve">RW</w:t>
+            </w:r>
+          </w:p>
+        </w:tc>
+        <w:tc>
+          <w:tcPr/>
+          <w:p>
+            <w:pPr>
+              <w:pStyle w:val="Compact"/>
+              <w:jc w:val="left"/>
+            </w:pPr>
+            <w:r>
+              <w:t xml:space="preserve">0</w:t>
+            </w:r>
+          </w:p>
+        </w:tc>
+        <w:tc>
+          <w:tcPr/>
+          <w:p>
+            <w:pPr>
+              <w:pStyle w:val="Compact"/>
+              <w:jc w:val="left"/>
+            </w:pPr>
+            <w:r>
+              <w:t xml:space="preserve">Number of repetitions (2D); not 0 when</w:t>
+            </w:r>
+            <w:r>
+              <w:t xml:space="preserve"> </w:t>
+            </w:r>
+            <w:r>
+              <w:rPr>
+                <w:rStyle w:val="VerbatimChar"/>
+              </w:rPr>
+              <w:t xml:space="preserve">enable_nd</w:t>
+            </w:r>
+            <w:r>
+              <w:t xml:space="preserve"> </w:t>
+            </w:r>
+            <w:r>
+              <w:t xml:space="preserve">= 1 (7.5)</w:t>
+            </w:r>
+          </w:p>
+        </w:tc>
+      </w:tr>
+      <w:tr>
+        <w:tc>
+          <w:tcPr/>
+          <w:p>
+            <w:pPr>
+              <w:pStyle w:val="Compact"/>
+              <w:jc w:val="left"/>
+            </w:pPr>
+            <w:r>
+              <w:rPr>
+                <w:rStyle w:val="VerbatimChar"/>
+              </w:rPr>
+              <w:t xml:space="preserve">0xEC</w:t>
+            </w:r>
+          </w:p>
+        </w:tc>
+        <w:tc>
+          <w:tcPr/>
+          <w:p>
+            <w:pPr>
+              <w:pStyle w:val="Compact"/>
+              <w:jc w:val="left"/>
+            </w:pPr>
+            <w:r>
+              <w:rPr>
+                <w:rStyle w:val="VerbatimChar"/>
+              </w:rPr>
               <w:t xml:space="preserve">COMPUTE_CFG</w:t>
             </w:r>
           </w:p>
@@ -4756,7 +5641,7 @@
               <w:jc w:val="left"/>
             </w:pPr>
             <w:r>
-              <w:t xml:space="preserve">No effect (</w:t>
+              <w:t xml:space="preserve">Kept 0 by firmware (</w:t>
             </w:r>
             <w:r>
               <w:rPr>
@@ -4768,7 +5653,7 @@
               <w:t xml:space="preserve"> </w:t>
             </w:r>
             <w:r>
-              <w:t xml:space="preserve">= 0)</w:t>
+              <w:t xml:space="preserve">= 0; section 4)</w:t>
             </w:r>
           </w:p>
         </w:tc>
@@ -5691,22 +6576,7 @@
         <w:jc w:val="left"/>
       </w:pPr>
       <w:r>
-        <w:t xml:space="preserve">The frontend holds one launch until the midend accepts it; a second read of</w:t>
-      </w:r>
-      <w:r>
-        <w:t xml:space="preserve"> </w:t>
-      </w:r>
-      <w:r>
-        <w:rPr>
-          <w:rStyle w:val="VerbatimChar"/>
-        </w:rPr>
-        <w:t xml:space="preserve">NEXT_ID</w:t>
-      </w:r>
-      <w:r>
-        <w:t xml:space="preserve"> </w:t>
-      </w:r>
-      <w:r>
-        <w:t xml:space="preserve">before that is lost. Firmware runs one job at a time: it launches the next</w:t>
+        <w:t xml:space="preserve">The frontend holds one launch until the midend accepts it. Firmware runs one job at a time: it launches the next</w:t>
       </w:r>
       <w:r>
         <w:t xml:space="preserve"> </w:t>
@@ -5796,6 +6666,98 @@
         <w:t xml:space="preserve">, modulo 2^32.</w:t>
       </w:r>
     </w:p>
+    <w:p>
+      <w:pPr>
+        <w:pStyle w:val="Compact"/>
+        <w:numPr>
+          <w:ilvl w:val="0"/>
+          <w:numId w:val="1003"/>
+        </w:numPr>
+        <w:jc w:val="left"/>
+      </w:pPr>
+      <w:r>
+        <w:t xml:space="preserve">After reset the first</w:t>
+      </w:r>
+      <w:r>
+        <w:t xml:space="preserve"> </w:t>
+      </w:r>
+      <w:r>
+        <w:rPr>
+          <w:rStyle w:val="VerbatimChar"/>
+        </w:rPr>
+        <w:t xml:space="preserve">NEXT_ID</w:t>
+      </w:r>
+      <w:r>
+        <w:t xml:space="preserve"> </w:t>
+      </w:r>
+      <w:r>
+        <w:t xml:space="preserve">read returns 2 and</w:t>
+      </w:r>
+      <w:r>
+        <w:t xml:space="preserve"> </w:t>
+      </w:r>
+      <w:r>
+        <w:rPr>
+          <w:rStyle w:val="VerbatimChar"/>
+        </w:rPr>
+        <w:t xml:space="preserve">DONE_ID</w:t>
+      </w:r>
+      <w:r>
+        <w:t xml:space="preserve"> </w:t>
+      </w:r>
+      <w:r>
+        <w:t xml:space="preserve">reads 1; each launch</w:t>
+      </w:r>
+      <w:r>
+        <w:t xml:space="preserve"> </w:t>
+      </w:r>
+      <w:r>
+        <w:t xml:space="preserve">adds 1. ID 0 is never issued. A read while a launch is still held returns that</w:t>
+      </w:r>
+      <w:r>
+        <w:t xml:space="preserve"> </w:t>
+      </w:r>
+      <w:r>
+        <w:t xml:space="preserve">launch’s ID again and launches nothing: firmware does not take it as a new job.</w:t>
+      </w:r>
+    </w:p>
+    <w:p>
+      <w:pPr>
+        <w:pStyle w:val="Compact"/>
+        <w:numPr>
+          <w:ilvl w:val="0"/>
+          <w:numId w:val="1003"/>
+        </w:numPr>
+        <w:jc w:val="left"/>
+      </w:pPr>
+      <w:r>
+        <w:t xml:space="preserve">A 1D job (</w:t>
+      </w:r>
+      <w:r>
+        <w:rPr>
+          <w:rStyle w:val="VerbatimChar"/>
+        </w:rPr>
+        <w:t xml:space="preserve">enable_nd</w:t>
+      </w:r>
+      <w:r>
+        <w:t xml:space="preserve"> </w:t>
+      </w:r>
+      <w:r>
+        <w:t xml:space="preserve">= 0) ignores</w:t>
+      </w:r>
+      <w:r>
+        <w:t xml:space="preserve"> </w:t>
+      </w:r>
+      <w:r>
+        <w:rPr>
+          <w:rStyle w:val="VerbatimChar"/>
+        </w:rPr>
+        <w:t xml:space="preserve">REPS</w:t>
+      </w:r>
+      <w:r>
+        <w:t xml:space="preserve">; the frontend uses 1.</w:t>
+      </w:r>
+    </w:p>
     <w:bookmarkEnd w:id="42"/>
     <w:bookmarkStart w:id="46" w:name="bus-traffic"/>
     <w:p>
@@ -5814,7 +6776,7 @@
       <w:r>
         <w:drawing>
           <wp:inline>
-            <wp:extent cx="5727700" cy="2788485"/>
+            <wp:extent cx="5727700" cy="2584450"/>
             <wp:effectExtent b="0" l="0" r="0" t="0"/>
             <wp:docPr descr="A 1D job of four words, memory to memory" title="" id="44" name="Picture"/>
             <a:graphic>
@@ -5835,7 +6797,7 @@
                   <pic:spPr bwMode="auto">
                     <a:xfrm>
                       <a:off x="0" y="0"/>
-                      <a:ext cx="5727700" cy="2788485"/>
+                      <a:ext cx="5727700" cy="2584450"/>
                     </a:xfrm>
                     <a:prstGeom prst="rect">
                       <a:avLst/>
@@ -6566,55 +7528,116 @@
         <w:jc w:val="left"/>
       </w:pPr>
       <w:r>
-        <w:t xml:space="preserve">Firmware enables</w:t>
-      </w:r>
-      <w:r>
-        <w:t xml:space="preserve"> </w:t>
-      </w:r>
-      <w:r>
-        <w:rPr>
-          <w:rStyle w:val="VerbatimChar"/>
-        </w:rPr>
-        <w:t xml:space="preserve">mie</w:t>
-      </w:r>
-      <w:r>
-        <w:t xml:space="preserve"> </w:t>
-      </w:r>
-      <w:r>
-        <w:t xml:space="preserve">bit 16 after launching, and the handler compares</w:t>
-      </w:r>
-      <w:r>
-        <w:t xml:space="preserve"> </w:t>
-      </w:r>
-      <w:r>
-        <w:rPr>
-          <w:rStyle w:val="VerbatimChar"/>
-        </w:rPr>
-        <w:t xml:space="preserve">DONE_ID</w:t>
-      </w:r>
-      <w:r>
-        <w:t xml:space="preserve"> </w:t>
-      </w:r>
-      <w:r>
-        <w:t xml:space="preserve">with the launched ID: equal or later, the job is done and the handler clears</w:t>
-      </w:r>
-      <w:r>
-        <w:t xml:space="preserve"> </w:t>
-      </w:r>
-      <w:r>
-        <w:rPr>
-          <w:rStyle w:val="VerbatimChar"/>
-        </w:rPr>
-        <w:t xml:space="preserve">mie[16]</w:t>
-      </w:r>
-      <w:r>
-        <w:t xml:space="preserve">; earlier, the line was sampled before the job became busy and the handler</w:t>
-      </w:r>
-      <w:r>
-        <w:t xml:space="preserve"> </w:t>
-      </w:r>
-      <w:r>
-        <w:t xml:space="preserve">returns.</w:t>
+        <w:rPr>
+          <w:b/>
+          <w:bCs/>
+        </w:rPr>
+        <w:t xml:space="preserve">Idle is not done.</w:t>
+      </w:r>
+      <w:r>
+        <w:t xml:space="preserve"> </w:t>
+      </w:r>
+      <w:r>
+        <w:t xml:space="preserve">The line is 1 while a job is unfinished in two windows: about</w:t>
+      </w:r>
+      <w:r>
+        <w:t xml:space="preserve"> </w:t>
+      </w:r>
+      <w:r>
+        <w:t xml:space="preserve">one cycle after the</w:t>
+      </w:r>
+      <w:r>
+        <w:t xml:space="preserve"> </w:t>
+      </w:r>
+      <w:r>
+        <w:rPr>
+          <w:rStyle w:val="VerbatimChar"/>
+        </w:rPr>
+        <w:t xml:space="preserve">NEXT_ID</w:t>
+      </w:r>
+      <w:r>
+        <w:t xml:space="preserve"> </w:t>
+      </w:r>
+      <w:r>
+        <w:t xml:space="preserve">read, before the midend takes the launch; and from the</w:t>
+      </w:r>
+      <w:r>
+        <w:t xml:space="preserve"> </w:t>
+      </w:r>
+      <w:r>
+        <w:t xml:space="preserve">last</w:t>
+      </w:r>
+      <w:r>
+        <w:t xml:space="preserve"> </w:t>
+      </w:r>
+      <w:r>
+        <w:rPr>
+          <w:rStyle w:val="VerbatimChar"/>
+        </w:rPr>
+        <w:t xml:space="preserve">W</w:t>
+      </w:r>
+      <w:r>
+        <w:t xml:space="preserve"> </w:t>
+      </w:r>
+      <w:r>
+        <w:t xml:space="preserve">beat until the last</w:t>
+      </w:r>
+      <w:r>
+        <w:t xml:space="preserve"> </w:t>
+      </w:r>
+      <w:r>
+        <w:rPr>
+          <w:rStyle w:val="VerbatimChar"/>
+        </w:rPr>
+        <w:t xml:space="preserve">B</w:t>
+      </w:r>
+      <w:r>
+        <w:t xml:space="preserve"> </w:t>
+      </w:r>
+      <w:r>
+        <w:t xml:space="preserve">response returns, since no busy flag waits for</w:t>
+      </w:r>
+      <w:r>
+        <w:t xml:space="preserve"> </w:t>
+      </w:r>
+      <w:r>
+        <w:rPr>
+          <w:rStyle w:val="VerbatimChar"/>
+        </w:rPr>
+        <w:t xml:space="preserve">B</w:t>
+      </w:r>
+      <w:r>
+        <w:t xml:space="preserve"> </w:t>
+      </w:r>
+      <w:r>
+        <w:t xml:space="preserve">(</w:t>
+      </w:r>
+      <w:r>
+        <w:rPr>
+          <w:rStyle w:val="VerbatimChar"/>
+        </w:rPr>
+        <w:t xml:space="preserve">w_dp_busy</w:t>
+      </w:r>
+      <w:r>
+        <w:t xml:space="preserve"> </w:t>
+      </w:r>
+      <w:r>
+        <w:t xml:space="preserve">= request pending OR last beat; RTL reading,</w:t>
+      </w:r>
+      <w:r>
+        <w:t xml:space="preserve"> </w:t>
+      </w:r>
+      <w:r>
+        <w:rPr>
+          <w:rStyle w:val="VerbatimChar"/>
+        </w:rPr>
+        <w:t xml:space="preserve">DMA_010</w:t>
+      </w:r>
+      <w:r>
+        <w:t xml:space="preserve"> </w:t>
+      </w:r>
+      <w:r>
+        <w:t xml:space="preserve">confirms it).</w:t>
       </w:r>
     </w:p>
     <w:p>
@@ -6627,6 +7650,82 @@
         <w:jc w:val="left"/>
       </w:pPr>
       <w:r>
+        <w:t xml:space="preserve">Firmware enables</w:t>
+      </w:r>
+      <w:r>
+        <w:t xml:space="preserve"> </w:t>
+      </w:r>
+      <w:r>
+        <w:rPr>
+          <w:rStyle w:val="VerbatimChar"/>
+        </w:rPr>
+        <w:t xml:space="preserve">mie</w:t>
+      </w:r>
+      <w:r>
+        <w:t xml:space="preserve"> </w:t>
+      </w:r>
+      <w:r>
+        <w:t xml:space="preserve">bit 16 after launching, and the handler compares</w:t>
+      </w:r>
+      <w:r>
+        <w:t xml:space="preserve"> </w:t>
+      </w:r>
+      <w:r>
+        <w:rPr>
+          <w:rStyle w:val="VerbatimChar"/>
+        </w:rPr>
+        <w:t xml:space="preserve">DONE_ID</w:t>
+      </w:r>
+      <w:r>
+        <w:t xml:space="preserve"> </w:t>
+      </w:r>
+      <w:r>
+        <w:t xml:space="preserve">with the launched ID: equal or later, the job is done and the handler clears</w:t>
+      </w:r>
+      <w:r>
+        <w:t xml:space="preserve"> </w:t>
+      </w:r>
+      <w:r>
+        <w:rPr>
+          <w:rStyle w:val="VerbatimChar"/>
+        </w:rPr>
+        <w:t xml:space="preserve">mie[16]</w:t>
+      </w:r>
+      <w:r>
+        <w:t xml:space="preserve">; earlier, it returns. In the second window the handler may run several</w:t>
+      </w:r>
+      <w:r>
+        <w:t xml:space="preserve"> </w:t>
+      </w:r>
+      <w:r>
+        <w:t xml:space="preserve">times in a row until</w:t>
+      </w:r>
+      <w:r>
+        <w:t xml:space="preserve"> </w:t>
+      </w:r>
+      <w:r>
+        <w:rPr>
+          <w:rStyle w:val="VerbatimChar"/>
+        </w:rPr>
+        <w:t xml:space="preserve">DONE_ID</w:t>
+      </w:r>
+      <w:r>
+        <w:t xml:space="preserve"> </w:t>
+      </w:r>
+      <w:r>
+        <w:t xml:space="preserve">advances; this is expected.</w:t>
+      </w:r>
+    </w:p>
+    <w:p>
+      <w:pPr>
+        <w:pStyle w:val="Compact"/>
+        <w:numPr>
+          <w:ilvl w:val="0"/>
+          <w:numId w:val="1005"/>
+        </w:numPr>
+        <w:jc w:val="left"/>
+      </w:pPr>
+      <w:r>
         <w:t xml:space="preserve">Line 0 is the highest-priority fast line (</w:t>
       </w:r>
       <w:r>
@@ -6664,14 +7763,72 @@
       <w:r>
         <w:rPr>
           <w:rStyle w:val="VerbatimChar"/>
+          <w:b/>
+          <w:bCs/>
         </w:rPr>
         <w:t xml:space="preserve">LENGTH</w:t>
       </w:r>
       <w:r>
-        <w:t xml:space="preserve"> </w:t>
-      </w:r>
-      <w:r>
-        <w:t xml:space="preserve">= 0 is not a job: firmware does not launch one.</w:t>
+        <w:rPr>
+          <w:b/>
+          <w:bCs/>
+        </w:rPr>
+        <w:t xml:space="preserve"> </w:t>
+      </w:r>
+      <w:r>
+        <w:rPr>
+          <w:b/>
+          <w:bCs/>
+        </w:rPr>
+        <w:t xml:space="preserve">= 0 is not launched.</w:t>
+      </w:r>
+      <w:r>
+        <w:t xml:space="preserve"> </w:t>
+      </w:r>
+      <w:r>
+        <w:t xml:space="preserve">The backend makes no access but answers each 1D</w:t>
+      </w:r>
+      <w:r>
+        <w:t xml:space="preserve"> </w:t>
+      </w:r>
+      <w:r>
+        <w:t xml:space="preserve">transfer with an error response marked last. A 1D job then advances</w:t>
+      </w:r>
+      <w:r>
+        <w:t xml:space="preserve"> </w:t>
+      </w:r>
+      <w:r>
+        <w:rPr>
+          <w:rStyle w:val="VerbatimChar"/>
+        </w:rPr>
+        <w:t xml:space="preserve">DONE_ID</w:t>
+      </w:r>
+      <w:r>
+        <w:t xml:space="preserve"> </w:t>
+      </w:r>
+      <w:r>
+        <w:t xml:space="preserve">once;</w:t>
+      </w:r>
+      <w:r>
+        <w:t xml:space="preserve"> </w:t>
+      </w:r>
+      <w:r>
+        <w:t xml:space="preserve">a 2D job advances it</w:t>
+      </w:r>
+      <w:r>
+        <w:t xml:space="preserve"> </w:t>
+      </w:r>
+      <w:r>
+        <w:rPr>
+          <w:rStyle w:val="VerbatimChar"/>
+        </w:rPr>
+        <w:t xml:space="preserve">REPS</w:t>
+      </w:r>
+      <w:r>
+        <w:t xml:space="preserve"> </w:t>
+      </w:r>
+      <w:r>
+        <w:t xml:space="preserve">times, and job IDs no longer match.</w:t>
       </w:r>
     </w:p>
     <w:p>
@@ -6684,6 +7841,94 @@
         <w:jc w:val="left"/>
       </w:pPr>
       <w:r>
+        <w:rPr>
+          <w:rStyle w:val="VerbatimChar"/>
+          <w:b/>
+          <w:bCs/>
+        </w:rPr>
+        <w:t xml:space="preserve">REPS</w:t>
+      </w:r>
+      <w:r>
+        <w:rPr>
+          <w:b/>
+          <w:bCs/>
+        </w:rPr>
+        <w:t xml:space="preserve"> </w:t>
+      </w:r>
+      <w:r>
+        <w:rPr>
+          <w:b/>
+          <w:bCs/>
+        </w:rPr>
+        <w:t xml:space="preserve">= 0 with</w:t>
+      </w:r>
+      <w:r>
+        <w:rPr>
+          <w:b/>
+          <w:bCs/>
+        </w:rPr>
+        <w:t xml:space="preserve"> </w:t>
+      </w:r>
+      <w:r>
+        <w:rPr>
+          <w:rStyle w:val="VerbatimChar"/>
+          <w:b/>
+          <w:bCs/>
+        </w:rPr>
+        <w:t xml:space="preserve">enable_nd</w:t>
+      </w:r>
+      <w:r>
+        <w:rPr>
+          <w:b/>
+          <w:bCs/>
+        </w:rPr>
+        <w:t xml:space="preserve"> </w:t>
+      </w:r>
+      <w:r>
+        <w:rPr>
+          <w:b/>
+          <w:bCs/>
+        </w:rPr>
+        <w:t xml:space="preserve">= 1 is not launched.</w:t>
+      </w:r>
+      <w:r>
+        <w:t xml:space="preserve"> </w:t>
+      </w:r>
+      <w:r>
+        <w:t xml:space="preserve">The midend makes no transfer and</w:t>
+      </w:r>
+      <w:r>
+        <w:t xml:space="preserve"> </w:t>
+      </w:r>
+      <w:r>
+        <w:t xml:space="preserve">answers with an error;</w:t>
+      </w:r>
+      <w:r>
+        <w:t xml:space="preserve"> </w:t>
+      </w:r>
+      <w:r>
+        <w:rPr>
+          <w:rStyle w:val="VerbatimChar"/>
+        </w:rPr>
+        <w:t xml:space="preserve">DONE_ID</w:t>
+      </w:r>
+      <w:r>
+        <w:t xml:space="preserve"> </w:t>
+      </w:r>
+      <w:r>
+        <w:t xml:space="preserve">advances as for a completed job.</w:t>
+      </w:r>
+    </w:p>
+    <w:p>
+      <w:pPr>
+        <w:pStyle w:val="Compact"/>
+        <w:numPr>
+          <w:ilvl w:val="0"/>
+          <w:numId w:val="1006"/>
+        </w:numPr>
+        <w:jc w:val="left"/>
+      </w:pPr>
+      <w:r>
         <w:t xml:space="preserve">With</w:t>
       </w:r>
       <w:r>
@@ -6768,7 +8013,35 @@
         <w:t xml:space="preserve"> </w:t>
       </w:r>
       <w:r>
-        <w:t xml:space="preserve">advances.</w:t>
+        <w:t xml:space="preserve">advances. The data of the failed beat is written, undefined.</w:t>
+      </w:r>
+    </w:p>
+    <w:p>
+      <w:pPr>
+        <w:pStyle w:val="Compact"/>
+        <w:numPr>
+          <w:ilvl w:val="0"/>
+          <w:numId w:val="1006"/>
+        </w:numPr>
+        <w:jc w:val="left"/>
+      </w:pPr>
+      <w:r>
+        <w:t xml:space="preserve">No error response reaches</w:t>
+      </w:r>
+      <w:r>
+        <w:t xml:space="preserve"> </w:t>
+      </w:r>
+      <w:r>
+        <w:rPr>
+          <w:rStyle w:val="VerbatimChar"/>
+        </w:rPr>
+        <w:t xml:space="preserve">STATUS</w:t>
+      </w:r>
+      <w:r>
+        <w:t xml:space="preserve"> </w:t>
+      </w:r>
+      <w:r>
+        <w:t xml:space="preserve">or the interrupt: the frontend has no error field.</w:t>
       </w:r>
     </w:p>
     <w:bookmarkEnd w:id="49"/>
@@ -6786,13 +8059,13 @@
         <w:pStyle w:val="FirstParagraph"/>
       </w:pPr>
       <w:r>
-        <w:t xml:space="preserve">The frontend and the backend are generated once, at the pinned commit, and committed</w:t>
-      </w:r>
-      <w:r>
-        <w:t xml:space="preserve"> </w:t>
-      </w:r>
-      <w:r>
-        <w:t xml:space="preserve">with the command that made them in</w:t>
+        <w:t xml:space="preserve">The frontend, the backend and one header are generated once, at the pinned commit,</w:t>
+      </w:r>
+      <w:r>
+        <w:t xml:space="preserve"> </w:t>
+      </w:r>
+      <w:r>
+        <w:t xml:space="preserve">and committed with the commands that made them in</w:t>
       </w:r>
       <w:r>
         <w:t xml:space="preserve"> </w:t>
@@ -6804,7 +8077,516 @@
         <w:t xml:space="preserve">util/gen/idma/</w:t>
       </w:r>
       <w:r>
-        <w:t xml:space="preserve">:</w:t>
+        <w:t xml:space="preserve">. From the iDMA</w:t>
+      </w:r>
+      <w:r>
+        <w:t xml:space="preserve"> </w:t>
+      </w:r>
+      <w:r>
+        <w:t xml:space="preserve">root:</w:t>
+      </w:r>
+    </w:p>
+    <w:p>
+      <w:pPr>
+        <w:pStyle w:val="SourceCode"/>
+        <w:jc w:val="left"/>
+      </w:pPr>
+      <w:r>
+        <w:rPr>
+          <w:rStyle w:val="VerbatimChar"/>
+        </w:rPr>
+        <w:t xml:space="preserve">python -m peakrdl regblock src/frontend/reg/idma_reg.rdl -o &lt;out&gt; \</w:t>
+      </w:r>
+      <w:r>
+        <w:br/>
+      </w:r>
+      <w:r>
+        <w:rPr>
+          <w:rStyle w:val="VerbatimChar"/>
+        </w:rPr>
+        <w:t xml:space="preserve">    --default-reset arst_n --cpuif apb4-flat \</w:t>
+      </w:r>
+      <w:r>
+        <w:br/>
+      </w:r>
+      <w:r>
+        <w:rPr>
+          <w:rStyle w:val="VerbatimChar"/>
+        </w:rPr>
+        <w:t xml:space="preserve">    --module-name idma_reg32_2d_reg_top --package idma_reg32_2d_reg_pkg \</w:t>
+      </w:r>
+      <w:r>
+        <w:br/>
+      </w:r>
+      <w:r>
+        <w:rPr>
+          <w:rStyle w:val="VerbatimChar"/>
+        </w:rPr>
+        <w:t xml:space="preserve">    -P SysAddrWidth=32 -P NumDims=2 -P Log2NumDims=1</w:t>
+      </w:r>
+      <w:r>
+        <w:br/>
+      </w:r>
+      <w:r>
+        <w:rPr>
+          <w:rStyle w:val="VerbatimChar"/>
+        </w:rPr>
+        <w:t xml:space="preserve">python -m peakrdl raw-header src/frontend/reg/idma_reg.rdl \</w:t>
+      </w:r>
+      <w:r>
+        <w:br/>
+      </w:r>
+      <w:r>
+        <w:rPr>
+          <w:rStyle w:val="VerbatimChar"/>
+        </w:rPr>
+        <w:t xml:space="preserve">    --template src/frontend/reg/tpl/compute.svh.tpl -o &lt;out&gt;/include/idma/compute.svh</w:t>
+      </w:r>
+      <w:r>
+        <w:br/>
+      </w:r>
+      <w:r>
+        <w:rPr>
+          <w:rStyle w:val="VerbatimChar"/>
+        </w:rPr>
+        <w:t xml:space="preserve">python util/gen_idma.py --entity reg_top   --tpl src/frontend/reg/tpl/idma_reg.sv.tpl --fids reg32_2d --cpuif apb4-flat &gt; &lt;out&gt;/idma_reg32_2d_top.sv</w:t>
+      </w:r>
+      <w:r>
+        <w:br/>
+      </w:r>
+      <w:r>
+        <w:rPr>
+          <w:rStyle w:val="VerbatimChar"/>
+        </w:rPr>
+        <w:t xml:space="preserve">python util/gen_idma.py --entity legalizer --tpl src/backend/tpl/idma_legalizer.sv.tpl       --db src/db/*.yml --ids rw_axi &gt; &lt;out&gt;/idma_legalizer_rw_axi.sv</w:t>
+      </w:r>
+      <w:r>
+        <w:br/>
+      </w:r>
+      <w:r>
+        <w:rPr>
+          <w:rStyle w:val="VerbatimChar"/>
+        </w:rPr>
+        <w:t xml:space="preserve">python util/gen_idma.py --entity transport --tpl src/backend/tpl/idma_transport_layer.sv.tpl --db src/db/*.yml --ids rw_axi &gt; &lt;out&gt;/idma_transport_layer_rw_axi.sv</w:t>
+      </w:r>
+      <w:r>
+        <w:br/>
+      </w:r>
+      <w:r>
+        <w:rPr>
+          <w:rStyle w:val="VerbatimChar"/>
+        </w:rPr>
+        <w:t xml:space="preserve">python util/gen_idma.py --entity backend   --tpl src/backend/tpl/idma_backend.sv.tpl         --db src/db/*.yml --ids rw_axi &gt; &lt;out&gt;/idma_backend_rw_axi.sv</w:t>
+      </w:r>
+    </w:p>
+    <w:p>
+      <w:pPr>
+        <w:pStyle w:val="Tablecaption0"/>
+      </w:pPr>
+      <w:r>
+        <w:t xml:space="preserve">Table 7-2. Generated files</w:t>
+      </w:r>
+    </w:p>
+    <w:tbl>
+      <w:tblPr>
+        <w:tblStyle w:val="TableGrid"/>
+        <w:tblW w:type="pct" w:w="5000"/>
+        <w:tblLayout w:type="fixed"/>
+        <w:tblLook w:firstRow="1" w:lastRow="0" w:firstColumn="0" w:lastColumn="0" w:noHBand="0" w:noVBand="0" w:val="0020"/>
+        <w:tblCaption w:val="Generated files"/>
+      </w:tblPr>
+      <w:tblGrid>
+        <w:gridCol w:w="2640"/>
+        <w:gridCol w:w="2640"/>
+        <w:gridCol w:w="2640"/>
+      </w:tblGrid>
+      <w:tr>
+        <w:trPr>
+          <w:tblHeader w:val="on"/>
+        </w:trPr>
+        <w:tc>
+          <w:tcPr/>
+          <w:p>
+            <w:pPr>
+              <w:pStyle w:val="Compact"/>
+              <w:jc w:val="left"/>
+            </w:pPr>
+            <w:r>
+              <w:t xml:space="preserve">File</w:t>
+            </w:r>
+          </w:p>
+        </w:tc>
+        <w:tc>
+          <w:tcPr/>
+          <w:p>
+            <w:pPr>
+              <w:pStyle w:val="Compact"/>
+              <w:jc w:val="left"/>
+            </w:pPr>
+            <w:r>
+              <w:t xml:space="preserve">Module</w:t>
+            </w:r>
+          </w:p>
+        </w:tc>
+        <w:tc>
+          <w:tcPr/>
+          <w:p>
+            <w:pPr>
+              <w:pStyle w:val="Compact"/>
+              <w:jc w:val="left"/>
+            </w:pPr>
+            <w:r>
+              <w:t xml:space="preserve">Note</w:t>
+            </w:r>
+          </w:p>
+        </w:tc>
+      </w:tr>
+      <w:tr>
+        <w:tc>
+          <w:tcPr/>
+          <w:p>
+            <w:pPr>
+              <w:pStyle w:val="Compact"/>
+              <w:jc w:val="left"/>
+            </w:pPr>
+            <w:r>
+              <w:rPr>
+                <w:rStyle w:val="VerbatimChar"/>
+              </w:rPr>
+              <w:t xml:space="preserve">idma_reg32_2d_reg_pkg.sv</w:t>
+            </w:r>
+            <w:r>
+              <w:t xml:space="preserve">,</w:t>
+            </w:r>
+            <w:r>
+              <w:t xml:space="preserve"> </w:t>
+            </w:r>
+            <w:r>
+              <w:rPr>
+                <w:rStyle w:val="VerbatimChar"/>
+              </w:rPr>
+              <w:t xml:space="preserve">idma_reg32_2d_reg_top.sv</w:t>
+            </w:r>
+          </w:p>
+        </w:tc>
+        <w:tc>
+          <w:tcPr/>
+          <w:p>
+            <w:pPr>
+              <w:pStyle w:val="Compact"/>
+              <w:jc w:val="left"/>
+            </w:pPr>
+            <w:r>
+              <w:rPr>
+                <w:rStyle w:val="VerbatimChar"/>
+              </w:rPr>
+              <w:t xml:space="preserve">idma_reg32_2d_reg_top</w:t>
+            </w:r>
+          </w:p>
+        </w:tc>
+        <w:tc>
+          <w:tcPr/>
+          <w:p>
+            <w:pPr>
+              <w:pStyle w:val="Compact"/>
+              <w:jc w:val="left"/>
+            </w:pPr>
+            <w:r>
+              <w:t xml:space="preserve">APB4,</w:t>
+            </w:r>
+            <w:r>
+              <w:t xml:space="preserve"> </w:t>
+            </w:r>
+            <w:r>
+              <w:rPr>
+                <w:rStyle w:val="VerbatimChar"/>
+              </w:rPr>
+              <w:t xml:space="preserve">paddr[7:0]</w:t>
+            </w:r>
+            <w:r>
+              <w:t xml:space="preserve">, no wait state,</w:t>
+            </w:r>
+            <w:r>
+              <w:t xml:space="preserve"> </w:t>
+            </w:r>
+            <w:r>
+              <w:rPr>
+                <w:rStyle w:val="VerbatimChar"/>
+              </w:rPr>
+              <w:t xml:space="preserve">pslverr</w:t>
+            </w:r>
+            <w:r>
+              <w:t xml:space="preserve"> </w:t>
+            </w:r>
+            <w:r>
+              <w:t xml:space="preserve">= 0</w:t>
+            </w:r>
+          </w:p>
+        </w:tc>
+      </w:tr>
+      <w:tr>
+        <w:tc>
+          <w:tcPr/>
+          <w:p>
+            <w:pPr>
+              <w:pStyle w:val="Compact"/>
+              <w:jc w:val="left"/>
+            </w:pPr>
+            <w:r>
+              <w:rPr>
+                <w:rStyle w:val="VerbatimChar"/>
+              </w:rPr>
+              <w:t xml:space="preserve">idma_reg32_2d_top.sv</w:t>
+            </w:r>
+          </w:p>
+        </w:tc>
+        <w:tc>
+          <w:tcPr/>
+          <w:p>
+            <w:pPr>
+              <w:pStyle w:val="Compact"/>
+              <w:jc w:val="left"/>
+            </w:pPr>
+            <w:r>
+              <w:rPr>
+                <w:rStyle w:val="VerbatimChar"/>
+              </w:rPr>
+              <w:t xml:space="preserve">idma_reg32_2d</w:t>
+            </w:r>
+          </w:p>
+        </w:tc>
+        <w:tc>
+          <w:tcPr/>
+          <w:p>
+            <w:pPr>
+              <w:pStyle w:val="Compact"/>
+              <w:jc w:val="left"/>
+            </w:pPr>
+            <w:r>
+              <w:t xml:space="preserve">Frontend</w:t>
+            </w:r>
+          </w:p>
+        </w:tc>
+      </w:tr>
+      <w:tr>
+        <w:tc>
+          <w:tcPr/>
+          <w:p>
+            <w:pPr>
+              <w:pStyle w:val="Compact"/>
+              <w:jc w:val="left"/>
+            </w:pPr>
+            <w:r>
+              <w:rPr>
+                <w:rStyle w:val="VerbatimChar"/>
+              </w:rPr>
+              <w:t xml:space="preserve">include/idma/compute.svh</w:t>
+            </w:r>
+          </w:p>
+        </w:tc>
+        <w:tc>
+          <w:tcPr/>
+          <w:p>
+            <w:pPr>
+              <w:pStyle w:val="Compact"/>
+              <w:jc w:val="left"/>
+            </w:pPr>
+            <w:r>
+              <w:rPr>
+                <w:rStyle w:val="VerbatimChar"/>
+              </w:rPr>
+              <w:t xml:space="preserve">compute_op_e</w:t>
+            </w:r>
+          </w:p>
+        </w:tc>
+        <w:tc>
+          <w:tcPr/>
+          <w:p>
+            <w:pPr>
+              <w:pStyle w:val="Compact"/>
+              <w:jc w:val="left"/>
+            </w:pPr>
+            <w:r>
+              <w:t xml:space="preserve">Included by</w:t>
+            </w:r>
+            <w:r>
+              <w:t xml:space="preserve"> </w:t>
+            </w:r>
+            <w:r>
+              <w:rPr>
+                <w:rStyle w:val="VerbatimChar"/>
+              </w:rPr>
+              <w:t xml:space="preserve">idma_pkg</w:t>
+            </w:r>
+            <w:r>
+              <w:t xml:space="preserve">; without it nothing compiles</w:t>
+            </w:r>
+          </w:p>
+        </w:tc>
+      </w:tr>
+      <w:tr>
+        <w:tc>
+          <w:tcPr/>
+          <w:p>
+            <w:pPr>
+              <w:pStyle w:val="Compact"/>
+              <w:jc w:val="left"/>
+            </w:pPr>
+            <w:r>
+              <w:rPr>
+                <w:rStyle w:val="VerbatimChar"/>
+              </w:rPr>
+              <w:t xml:space="preserve">idma_legalizer_rw_axi.sv</w:t>
+            </w:r>
+            <w:r>
+              <w:t xml:space="preserve">,</w:t>
+            </w:r>
+            <w:r>
+              <w:t xml:space="preserve"> </w:t>
+            </w:r>
+            <w:r>
+              <w:rPr>
+                <w:rStyle w:val="VerbatimChar"/>
+              </w:rPr>
+              <w:t xml:space="preserve">idma_transport_layer_rw_axi.sv</w:t>
+            </w:r>
+            <w:r>
+              <w:t xml:space="preserve">,</w:t>
+            </w:r>
+            <w:r>
+              <w:t xml:space="preserve"> </w:t>
+            </w:r>
+            <w:r>
+              <w:rPr>
+                <w:rStyle w:val="VerbatimChar"/>
+              </w:rPr>
+              <w:t xml:space="preserve">idma_backend_rw_axi.sv</w:t>
+            </w:r>
+          </w:p>
+        </w:tc>
+        <w:tc>
+          <w:tcPr/>
+          <w:p>
+            <w:pPr>
+              <w:pStyle w:val="Compact"/>
+              <w:jc w:val="left"/>
+            </w:pPr>
+            <w:r>
+              <w:t xml:space="preserve">backend</w:t>
+            </w:r>
+          </w:p>
+        </w:tc>
+        <w:tc>
+          <w:tcPr/>
+          <w:p>
+            <w:pPr>
+              <w:pStyle w:val="Compact"/>
+              <w:jc w:val="left"/>
+            </w:pPr>
+          </w:p>
+        </w:tc>
+      </w:tr>
+    </w:tbl>
+    <w:p>
+      <w:pPr>
+        <w:pStyle w:val="BodyText"/>
+      </w:pPr>
+      <w:r>
+        <w:rPr>
+          <w:rStyle w:val="VerbatimChar"/>
+        </w:rPr>
+        <w:t xml:space="preserve">gen_idma.py</w:t>
+      </w:r>
+      <w:r>
+        <w:t xml:space="preserve"> </w:t>
+      </w:r>
+      <w:r>
+        <w:t xml:space="preserve">is run through</w:t>
+      </w:r>
+      <w:r>
+        <w:t xml:space="preserve"> </w:t>
+      </w:r>
+      <w:r>
+        <w:rPr>
+          <w:rStyle w:val="VerbatimChar"/>
+        </w:rPr>
+        <w:t xml:space="preserve">python</w:t>
+      </w:r>
+      <w:r>
+        <w:t xml:space="preserve">: its shebang is wrong.</w:t>
+      </w:r>
+      <w:r>
+        <w:t xml:space="preserve"> </w:t>
+      </w:r>
+      <w:r>
+        <w:rPr>
+          <w:rStyle w:val="VerbatimChar"/>
+        </w:rPr>
+        <w:t xml:space="preserve">reg32_2d</w:t>
+      </w:r>
+      <w:r>
+        <w:t xml:space="preserve"> </w:t>
+      </w:r>
+      <w:r>
+        <w:t xml:space="preserve">is not in the</w:t>
+      </w:r>
+      <w:r>
+        <w:t xml:space="preserve"> </w:t>
+      </w:r>
+      <w:r>
+        <w:rPr>
+          <w:rStyle w:val="VerbatimChar"/>
+        </w:rPr>
+        <w:t xml:space="preserve">idma.mk</w:t>
+      </w:r>
+      <w:r>
+        <w:t xml:space="preserve"> </w:t>
+      </w:r>
+      <w:r>
+        <w:t xml:space="preserve">default frontend list; that flow needs</w:t>
+      </w:r>
+      <w:r>
+        <w:t xml:space="preserve"> </w:t>
+      </w:r>
+      <w:r>
+        <w:rPr>
+          <w:rStyle w:val="VerbatimChar"/>
+        </w:rPr>
+        <w:t xml:space="preserve">IDMA_ADD_FE_IDS=reg32_2d</w:t>
+      </w:r>
+      <w:r>
+        <w:t xml:space="preserve">. None is</w:t>
+      </w:r>
+      <w:r>
+        <w:t xml:space="preserve"> </w:t>
+      </w:r>
+      <w:r>
+        <w:t xml:space="preserve">edited by hand.</w:t>
+      </w:r>
+      <w:r>
+        <w:t xml:space="preserve"> </w:t>
+      </w:r>
+      <w:r>
+        <w:rPr>
+          <w:rStyle w:val="VerbatimChar"/>
+        </w:rPr>
+        <w:t xml:space="preserve">design/dma/rtl/</w:t>
+      </w:r>
+      <w:r>
+        <w:t xml:space="preserve"> </w:t>
+      </w:r>
+      <w:r>
+        <w:t xml:space="preserve">holds the wrapper only.</w:t>
+      </w:r>
+    </w:p>
+    <w:bookmarkEnd w:id="50"/>
+    <w:bookmarkStart w:id="51" w:name="clock-and-reset"/>
+    <w:p>
+      <w:pPr>
+        <w:pStyle w:val="Heading2"/>
+      </w:pPr>
+      <w:r>
+        <w:t xml:space="preserve">7.7 Clock and reset</w:t>
       </w:r>
     </w:p>
     <w:p>
@@ -6817,76 +8599,61 @@
         <w:jc w:val="left"/>
       </w:pPr>
       <w:r>
-        <w:rPr>
-          <w:rStyle w:val="VerbatimChar"/>
-        </w:rPr>
-        <w:t xml:space="preserve">idma_reg32_2d_reg_top.sv</w:t>
-      </w:r>
-      <w:r>
-        <w:t xml:space="preserve">,</w:t>
-      </w:r>
-      <w:r>
-        <w:t xml:space="preserve"> </w:t>
-      </w:r>
-      <w:r>
-        <w:rPr>
-          <w:rStyle w:val="VerbatimChar"/>
-        </w:rPr>
-        <w:t xml:space="preserve">idma_reg32_2d_reg_pkg.sv</w:t>
-      </w:r>
-      <w:r>
-        <w:t xml:space="preserve">: PeakRDL</w:t>
-      </w:r>
-      <w:r>
-        <w:t xml:space="preserve"> </w:t>
-      </w:r>
-      <w:r>
-        <w:rPr>
-          <w:rStyle w:val="VerbatimChar"/>
-        </w:rPr>
-        <w:t xml:space="preserve">regblock</w:t>
-      </w:r>
-      <w:r>
-        <w:t xml:space="preserve"> </w:t>
-      </w:r>
-      <w:r>
-        <w:t xml:space="preserve">on</w:t>
-      </w:r>
-      <w:r>
-        <w:t xml:space="preserve"> </w:t>
-      </w:r>
-      <w:r>
-        <w:rPr>
-          <w:rStyle w:val="VerbatimChar"/>
-        </w:rPr>
-        <w:t xml:space="preserve">idma_reg.rdl</w:t>
-      </w:r>
-      <w:r>
-        <w:t xml:space="preserve">,</w:t>
-      </w:r>
-      <w:r>
-        <w:t xml:space="preserve"> </w:t>
-      </w:r>
-      <w:r>
-        <w:rPr>
-          <w:rStyle w:val="VerbatimChar"/>
-        </w:rPr>
-        <w:t xml:space="preserve">SysAddrWidth=32 NumDims=2 Log2NumDims=1</w:t>
-      </w:r>
-      <w:r>
-        <w:t xml:space="preserve">,</w:t>
-      </w:r>
-      <w:r>
-        <w:t xml:space="preserve"> </w:t>
-      </w:r>
-      <w:r>
-        <w:rPr>
-          <w:rStyle w:val="VerbatimChar"/>
-        </w:rPr>
-        <w:t xml:space="preserve">--cpuif apb4-flat</w:t>
-      </w:r>
-      <w:r>
-        <w:t xml:space="preserve">.</w:t>
+        <w:t xml:space="preserve">Clock</w:t>
+      </w:r>
+      <w:r>
+        <w:t xml:space="preserve"> </w:t>
+      </w:r>
+      <w:r>
+        <w:rPr>
+          <w:rStyle w:val="VerbatimChar"/>
+        </w:rPr>
+        <w:t xml:space="preserve">o_clk_dma</w:t>
+      </w:r>
+      <w:r>
+        <w:t xml:space="preserve">, gateable by</w:t>
+      </w:r>
+      <w:r>
+        <w:t xml:space="preserve"> </w:t>
+      </w:r>
+      <w:r>
+        <w:rPr>
+          <w:rStyle w:val="VerbatimChar"/>
+        </w:rPr>
+        <w:t xml:space="preserve">CLK_EN[10]</w:t>
+      </w:r>
+      <w:r>
+        <w:t xml:space="preserve">; reset</w:t>
+      </w:r>
+      <w:r>
+        <w:t xml:space="preserve"> </w:t>
+      </w:r>
+      <w:r>
+        <w:rPr>
+          <w:rStyle w:val="VerbatimChar"/>
+        </w:rPr>
+        <w:t xml:space="preserve">o_rst_n_dma</w:t>
+      </w:r>
+      <w:r>
+        <w:t xml:space="preserve">, released with the</w:t>
+      </w:r>
+      <w:r>
+        <w:t xml:space="preserve"> </w:t>
+      </w:r>
+      <w:r>
+        <w:t xml:space="preserve">other domains (</w:t>
+      </w:r>
+      <w:r>
+        <w:rPr>
+          <w:rStyle w:val="VerbatimChar"/>
+        </w:rPr>
+        <w:t xml:space="preserve">QNSC_SCRC_MAS</w:t>
+      </w:r>
+      <w:r>
+        <w:t xml:space="preserve"> </w:t>
+      </w:r>
+      <w:r>
+        <w:t xml:space="preserve">7.5).</w:t>
       </w:r>
     </w:p>
     <w:p>
@@ -6899,222 +8666,6 @@
         <w:jc w:val="left"/>
       </w:pPr>
       <w:r>
-        <w:rPr>
-          <w:rStyle w:val="VerbatimChar"/>
-        </w:rPr>
-        <w:t xml:space="preserve">idma_reg32_2d_top.sv</w:t>
-      </w:r>
-      <w:r>
-        <w:t xml:space="preserve">:</w:t>
-      </w:r>
-      <w:r>
-        <w:t xml:space="preserve"> </w:t>
-      </w:r>
-      <w:r>
-        <w:rPr>
-          <w:rStyle w:val="VerbatimChar"/>
-        </w:rPr>
-        <w:t xml:space="preserve">gen_idma.py</w:t>
-      </w:r>
-      <w:r>
-        <w:t xml:space="preserve"> </w:t>
-      </w:r>
-      <w:r>
-        <w:t xml:space="preserve">on</w:t>
-      </w:r>
-      <w:r>
-        <w:t xml:space="preserve"> </w:t>
-      </w:r>
-      <w:r>
-        <w:rPr>
-          <w:rStyle w:val="VerbatimChar"/>
-        </w:rPr>
-        <w:t xml:space="preserve">idma_reg.sv.tpl</w:t>
-      </w:r>
-      <w:r>
-        <w:t xml:space="preserve">.</w:t>
-      </w:r>
-    </w:p>
-    <w:p>
-      <w:pPr>
-        <w:pStyle w:val="Compact"/>
-        <w:numPr>
-          <w:ilvl w:val="0"/>
-          <w:numId w:val="1007"/>
-        </w:numPr>
-        <w:jc w:val="left"/>
-      </w:pPr>
-      <w:r>
-        <w:rPr>
-          <w:rStyle w:val="VerbatimChar"/>
-        </w:rPr>
-        <w:t xml:space="preserve">idma_backend_rw_axi.sv</w:t>
-      </w:r>
-      <w:r>
-        <w:t xml:space="preserve">,</w:t>
-      </w:r>
-      <w:r>
-        <w:t xml:space="preserve"> </w:t>
-      </w:r>
-      <w:r>
-        <w:rPr>
-          <w:rStyle w:val="VerbatimChar"/>
-        </w:rPr>
-        <w:t xml:space="preserve">idma_legalizer_rw_axi.sv</w:t>
-      </w:r>
-      <w:r>
-        <w:t xml:space="preserve">,</w:t>
-      </w:r>
-      <w:r>
-        <w:t xml:space="preserve"> </w:t>
-      </w:r>
-      <w:r>
-        <w:rPr>
-          <w:rStyle w:val="VerbatimChar"/>
-        </w:rPr>
-        <w:t xml:space="preserve">idma_transport_layer_rw_axi.sv</w:t>
-      </w:r>
-      <w:r>
-        <w:t xml:space="preserve">:</w:t>
-      </w:r>
-      <w:r>
-        <w:t xml:space="preserve"> </w:t>
-      </w:r>
-      <w:r>
-        <w:rPr>
-          <w:rStyle w:val="VerbatimChar"/>
-        </w:rPr>
-        <w:t xml:space="preserve">gen_idma.py</w:t>
-      </w:r>
-      <w:r>
-        <w:t xml:space="preserve"> </w:t>
-      </w:r>
-      <w:r>
-        <w:t xml:space="preserve">on the backend templates,</w:t>
-      </w:r>
-      <w:r>
-        <w:t xml:space="preserve"> </w:t>
-      </w:r>
-      <w:r>
-        <w:rPr>
-          <w:rStyle w:val="VerbatimChar"/>
-        </w:rPr>
-        <w:t xml:space="preserve">--ids rw_axi</w:t>
-      </w:r>
-      <w:r>
-        <w:t xml:space="preserve">.</w:t>
-      </w:r>
-    </w:p>
-    <w:p>
-      <w:pPr>
-        <w:pStyle w:val="FirstParagraph"/>
-      </w:pPr>
-      <w:r>
-        <w:t xml:space="preserve">None is edited by hand.</w:t>
-      </w:r>
-      <w:r>
-        <w:t xml:space="preserve"> </w:t>
-      </w:r>
-      <w:r>
-        <w:rPr>
-          <w:rStyle w:val="VerbatimChar"/>
-        </w:rPr>
-        <w:t xml:space="preserve">design/dma/rtl/</w:t>
-      </w:r>
-      <w:r>
-        <w:t xml:space="preserve"> </w:t>
-      </w:r>
-      <w:r>
-        <w:t xml:space="preserve">holds the wrapper only.</w:t>
-      </w:r>
-    </w:p>
-    <w:bookmarkEnd w:id="50"/>
-    <w:bookmarkStart w:id="51" w:name="clock-and-reset"/>
-    <w:p>
-      <w:pPr>
-        <w:pStyle w:val="Heading2"/>
-      </w:pPr>
-      <w:r>
-        <w:t xml:space="preserve">7.7 Clock and reset</w:t>
-      </w:r>
-    </w:p>
-    <w:p>
-      <w:pPr>
-        <w:pStyle w:val="Compact"/>
-        <w:numPr>
-          <w:ilvl w:val="0"/>
-          <w:numId w:val="1008"/>
-        </w:numPr>
-        <w:jc w:val="left"/>
-      </w:pPr>
-      <w:r>
-        <w:t xml:space="preserve">Clock</w:t>
-      </w:r>
-      <w:r>
-        <w:t xml:space="preserve"> </w:t>
-      </w:r>
-      <w:r>
-        <w:rPr>
-          <w:rStyle w:val="VerbatimChar"/>
-        </w:rPr>
-        <w:t xml:space="preserve">o_clk_dma</w:t>
-      </w:r>
-      <w:r>
-        <w:t xml:space="preserve">, gateable by</w:t>
-      </w:r>
-      <w:r>
-        <w:t xml:space="preserve"> </w:t>
-      </w:r>
-      <w:r>
-        <w:rPr>
-          <w:rStyle w:val="VerbatimChar"/>
-        </w:rPr>
-        <w:t xml:space="preserve">CLK_EN[10]</w:t>
-      </w:r>
-      <w:r>
-        <w:t xml:space="preserve">; reset</w:t>
-      </w:r>
-      <w:r>
-        <w:t xml:space="preserve"> </w:t>
-      </w:r>
-      <w:r>
-        <w:rPr>
-          <w:rStyle w:val="VerbatimChar"/>
-        </w:rPr>
-        <w:t xml:space="preserve">o_rst_n_dma</w:t>
-      </w:r>
-      <w:r>
-        <w:t xml:space="preserve">, released with the</w:t>
-      </w:r>
-      <w:r>
-        <w:t xml:space="preserve"> </w:t>
-      </w:r>
-      <w:r>
-        <w:t xml:space="preserve">other domains (</w:t>
-      </w:r>
-      <w:r>
-        <w:rPr>
-          <w:rStyle w:val="VerbatimChar"/>
-        </w:rPr>
-        <w:t xml:space="preserve">QNSC_SCRC_MAS</w:t>
-      </w:r>
-      <w:r>
-        <w:t xml:space="preserve"> </w:t>
-      </w:r>
-      <w:r>
-        <w:t xml:space="preserve">7.5).</w:t>
-      </w:r>
-    </w:p>
-    <w:p>
-      <w:pPr>
-        <w:pStyle w:val="Compact"/>
-        <w:numPr>
-          <w:ilvl w:val="0"/>
-          <w:numId w:val="1008"/>
-        </w:numPr>
-        <w:jc w:val="left"/>
-      </w:pPr>
-      <w:r>
         <w:t xml:space="preserve">The</w:t>
       </w:r>
       <w:r>
@@ -7160,13 +8711,49 @@
         <w:rPr>
           <w:rStyle w:val="VerbatimChar"/>
         </w:rPr>
+        <w:t xml:space="preserve">DONE_ID</w:t>
+      </w:r>
+      <w:r>
+        <w:t xml:space="preserve"> </w:t>
+      </w:r>
+      <w:r>
+        <w:t xml:space="preserve">reaches the last launched ID;</w:t>
+      </w:r>
+      <w:r>
+        <w:t xml:space="preserve"> </w:t>
+      </w:r>
+      <w:r>
+        <w:rPr>
+          <w:rStyle w:val="VerbatimChar"/>
+        </w:rPr>
         <w:t xml:space="preserve">STATUS</w:t>
       </w:r>
       <w:r>
         <w:t xml:space="preserve"> </w:t>
       </w:r>
       <w:r>
-        <w:t xml:space="preserve">= 0, so no burst is cut on</w:t>
+        <w:t xml:space="preserve">= 0 is not enough, since the</w:t>
+      </w:r>
+      <w:r>
+        <w:t xml:space="preserve"> </w:t>
+      </w:r>
+      <w:r>
+        <w:t xml:space="preserve">last</w:t>
+      </w:r>
+      <w:r>
+        <w:t xml:space="preserve"> </w:t>
+      </w:r>
+      <w:r>
+        <w:rPr>
+          <w:rStyle w:val="VerbatimChar"/>
+        </w:rPr>
+        <w:t xml:space="preserve">B</w:t>
+      </w:r>
+      <w:r>
+        <w:t xml:space="preserve"> </w:t>
+      </w:r>
+      <w:r>
+        <w:t xml:space="preserve">response may still be on</w:t>
       </w:r>
       <w:r>
         <w:t xml:space="preserve"> </w:t>
@@ -7181,19 +8768,7 @@
         <w:t xml:space="preserve"> </w:t>
       </w:r>
       <w:r>
-        <w:t xml:space="preserve">(</w:t>
-      </w:r>
-      <w:r>
-        <w:rPr>
-          <w:rStyle w:val="VerbatimChar"/>
-        </w:rPr>
-        <w:t xml:space="preserve">QNSC_SCRC_MAS</w:t>
-      </w:r>
-      <w:r>
-        <w:t xml:space="preserve"> </w:t>
-      </w:r>
-      <w:r>
-        <w:t xml:space="preserve">7.10).</w:t>
+        <w:t xml:space="preserve">(7.4).</w:t>
       </w:r>
     </w:p>
     <w:bookmarkEnd w:id="51"/>
@@ -7558,6 +9133,18 @@
               <w:rPr>
                 <w:rStyle w:val="VerbatimChar"/>
               </w:rPr>
+              <w:t xml:space="preserve">busy_i</w:t>
+            </w:r>
+            <w:r>
+              <w:t xml:space="preserve">,</w:t>
+            </w:r>
+            <w:r>
+              <w:t xml:space="preserve"> </w:t>
+            </w:r>
+            <w:r>
+              <w:rPr>
+                <w:rStyle w:val="VerbatimChar"/>
+              </w:rPr>
               <w:t xml:space="preserve">midend_busy_i</w:t>
             </w:r>
           </w:p>
@@ -7570,7 +9157,7 @@
               <w:jc w:val="left"/>
             </w:pPr>
             <w:r>
-              <w:t xml:space="preserve">midend</w:t>
+              <w:t xml:space="preserve">backend</w:t>
             </w:r>
             <w:r>
               <w:t xml:space="preserve"> </w:t>
@@ -7581,17 +9168,35 @@
               </w:rPr>
               <w:t xml:space="preserve">busy_o</w:t>
             </w:r>
-          </w:p>
-        </w:tc>
-        <w:tc>
-          <w:tcPr/>
-          <w:p>
-            <w:pPr>
-              <w:pStyle w:val="Compact"/>
-              <w:jc w:val="left"/>
-            </w:pPr>
-            <w:r>
-              <w:t xml:space="preserve">Reported in</w:t>
+            <w:r>
+              <w:t xml:space="preserve">, midend</w:t>
+            </w:r>
+            <w:r>
+              <w:t xml:space="preserve"> </w:t>
+            </w:r>
+            <w:r>
+              <w:rPr>
+                <w:rStyle w:val="VerbatimChar"/>
+              </w:rPr>
+              <w:t xml:space="preserve">busy_o</w:t>
+            </w:r>
+          </w:p>
+        </w:tc>
+        <w:tc>
+          <w:tcPr/>
+          <w:p>
+            <w:pPr>
+              <w:pStyle w:val="Compact"/>
+              <w:jc w:val="left"/>
+            </w:pPr>
+            <w:r>
+              <w:rPr>
+                <w:rStyle w:val="VerbatimChar"/>
+              </w:rPr>
+              <w:t xml:space="preserve">STATUS[7:0]</w:t>
+            </w:r>
+            <w:r>
+              <w:t xml:space="preserve">,</w:t>
             </w:r>
             <w:r>
               <w:t xml:space="preserve"> </w:t>
@@ -7601,6 +9206,9 @@
                 <w:rStyle w:val="VerbatimChar"/>
               </w:rPr>
               <w:t xml:space="preserve">STATUS[8]</w:t>
+            </w:r>
+            <w:r>
+              <w:t xml:space="preserve">, and the idle NOR</w:t>
             </w:r>
           </w:p>
         </w:tc>
@@ -7614,20 +9222,247 @@
               <w:jc w:val="left"/>
             </w:pPr>
             <w:r>
-              <w:t xml:space="preserve">Backend error-handler request</w:t>
-            </w:r>
-          </w:p>
-        </w:tc>
-        <w:tc>
-          <w:tcPr/>
-          <w:p>
-            <w:pPr>
-              <w:pStyle w:val="Compact"/>
-              <w:jc w:val="left"/>
-            </w:pPr>
-            <w:r>
-              <w:t xml:space="preserve">none (</w:t>
-            </w:r>
+              <w:t xml:space="preserve">Frontend</w:t>
+            </w:r>
+            <w:r>
+              <w:t xml:space="preserve"> </w:t>
+            </w:r>
+            <w:r>
+              <w:rPr>
+                <w:rStyle w:val="VerbatimChar"/>
+              </w:rPr>
+              <w:t xml:space="preserve">stream_idx_o</w:t>
+            </w:r>
+          </w:p>
+        </w:tc>
+        <w:tc>
+          <w:tcPr/>
+          <w:p>
+            <w:pPr>
+              <w:pStyle w:val="Compact"/>
+              <w:jc w:val="left"/>
+            </w:pPr>
+            <w:r>
+              <w:t xml:space="preserve">open</w:t>
+            </w:r>
+          </w:p>
+        </w:tc>
+        <w:tc>
+          <w:tcPr/>
+          <w:p>
+            <w:pPr>
+              <w:pStyle w:val="Compact"/>
+              <w:jc w:val="left"/>
+            </w:pPr>
+            <w:r>
+              <w:t xml:space="preserve">One stream</w:t>
+            </w:r>
+          </w:p>
+        </w:tc>
+      </w:tr>
+      <w:tr>
+        <w:tc>
+          <w:tcPr/>
+          <w:p>
+            <w:pPr>
+              <w:pStyle w:val="Compact"/>
+              <w:jc w:val="left"/>
+            </w:pPr>
+            <w:r>
+              <w:t xml:space="preserve">ID generator</w:t>
+            </w:r>
+            <w:r>
+              <w:t xml:space="preserve"> </w:t>
+            </w:r>
+            <w:r>
+              <w:rPr>
+                <w:rStyle w:val="VerbatimChar"/>
+              </w:rPr>
+              <w:t xml:space="preserve">retire_i</w:t>
+            </w:r>
+          </w:p>
+        </w:tc>
+        <w:tc>
+          <w:tcPr/>
+          <w:p>
+            <w:pPr>
+              <w:pStyle w:val="Compact"/>
+              <w:jc w:val="left"/>
+            </w:pPr>
+            <w:r>
+              <w:t xml:space="preserve">midend</w:t>
+            </w:r>
+            <w:r>
+              <w:t xml:space="preserve"> </w:t>
+            </w:r>
+            <w:r>
+              <w:rPr>
+                <w:rStyle w:val="VerbatimChar"/>
+              </w:rPr>
+              <w:t xml:space="preserve">nd_rsp_valid_o</w:t>
+            </w:r>
+          </w:p>
+        </w:tc>
+        <w:tc>
+          <w:tcPr/>
+          <w:p>
+            <w:pPr>
+              <w:pStyle w:val="Compact"/>
+              <w:jc w:val="left"/>
+            </w:pPr>
+            <w:r>
+              <w:t xml:space="preserve">Once per job (3)</w:t>
+            </w:r>
+          </w:p>
+        </w:tc>
+      </w:tr>
+      <w:tr>
+        <w:tc>
+          <w:tcPr/>
+          <w:p>
+            <w:pPr>
+              <w:pStyle w:val="Compact"/>
+              <w:jc w:val="left"/>
+            </w:pPr>
+            <w:r>
+              <w:t xml:space="preserve">Midend</w:t>
+            </w:r>
+            <w:r>
+              <w:t xml:space="preserve"> </w:t>
+            </w:r>
+            <w:r>
+              <w:rPr>
+                <w:rStyle w:val="VerbatimChar"/>
+              </w:rPr>
+              <w:t xml:space="preserve">nd_rsp_ready_i</w:t>
+            </w:r>
+          </w:p>
+        </w:tc>
+        <w:tc>
+          <w:tcPr/>
+          <w:p>
+            <w:pPr>
+              <w:pStyle w:val="Compact"/>
+              <w:jc w:val="left"/>
+            </w:pPr>
+            <w:r>
+              <w:t xml:space="preserve">1</w:t>
+            </w:r>
+          </w:p>
+        </w:tc>
+        <w:tc>
+          <w:tcPr/>
+          <w:p>
+            <w:pPr>
+              <w:pStyle w:val="Compact"/>
+              <w:jc w:val="left"/>
+            </w:pPr>
+            <w:r>
+              <w:t xml:space="preserve">Responses always taken</w:t>
+            </w:r>
+          </w:p>
+        </w:tc>
+      </w:tr>
+      <w:tr>
+        <w:tc>
+          <w:tcPr/>
+          <w:p>
+            <w:pPr>
+              <w:pStyle w:val="Compact"/>
+              <w:jc w:val="left"/>
+            </w:pPr>
+            <w:r>
+              <w:t xml:space="preserve">Midend</w:t>
+            </w:r>
+            <w:r>
+              <w:t xml:space="preserve"> </w:t>
+            </w:r>
+            <w:r>
+              <w:rPr>
+                <w:rStyle w:val="VerbatimChar"/>
+              </w:rPr>
+              <w:t xml:space="preserve">nd_rsp_o</w:t>
+            </w:r>
+          </w:p>
+        </w:tc>
+        <w:tc>
+          <w:tcPr/>
+          <w:p>
+            <w:pPr>
+              <w:pStyle w:val="Compact"/>
+              <w:jc w:val="left"/>
+            </w:pPr>
+            <w:r>
+              <w:t xml:space="preserve">open</w:t>
+            </w:r>
+          </w:p>
+        </w:tc>
+        <w:tc>
+          <w:tcPr/>
+          <w:p>
+            <w:pPr>
+              <w:pStyle w:val="Compact"/>
+              <w:jc w:val="left"/>
+            </w:pPr>
+            <w:r>
+              <w:t xml:space="preserve">No error path (7.5)</w:t>
+            </w:r>
+          </w:p>
+        </w:tc>
+      </w:tr>
+      <w:tr>
+        <w:tc>
+          <w:tcPr/>
+          <w:p>
+            <w:pPr>
+              <w:pStyle w:val="Compact"/>
+              <w:jc w:val="left"/>
+            </w:pPr>
+            <w:r>
+              <w:t xml:space="preserve">Backend</w:t>
+            </w:r>
+            <w:r>
+              <w:t xml:space="preserve"> </w:t>
+            </w:r>
+            <w:r>
+              <w:rPr>
+                <w:rStyle w:val="VerbatimChar"/>
+              </w:rPr>
+              <w:t xml:space="preserve">idma_eh_req_i</w:t>
+            </w:r>
+            <w:r>
+              <w:t xml:space="preserve">,</w:t>
+            </w:r>
+            <w:r>
+              <w:t xml:space="preserve"> </w:t>
+            </w:r>
+            <w:r>
+              <w:rPr>
+                <w:rStyle w:val="VerbatimChar"/>
+              </w:rPr>
+              <w:t xml:space="preserve">eh_req_valid_i</w:t>
+            </w:r>
+          </w:p>
+        </w:tc>
+        <w:tc>
+          <w:tcPr/>
+          <w:p>
+            <w:pPr>
+              <w:pStyle w:val="Compact"/>
+              <w:jc w:val="left"/>
+            </w:pPr>
+            <w:r>
+              <w:t xml:space="preserve">0</w:t>
+            </w:r>
+          </w:p>
+        </w:tc>
+        <w:tc>
+          <w:tcPr/>
+          <w:p>
+            <w:pPr>
+              <w:pStyle w:val="Compact"/>
+              <w:jc w:val="left"/>
+            </w:pPr>
             <w:r>
               <w:rPr>
                 <w:rStyle w:val="VerbatimChar"/>
@@ -7635,22 +9470,54 @@
               <w:t xml:space="preserve">NO_ERROR_HANDLING</w:t>
             </w:r>
             <w:r>
-              <w:t xml:space="preserve"> </w:t>
-            </w:r>
-            <w:r>
-              <w:t xml:space="preserve">has no port)</w:t>
-            </w:r>
-          </w:p>
-        </w:tc>
-        <w:tc>
-          <w:tcPr/>
-          <w:p>
-            <w:pPr>
-              <w:pStyle w:val="Compact"/>
-              <w:jc w:val="left"/>
-            </w:pPr>
-            <w:r>
-              <w:t xml:space="preserve">7.5</w:t>
+              <w:t xml:space="preserve">; the ports exist</w:t>
+            </w:r>
+          </w:p>
+        </w:tc>
+      </w:tr>
+      <w:tr>
+        <w:tc>
+          <w:tcPr/>
+          <w:p>
+            <w:pPr>
+              <w:pStyle w:val="Compact"/>
+              <w:jc w:val="left"/>
+            </w:pPr>
+            <w:r>
+              <w:t xml:space="preserve">Backend</w:t>
+            </w:r>
+            <w:r>
+              <w:t xml:space="preserve"> </w:t>
+            </w:r>
+            <w:r>
+              <w:rPr>
+                <w:rStyle w:val="VerbatimChar"/>
+              </w:rPr>
+              <w:t xml:space="preserve">eh_req_ready_o</w:t>
+            </w:r>
+          </w:p>
+        </w:tc>
+        <w:tc>
+          <w:tcPr/>
+          <w:p>
+            <w:pPr>
+              <w:pStyle w:val="Compact"/>
+              <w:jc w:val="left"/>
+            </w:pPr>
+            <w:r>
+              <w:t xml:space="preserve">open</w:t>
+            </w:r>
+          </w:p>
+        </w:tc>
+        <w:tc>
+          <w:tcPr/>
+          <w:p>
+            <w:pPr>
+              <w:pStyle w:val="Compact"/>
+              <w:jc w:val="left"/>
+            </w:pPr>
+            <w:r>
+              <w:t xml:space="preserve">Always 0</w:t>
             </w:r>
           </w:p>
         </w:tc>
@@ -8406,12 +10273,133 @@
         <w:pStyle w:val="Compact"/>
         <w:numPr>
           <w:ilvl w:val="0"/>
-          <w:numId w:val="1009"/>
+          <w:numId w:val="1008"/>
         </w:numPr>
         <w:jc w:val="left"/>
       </w:pPr>
       <w:r>
-        <w:t xml:space="preserve">Generate the files of 7.6 and commit them with the commands.</w:t>
+        <w:t xml:space="preserve">Generate the files of 7.6,</w:t>
+      </w:r>
+      <w:r>
+        <w:t xml:space="preserve"> </w:t>
+      </w:r>
+      <w:r>
+        <w:rPr>
+          <w:rStyle w:val="VerbatimChar"/>
+        </w:rPr>
+        <w:t xml:space="preserve">compute.svh</w:t>
+      </w:r>
+      <w:r>
+        <w:t xml:space="preserve"> </w:t>
+      </w:r>
+      <w:r>
+        <w:t xml:space="preserve">included, and commit them with the commands.</w:t>
+      </w:r>
+    </w:p>
+    <w:p>
+      <w:pPr>
+        <w:pStyle w:val="Compact"/>
+        <w:numPr>
+          <w:ilvl w:val="0"/>
+          <w:numId w:val="1008"/>
+        </w:numPr>
+        <w:jc w:val="left"/>
+      </w:pPr>
+      <w:r>
+        <w:t xml:space="preserve">Add the</w:t>
+      </w:r>
+      <w:r>
+        <w:t xml:space="preserve"> </w:t>
+      </w:r>
+      <w:r>
+        <w:rPr>
+          <w:rStyle w:val="VerbatimChar"/>
+        </w:rPr>
+        <w:t xml:space="preserve">cc_*</w:t>
+      </w:r>
+      <w:r>
+        <w:t xml:space="preserve"> </w:t>
+      </w:r>
+      <w:r>
+        <w:t xml:space="preserve">modules of section 4 to the</w:t>
+      </w:r>
+      <w:r>
+        <w:t xml:space="preserve"> </w:t>
+      </w:r>
+      <w:r>
+        <w:rPr>
+          <w:rStyle w:val="VerbatimChar"/>
+        </w:rPr>
+        <w:t xml:space="preserve">common_cells</w:t>
+      </w:r>
+      <w:r>
+        <w:t xml:space="preserve"> </w:t>
+      </w:r>
+      <w:r>
+        <w:t xml:space="preserve">copy, and vendor</w:t>
+      </w:r>
+      <w:r>
+        <w:t xml:space="preserve"> </w:t>
+      </w:r>
+      <w:r>
+        <w:rPr>
+          <w:rStyle w:val="VerbatimChar"/>
+        </w:rPr>
+        <w:t xml:space="preserve">apb</w:t>
+      </w:r>
+      <w:r>
+        <w:t xml:space="preserve">.</w:t>
+      </w:r>
+    </w:p>
+    <w:p>
+      <w:pPr>
+        <w:pStyle w:val="Compact"/>
+        <w:numPr>
+          <w:ilvl w:val="0"/>
+          <w:numId w:val="1008"/>
+        </w:numPr>
+        <w:jc w:val="left"/>
+      </w:pPr>
+      <w:r>
+        <w:t xml:space="preserve">Run the upstream</w:t>
+      </w:r>
+      <w:r>
+        <w:t xml:space="preserve"> </w:t>
+      </w:r>
+      <w:r>
+        <w:rPr>
+          <w:rStyle w:val="VerbatimChar"/>
+        </w:rPr>
+        <w:t xml:space="preserve">rw_axi</w:t>
+      </w:r>
+      <w:r>
+        <w:t xml:space="preserve"> </w:t>
+      </w:r>
+      <w:r>
+        <w:t xml:space="preserve">backend jobs and a wrapper test in simulation; confirm the</w:t>
+      </w:r>
+      <w:r>
+        <w:t xml:space="preserve"> </w:t>
+      </w:r>
+      <w:r>
+        <w:t xml:space="preserve">idle window of 7.4 (</w:t>
+      </w:r>
+      <w:r>
+        <w:rPr>
+          <w:rStyle w:val="VerbatimChar"/>
+        </w:rPr>
+        <w:t xml:space="preserve">DMA_010</w:t>
+      </w:r>
+      <w:r>
+        <w:t xml:space="preserve">) and the waveform of 7.2.</w:t>
+      </w:r>
+    </w:p>
+    <w:p>
+      <w:pPr>
+        <w:pStyle w:val="FirstParagraph"/>
+      </w:pPr>
+      <w:r>
+        <w:t xml:space="preserve">Accepted limits:</w:t>
       </w:r>
     </w:p>
     <w:p>
@@ -8424,49 +10412,7 @@
         <w:jc w:val="left"/>
       </w:pPr>
       <w:r>
-        <w:t xml:space="preserve">Add the</w:t>
-      </w:r>
-      <w:r>
-        <w:t xml:space="preserve"> </w:t>
-      </w:r>
-      <w:r>
-        <w:rPr>
-          <w:rStyle w:val="VerbatimChar"/>
-        </w:rPr>
-        <w:t xml:space="preserve">cc_*</w:t>
-      </w:r>
-      <w:r>
-        <w:t xml:space="preserve"> </w:t>
-      </w:r>
-      <w:r>
-        <w:t xml:space="preserve">modules of section 4 to the</w:t>
-      </w:r>
-      <w:r>
-        <w:t xml:space="preserve"> </w:t>
-      </w:r>
-      <w:r>
-        <w:rPr>
-          <w:rStyle w:val="VerbatimChar"/>
-        </w:rPr>
-        <w:t xml:space="preserve">common_cells</w:t>
-      </w:r>
-      <w:r>
-        <w:t xml:space="preserve"> </w:t>
-      </w:r>
-      <w:r>
-        <w:t xml:space="preserve">copy, and vendor</w:t>
-      </w:r>
-      <w:r>
-        <w:t xml:space="preserve"> </w:t>
-      </w:r>
-      <w:r>
-        <w:rPr>
-          <w:rStyle w:val="VerbatimChar"/>
-        </w:rPr>
-        <w:t xml:space="preserve">apb</w:t>
-      </w:r>
-      <w:r>
-        <w:t xml:space="preserve">.</w:t>
+        <w:t xml:space="preserve">No AXI error is visible to software (7.5).</w:t>
       </w:r>
     </w:p>
     <w:p>
@@ -8479,30 +10425,30 @@
         <w:jc w:val="left"/>
       </w:pPr>
       <w:r>
-        <w:t xml:space="preserve">Run the upstream</w:t>
-      </w:r>
-      <w:r>
-        <w:t xml:space="preserve"> </w:t>
-      </w:r>
-      <w:r>
-        <w:rPr>
-          <w:rStyle w:val="VerbatimChar"/>
-        </w:rPr>
-        <w:t xml:space="preserve">rw_axi</w:t>
-      </w:r>
-      <w:r>
-        <w:t xml:space="preserve"> </w:t>
-      </w:r>
-      <w:r>
-        <w:t xml:space="preserve">backend jobs and a wrapper test in simulation.</w:t>
+        <w:t xml:space="preserve">A FIFO job is paced by firmware, not by the peripheral (7.3).</w:t>
       </w:r>
     </w:p>
     <w:p>
       <w:pPr>
-        <w:pStyle w:val="FirstParagraph"/>
-      </w:pPr>
-      <w:r>
-        <w:t xml:space="preserve">Accepted limits:</w:t>
+        <w:pStyle w:val="Compact"/>
+        <w:numPr>
+          <w:ilvl w:val="0"/>
+          <w:numId w:val="1009"/>
+        </w:numPr>
+        <w:jc w:val="left"/>
+      </w:pPr>
+      <w:r>
+        <w:t xml:space="preserve">One job at a time (7.1).</w:t>
+      </w:r>
+    </w:p>
+    <w:bookmarkEnd w:id="56"/>
+    <w:bookmarkStart w:id="57" w:name="verification"/>
+    <w:p>
+      <w:pPr>
+        <w:pStyle w:val="Heading1"/>
+      </w:pPr>
+      <w:r>
+        <w:t xml:space="preserve">12. Verification</w:t>
       </w:r>
     </w:p>
     <w:p>
@@ -8515,7 +10461,97 @@
         <w:jc w:val="left"/>
       </w:pPr>
       <w:r>
-        <w:t xml:space="preserve">No AXI error is visible to software (7.5).</w:t>
+        <w:rPr>
+          <w:rStyle w:val="VerbatimChar"/>
+        </w:rPr>
+        <w:t xml:space="preserve">DMA_001</w:t>
+      </w:r>
+      <w:r>
+        <w:t xml:space="preserve"> </w:t>
+      </w:r>
+      <w:r>
+        <w:t xml:space="preserve">Reset values, access and the 256-byte alias of section 6:</w:t>
+      </w:r>
+      <w:r>
+        <w:t xml:space="preserve"> </w:t>
+      </w:r>
+      <w:r>
+        <w:rPr>
+          <w:rStyle w:val="VerbatimChar"/>
+        </w:rPr>
+        <w:t xml:space="preserve">DONE_ID</w:t>
+      </w:r>
+      <w:r>
+        <w:t xml:space="preserve"> </w:t>
+      </w:r>
+      <w:r>
+        <w:t xml:space="preserve">= 1</w:t>
+      </w:r>
+      <w:r>
+        <w:t xml:space="preserve"> </w:t>
+      </w:r>
+      <w:r>
+        <w:t xml:space="preserve">read first,</w:t>
+      </w:r>
+      <w:r>
+        <w:t xml:space="preserve"> </w:t>
+      </w:r>
+      <w:r>
+        <w:rPr>
+          <w:rStyle w:val="VerbatimChar"/>
+        </w:rPr>
+        <w:t xml:space="preserve">0xDC</w:t>
+      </w:r>
+      <w:r>
+        <w:t xml:space="preserve"> </w:t>
+      </w:r>
+      <w:r>
+        <w:t xml:space="preserve">and</w:t>
+      </w:r>
+      <w:r>
+        <w:t xml:space="preserve"> </w:t>
+      </w:r>
+      <w:r>
+        <w:rPr>
+          <w:rStyle w:val="VerbatimChar"/>
+        </w:rPr>
+        <w:t xml:space="preserve">0xF0</w:t>
+      </w:r>
+      <w:r>
+        <w:t xml:space="preserve">–</w:t>
+      </w:r>
+      <w:r>
+        <w:rPr>
+          <w:rStyle w:val="VerbatimChar"/>
+        </w:rPr>
+        <w:t xml:space="preserve">0xFF</w:t>
+      </w:r>
+      <w:r>
+        <w:t xml:space="preserve"> </w:t>
+      </w:r>
+      <w:r>
+        <w:t xml:space="preserve">read 0,</w:t>
+      </w:r>
+      <w:r>
+        <w:t xml:space="preserve"> </w:t>
+      </w:r>
+      <w:r>
+        <w:rPr>
+          <w:rStyle w:val="VerbatimChar"/>
+        </w:rPr>
+        <w:t xml:space="preserve">NEXT_ID</w:t>
+      </w:r>
+      <w:r>
+        <w:t xml:space="preserve"> </w:t>
+      </w:r>
+      <w:r>
+        <w:t xml:space="preserve">= 2 read last (the read</w:t>
+      </w:r>
+      <w:r>
+        <w:t xml:space="preserve"> </w:t>
+      </w:r>
+      <w:r>
+        <w:t xml:space="preserve">launches a job; program a valid one first).</w:t>
       </w:r>
     </w:p>
     <w:p>
@@ -8528,7 +10564,37 @@
         <w:jc w:val="left"/>
       </w:pPr>
       <w:r>
-        <w:t xml:space="preserve">A FIFO job is paced by firmware, not by the peripheral (7.3).</w:t>
+        <w:rPr>
+          <w:rStyle w:val="VerbatimChar"/>
+        </w:rPr>
+        <w:t xml:space="preserve">DMA_002</w:t>
+      </w:r>
+      <w:r>
+        <w:t xml:space="preserve"> </w:t>
+      </w:r>
+      <w:r>
+        <w:t xml:space="preserve">A 1D job copies</w:t>
+      </w:r>
+      <w:r>
+        <w:t xml:space="preserve"> </w:t>
+      </w:r>
+      <w:r>
+        <w:rPr>
+          <w:rStyle w:val="VerbatimChar"/>
+        </w:rPr>
+        <w:t xml:space="preserve">LENGTH</w:t>
+      </w:r>
+      <w:r>
+        <w:t xml:space="preserve"> </w:t>
+      </w:r>
+      <w:r>
+        <w:t xml:space="preserve">bytes for unaligned addresses and lengths 1, 3,</w:t>
+      </w:r>
+      <w:r>
+        <w:t xml:space="preserve"> </w:t>
+      </w:r>
+      <w:r>
+        <w:t xml:space="preserve">4, 5, 4096 and across a 4 KiB boundary.</w:t>
       </w:r>
     </w:p>
     <w:p>
@@ -8541,17 +10607,46 @@
         <w:jc w:val="left"/>
       </w:pPr>
       <w:r>
-        <w:t xml:space="preserve">One job at a time (7.1).</w:t>
-      </w:r>
-    </w:p>
-    <w:bookmarkEnd w:id="56"/>
-    <w:bookmarkStart w:id="57" w:name="verification"/>
-    <w:p>
-      <w:pPr>
-        <w:pStyle w:val="Heading1"/>
-      </w:pPr>
-      <w:r>
-        <w:t xml:space="preserve">12. Verification</w:t>
+        <w:rPr>
+          <w:rStyle w:val="VerbatimChar"/>
+        </w:rPr>
+        <w:t xml:space="preserve">DMA_003</w:t>
+      </w:r>
+      <w:r>
+        <w:t xml:space="preserve"> </w:t>
+      </w:r>
+      <w:r>
+        <w:t xml:space="preserve">A 2D job with</w:t>
+      </w:r>
+      <w:r>
+        <w:t xml:space="preserve"> </w:t>
+      </w:r>
+      <w:r>
+        <w:rPr>
+          <w:rStyle w:val="VerbatimChar"/>
+        </w:rPr>
+        <w:t xml:space="preserve">DST_STRIDE</w:t>
+      </w:r>
+      <w:r>
+        <w:t xml:space="preserve"> </w:t>
+      </w:r>
+      <w:r>
+        <w:t xml:space="preserve">= 0 writes one address</w:t>
+      </w:r>
+      <w:r>
+        <w:t xml:space="preserve"> </w:t>
+      </w:r>
+      <w:r>
+        <w:rPr>
+          <w:rStyle w:val="VerbatimChar"/>
+        </w:rPr>
+        <w:t xml:space="preserve">REPS</w:t>
+      </w:r>
+      <w:r>
+        <w:t xml:space="preserve"> </w:t>
+      </w:r>
+      <w:r>
+        <w:t xml:space="preserve">times, in order.</w:t>
       </w:r>
     </w:p>
     <w:p>
@@ -8559,7 +10654,7 @@
         <w:pStyle w:val="Compact"/>
         <w:numPr>
           <w:ilvl w:val="0"/>
-          <w:numId w:val="1011"/>
+          <w:numId w:val="1010"/>
         </w:numPr>
         <w:jc w:val="left"/>
       </w:pPr>
@@ -8567,13 +10662,49 @@
         <w:rPr>
           <w:rStyle w:val="VerbatimChar"/>
         </w:rPr>
-        <w:t xml:space="preserve">DMA_001</w:t>
-      </w:r>
-      <w:r>
-        <w:t xml:space="preserve"> </w:t>
-      </w:r>
-      <w:r>
-        <w:t xml:space="preserve">Register reset values, access and the 256-byte alias of section 6.</w:t>
+        <w:t xml:space="preserve">DMA_004</w:t>
+      </w:r>
+      <w:r>
+        <w:t xml:space="preserve"> </w:t>
+      </w:r>
+      <w:r>
+        <w:t xml:space="preserve">Two jobs, each launched after</w:t>
+      </w:r>
+      <w:r>
+        <w:t xml:space="preserve"> </w:t>
+      </w:r>
+      <w:r>
+        <w:rPr>
+          <w:rStyle w:val="VerbatimChar"/>
+        </w:rPr>
+        <w:t xml:space="preserve">DONE_ID</w:t>
+      </w:r>
+      <w:r>
+        <w:t xml:space="preserve"> </w:t>
+      </w:r>
+      <w:r>
+        <w:t xml:space="preserve">reached the previous ID, complete</w:t>
+      </w:r>
+      <w:r>
+        <w:t xml:space="preserve"> </w:t>
+      </w:r>
+      <w:r>
+        <w:t xml:space="preserve">in order and</w:t>
+      </w:r>
+      <w:r>
+        <w:t xml:space="preserve"> </w:t>
+      </w:r>
+      <w:r>
+        <w:rPr>
+          <w:rStyle w:val="VerbatimChar"/>
+        </w:rPr>
+        <w:t xml:space="preserve">DONE_ID</w:t>
+      </w:r>
+      <w:r>
+        <w:t xml:space="preserve"> </w:t>
+      </w:r>
+      <w:r>
+        <w:t xml:space="preserve">reaches each ID.</w:t>
       </w:r>
     </w:p>
     <w:p>
@@ -8581,7 +10712,7 @@
         <w:pStyle w:val="Compact"/>
         <w:numPr>
           <w:ilvl w:val="0"/>
-          <w:numId w:val="1011"/>
+          <w:numId w:val="1010"/>
         </w:numPr>
         <w:jc w:val="left"/>
       </w:pPr>
@@ -8589,34 +10720,34 @@
         <w:rPr>
           <w:rStyle w:val="VerbatimChar"/>
         </w:rPr>
-        <w:t xml:space="preserve">DMA_002</w:t>
-      </w:r>
-      <w:r>
-        <w:t xml:space="preserve"> </w:t>
-      </w:r>
-      <w:r>
-        <w:t xml:space="preserve">A 1D job copies</w:t>
-      </w:r>
-      <w:r>
-        <w:t xml:space="preserve"> </w:t>
-      </w:r>
-      <w:r>
-        <w:rPr>
-          <w:rStyle w:val="VerbatimChar"/>
-        </w:rPr>
-        <w:t xml:space="preserve">LENGTH</w:t>
-      </w:r>
-      <w:r>
-        <w:t xml:space="preserve"> </w:t>
-      </w:r>
-      <w:r>
-        <w:t xml:space="preserve">bytes for unaligned addresses and lengths 1, 3,</w:t>
-      </w:r>
-      <w:r>
-        <w:t xml:space="preserve"> </w:t>
-      </w:r>
-      <w:r>
-        <w:t xml:space="preserve">4, 5, 4096 and across a 4 KiB boundary.</w:t>
+        <w:t xml:space="preserve">DMA_005</w:t>
+      </w:r>
+      <w:r>
+        <w:t xml:space="preserve"> </w:t>
+      </w:r>
+      <w:r>
+        <w:t xml:space="preserve">A read of</w:t>
+      </w:r>
+      <w:r>
+        <w:t xml:space="preserve"> </w:t>
+      </w:r>
+      <w:r>
+        <w:rPr>
+          <w:rStyle w:val="VerbatimChar"/>
+        </w:rPr>
+        <w:t xml:space="preserve">NEXT_ID</w:t>
+      </w:r>
+      <w:r>
+        <w:t xml:space="preserve"> </w:t>
+      </w:r>
+      <w:r>
+        <w:t xml:space="preserve">while a launch is still held launches nothing and</w:t>
+      </w:r>
+      <w:r>
+        <w:t xml:space="preserve"> </w:t>
+      </w:r>
+      <w:r>
+        <w:t xml:space="preserve">returns the held job’s ID; one job runs.</w:t>
       </w:r>
     </w:p>
     <w:p>
@@ -8624,7 +10755,7 @@
         <w:pStyle w:val="Compact"/>
         <w:numPr>
           <w:ilvl w:val="0"/>
-          <w:numId w:val="1011"/>
+          <w:numId w:val="1010"/>
         </w:numPr>
         <w:jc w:val="left"/>
       </w:pPr>
@@ -8632,43 +10763,37 @@
         <w:rPr>
           <w:rStyle w:val="VerbatimChar"/>
         </w:rPr>
-        <w:t xml:space="preserve">DMA_003</w:t>
-      </w:r>
-      <w:r>
-        <w:t xml:space="preserve"> </w:t>
-      </w:r>
-      <w:r>
-        <w:t xml:space="preserve">A 2D job with</w:t>
-      </w:r>
-      <w:r>
-        <w:t xml:space="preserve"> </w:t>
-      </w:r>
-      <w:r>
-        <w:rPr>
-          <w:rStyle w:val="VerbatimChar"/>
-        </w:rPr>
-        <w:t xml:space="preserve">DST_STRIDE</w:t>
-      </w:r>
-      <w:r>
-        <w:t xml:space="preserve"> </w:t>
-      </w:r>
-      <w:r>
-        <w:t xml:space="preserve">= 0 writes one address</w:t>
-      </w:r>
-      <w:r>
-        <w:t xml:space="preserve"> </w:t>
-      </w:r>
-      <w:r>
-        <w:rPr>
-          <w:rStyle w:val="VerbatimChar"/>
-        </w:rPr>
-        <w:t xml:space="preserve">REPS</w:t>
-      </w:r>
-      <w:r>
-        <w:t xml:space="preserve"> </w:t>
-      </w:r>
-      <w:r>
-        <w:t xml:space="preserve">times, in order.</w:t>
+        <w:t xml:space="preserve">DMA_006</w:t>
+      </w:r>
+      <w:r>
+        <w:t xml:space="preserve"> </w:t>
+      </w:r>
+      <w:r>
+        <w:rPr>
+          <w:rStyle w:val="VerbatimChar"/>
+        </w:rPr>
+        <w:t xml:space="preserve">o_int_dma</w:t>
+      </w:r>
+      <w:r>
+        <w:t xml:space="preserve"> </w:t>
+      </w:r>
+      <w:r>
+        <w:t xml:space="preserve">is 1 exactly while</w:t>
+      </w:r>
+      <w:r>
+        <w:t xml:space="preserve"> </w:t>
+      </w:r>
+      <w:r>
+        <w:rPr>
+          <w:rStyle w:val="VerbatimChar"/>
+        </w:rPr>
+        <w:t xml:space="preserve">STATUS</w:t>
+      </w:r>
+      <w:r>
+        <w:t xml:space="preserve"> </w:t>
+      </w:r>
+      <w:r>
+        <w:t xml:space="preserve">= 0.</w:t>
       </w:r>
     </w:p>
     <w:p>
@@ -8676,7 +10801,7 @@
         <w:pStyle w:val="Compact"/>
         <w:numPr>
           <w:ilvl w:val="0"/>
-          <w:numId w:val="1011"/>
+          <w:numId w:val="1010"/>
         </w:numPr>
         <w:jc w:val="left"/>
       </w:pPr>
@@ -8684,49 +10809,73 @@
         <w:rPr>
           <w:rStyle w:val="VerbatimChar"/>
         </w:rPr>
-        <w:t xml:space="preserve">DMA_004</w:t>
-      </w:r>
-      <w:r>
-        <w:t xml:space="preserve"> </w:t>
-      </w:r>
-      <w:r>
-        <w:t xml:space="preserve">Two jobs, each launched after</w:t>
-      </w:r>
-      <w:r>
-        <w:t xml:space="preserve"> </w:t>
-      </w:r>
-      <w:r>
-        <w:rPr>
-          <w:rStyle w:val="VerbatimChar"/>
-        </w:rPr>
-        <w:t xml:space="preserve">DONE_ID</w:t>
-      </w:r>
-      <w:r>
-        <w:t xml:space="preserve"> </w:t>
-      </w:r>
-      <w:r>
-        <w:t xml:space="preserve">reached the previous ID, complete</w:t>
-      </w:r>
-      <w:r>
-        <w:t xml:space="preserve"> </w:t>
-      </w:r>
-      <w:r>
-        <w:t xml:space="preserve">in order and</w:t>
-      </w:r>
-      <w:r>
-        <w:t xml:space="preserve"> </w:t>
-      </w:r>
-      <w:r>
-        <w:rPr>
-          <w:rStyle w:val="VerbatimChar"/>
-        </w:rPr>
-        <w:t xml:space="preserve">DONE_ID</w:t>
-      </w:r>
-      <w:r>
-        <w:t xml:space="preserve"> </w:t>
-      </w:r>
-      <w:r>
-        <w:t xml:space="preserve">reaches each ID.</w:t>
+        <w:t xml:space="preserve">DMA_007</w:t>
+      </w:r>
+      <w:r>
+        <w:t xml:space="preserve"> </w:t>
+      </w:r>
+      <w:r>
+        <w:t xml:space="preserve">A job to</w:t>
+      </w:r>
+      <w:r>
+        <w:t xml:space="preserve"> </w:t>
+      </w:r>
+      <w:r>
+        <w:rPr>
+          <w:rStyle w:val="VerbatimChar"/>
+        </w:rPr>
+        <w:t xml:space="preserve">UART0</w:t>
+      </w:r>
+      <w:r>
+        <w:t xml:space="preserve"> </w:t>
+      </w:r>
+      <w:r>
+        <w:t xml:space="preserve">at</w:t>
+      </w:r>
+      <w:r>
+        <w:t xml:space="preserve"> </w:t>
+      </w:r>
+      <w:r>
+        <w:rPr>
+          <w:rStyle w:val="VerbatimChar"/>
+        </w:rPr>
+        <w:t xml:space="preserve">0x8002_0000</w:t>
+      </w:r>
+      <w:r>
+        <w:t xml:space="preserve"> </w:t>
+      </w:r>
+      <w:r>
+        <w:t xml:space="preserve">through</w:t>
+      </w:r>
+      <w:r>
+        <w:t xml:space="preserve"> </w:t>
+      </w:r>
+      <w:r>
+        <w:rPr>
+          <w:rStyle w:val="VerbatimChar"/>
+        </w:rPr>
+        <w:t xml:space="preserve">S_BUS</w:t>
+      </w:r>
+      <w:r>
+        <w:t xml:space="preserve"> </w:t>
+      </w:r>
+      <w:r>
+        <w:t xml:space="preserve">and</w:t>
+      </w:r>
+      <w:r>
+        <w:t xml:space="preserve"> </w:t>
+      </w:r>
+      <w:r>
+        <w:rPr>
+          <w:rStyle w:val="VerbatimChar"/>
+        </w:rPr>
+        <w:t xml:space="preserve">P_BUS</w:t>
+      </w:r>
+      <w:r>
+        <w:t xml:space="preserve"> </w:t>
+      </w:r>
+      <w:r>
+        <w:t xml:space="preserve">(SoC test).</w:t>
       </w:r>
     </w:p>
     <w:p>
@@ -8734,7 +10883,7 @@
         <w:pStyle w:val="Compact"/>
         <w:numPr>
           <w:ilvl w:val="0"/>
-          <w:numId w:val="1011"/>
+          <w:numId w:val="1010"/>
         </w:numPr>
         <w:jc w:val="left"/>
       </w:pPr>
@@ -8742,34 +10891,28 @@
         <w:rPr>
           <w:rStyle w:val="VerbatimChar"/>
         </w:rPr>
-        <w:t xml:space="preserve">DMA_005</w:t>
-      </w:r>
-      <w:r>
-        <w:t xml:space="preserve"> </w:t>
-      </w:r>
-      <w:r>
-        <w:t xml:space="preserve">A read of</w:t>
-      </w:r>
-      <w:r>
-        <w:t xml:space="preserve"> </w:t>
-      </w:r>
-      <w:r>
-        <w:rPr>
-          <w:rStyle w:val="VerbatimChar"/>
-        </w:rPr>
-        <w:t xml:space="preserve">NEXT_ID</w:t>
-      </w:r>
-      <w:r>
-        <w:t xml:space="preserve"> </w:t>
-      </w:r>
-      <w:r>
-        <w:t xml:space="preserve">while a launch is still held changes nothing (documents</w:t>
-      </w:r>
-      <w:r>
-        <w:t xml:space="preserve"> </w:t>
-      </w:r>
-      <w:r>
-        <w:t xml:space="preserve">the limit of 7.1).</w:t>
+        <w:t xml:space="preserve">DMA_008</w:t>
+      </w:r>
+      <w:r>
+        <w:t xml:space="preserve"> </w:t>
+      </w:r>
+      <w:r>
+        <w:t xml:space="preserve">Ibex and the DMA both reach</w:t>
+      </w:r>
+      <w:r>
+        <w:t xml:space="preserve"> </w:t>
+      </w:r>
+      <w:r>
+        <w:rPr>
+          <w:rStyle w:val="VerbatimChar"/>
+        </w:rPr>
+        <w:t xml:space="preserve">ISRAM</w:t>
+      </w:r>
+      <w:r>
+        <w:t xml:space="preserve"> </w:t>
+      </w:r>
+      <w:r>
+        <w:t xml:space="preserve">during a job; both complete (SoC test).</w:t>
       </w:r>
     </w:p>
     <w:p>
@@ -8777,7 +10920,7 @@
         <w:pStyle w:val="Compact"/>
         <w:numPr>
           <w:ilvl w:val="0"/>
-          <w:numId w:val="1011"/>
+          <w:numId w:val="1010"/>
         </w:numPr>
         <w:jc w:val="left"/>
       </w:pPr>
@@ -8785,37 +10928,13 @@
         <w:rPr>
           <w:rStyle w:val="VerbatimChar"/>
         </w:rPr>
-        <w:t xml:space="preserve">DMA_006</w:t>
-      </w:r>
-      <w:r>
-        <w:t xml:space="preserve"> </w:t>
-      </w:r>
-      <w:r>
-        <w:rPr>
-          <w:rStyle w:val="VerbatimChar"/>
-        </w:rPr>
-        <w:t xml:space="preserve">o_int_dma</w:t>
-      </w:r>
-      <w:r>
-        <w:t xml:space="preserve"> </w:t>
-      </w:r>
-      <w:r>
-        <w:t xml:space="preserve">is 1 exactly while</w:t>
-      </w:r>
-      <w:r>
-        <w:t xml:space="preserve"> </w:t>
-      </w:r>
-      <w:r>
-        <w:rPr>
-          <w:rStyle w:val="VerbatimChar"/>
-        </w:rPr>
-        <w:t xml:space="preserve">STATUS</w:t>
-      </w:r>
-      <w:r>
-        <w:t xml:space="preserve"> </w:t>
-      </w:r>
-      <w:r>
-        <w:t xml:space="preserve">= 0.</w:t>
+        <w:t xml:space="preserve">DMA_009</w:t>
+      </w:r>
+      <w:r>
+        <w:t xml:space="preserve"> </w:t>
+      </w:r>
+      <w:r>
+        <w:t xml:space="preserve">The generated files match a regeneration from the pinned commit (CI).</w:t>
       </w:r>
     </w:p>
     <w:p>
@@ -8823,7 +10942,7 @@
         <w:pStyle w:val="Compact"/>
         <w:numPr>
           <w:ilvl w:val="0"/>
-          <w:numId w:val="1011"/>
+          <w:numId w:val="1010"/>
         </w:numPr>
         <w:jc w:val="left"/>
       </w:pPr>
@@ -8831,73 +10950,55 @@
         <w:rPr>
           <w:rStyle w:val="VerbatimChar"/>
         </w:rPr>
-        <w:t xml:space="preserve">DMA_007</w:t>
-      </w:r>
-      <w:r>
-        <w:t xml:space="preserve"> </w:t>
-      </w:r>
-      <w:r>
-        <w:t xml:space="preserve">A job to</w:t>
-      </w:r>
-      <w:r>
-        <w:t xml:space="preserve"> </w:t>
-      </w:r>
-      <w:r>
-        <w:rPr>
-          <w:rStyle w:val="VerbatimChar"/>
-        </w:rPr>
-        <w:t xml:space="preserve">UART0</w:t>
-      </w:r>
-      <w:r>
-        <w:t xml:space="preserve"> </w:t>
-      </w:r>
-      <w:r>
-        <w:t xml:space="preserve">at</w:t>
-      </w:r>
-      <w:r>
-        <w:t xml:space="preserve"> </w:t>
-      </w:r>
-      <w:r>
-        <w:rPr>
-          <w:rStyle w:val="VerbatimChar"/>
-        </w:rPr>
-        <w:t xml:space="preserve">0x8002_0000</w:t>
-      </w:r>
-      <w:r>
-        <w:t xml:space="preserve"> </w:t>
-      </w:r>
-      <w:r>
-        <w:t xml:space="preserve">through</w:t>
-      </w:r>
-      <w:r>
-        <w:t xml:space="preserve"> </w:t>
-      </w:r>
-      <w:r>
-        <w:rPr>
-          <w:rStyle w:val="VerbatimChar"/>
-        </w:rPr>
-        <w:t xml:space="preserve">S_BUS</w:t>
-      </w:r>
-      <w:r>
-        <w:t xml:space="preserve"> </w:t>
-      </w:r>
-      <w:r>
-        <w:t xml:space="preserve">and</w:t>
-      </w:r>
-      <w:r>
-        <w:t xml:space="preserve"> </w:t>
-      </w:r>
-      <w:r>
-        <w:rPr>
-          <w:rStyle w:val="VerbatimChar"/>
-        </w:rPr>
-        <w:t xml:space="preserve">P_BUS</w:t>
-      </w:r>
-      <w:r>
-        <w:t xml:space="preserve"> </w:t>
-      </w:r>
-      <w:r>
-        <w:t xml:space="preserve">(SoC test).</w:t>
+        <w:t xml:space="preserve">DMA_010</w:t>
+      </w:r>
+      <w:r>
+        <w:t xml:space="preserve"> </w:t>
+      </w:r>
+      <w:r>
+        <w:rPr>
+          <w:rStyle w:val="VerbatimChar"/>
+        </w:rPr>
+        <w:t xml:space="preserve">o_int_dma</w:t>
+      </w:r>
+      <w:r>
+        <w:t xml:space="preserve"> </w:t>
+      </w:r>
+      <w:r>
+        <w:t xml:space="preserve">may rise after the last</w:t>
+      </w:r>
+      <w:r>
+        <w:t xml:space="preserve"> </w:t>
+      </w:r>
+      <w:r>
+        <w:rPr>
+          <w:rStyle w:val="VerbatimChar"/>
+        </w:rPr>
+        <w:t xml:space="preserve">W</w:t>
+      </w:r>
+      <w:r>
+        <w:t xml:space="preserve"> </w:t>
+      </w:r>
+      <w:r>
+        <w:t xml:space="preserve">beat and before</w:t>
+      </w:r>
+      <w:r>
+        <w:t xml:space="preserve"> </w:t>
+      </w:r>
+      <w:r>
+        <w:rPr>
+          <w:rStyle w:val="VerbatimChar"/>
+        </w:rPr>
+        <w:t xml:space="preserve">BVALID</w:t>
+      </w:r>
+      <w:r>
+        <w:t xml:space="preserve">; the</w:t>
+      </w:r>
+      <w:r>
+        <w:t xml:space="preserve"> </w:t>
+      </w:r>
+      <w:r>
+        <w:t xml:space="preserve">handler of 7.4 never reports a job done early.</w:t>
       </w:r>
     </w:p>
     <w:p>
@@ -8905,7 +11006,7 @@
         <w:pStyle w:val="Compact"/>
         <w:numPr>
           <w:ilvl w:val="0"/>
-          <w:numId w:val="1011"/>
+          <w:numId w:val="1010"/>
         </w:numPr>
         <w:jc w:val="left"/>
       </w:pPr>
@@ -8913,28 +11014,73 @@
         <w:rPr>
           <w:rStyle w:val="VerbatimChar"/>
         </w:rPr>
-        <w:t xml:space="preserve">DMA_008</w:t>
-      </w:r>
-      <w:r>
-        <w:t xml:space="preserve"> </w:t>
-      </w:r>
-      <w:r>
-        <w:t xml:space="preserve">Ibex and the DMA both reach</w:t>
-      </w:r>
-      <w:r>
-        <w:t xml:space="preserve"> </w:t>
-      </w:r>
-      <w:r>
-        <w:rPr>
-          <w:rStyle w:val="VerbatimChar"/>
-        </w:rPr>
-        <w:t xml:space="preserve">ISRAM</w:t>
-      </w:r>
-      <w:r>
-        <w:t xml:space="preserve"> </w:t>
-      </w:r>
-      <w:r>
-        <w:t xml:space="preserve">during a job; both complete (SoC test).</w:t>
+        <w:t xml:space="preserve">DMA_011</w:t>
+      </w:r>
+      <w:r>
+        <w:t xml:space="preserve"> </w:t>
+      </w:r>
+      <w:r>
+        <w:t xml:space="preserve">Testbench assertions: no launch with</w:t>
+      </w:r>
+      <w:r>
+        <w:t xml:space="preserve"> </w:t>
+      </w:r>
+      <w:r>
+        <w:rPr>
+          <w:rStyle w:val="VerbatimChar"/>
+        </w:rPr>
+        <w:t xml:space="preserve">LENGTH</w:t>
+      </w:r>
+      <w:r>
+        <w:t xml:space="preserve"> </w:t>
+      </w:r>
+      <w:r>
+        <w:t xml:space="preserve">= 0, none with</w:t>
+      </w:r>
+      <w:r>
+        <w:t xml:space="preserve"> </w:t>
+      </w:r>
+      <w:r>
+        <w:rPr>
+          <w:rStyle w:val="VerbatimChar"/>
+        </w:rPr>
+        <w:t xml:space="preserve">REPS</w:t>
+      </w:r>
+      <w:r>
+        <w:t xml:space="preserve"> </w:t>
+      </w:r>
+      <w:r>
+        <w:t xml:space="preserve">= 0 and</w:t>
+      </w:r>
+      <w:r>
+        <w:t xml:space="preserve"> </w:t>
+      </w:r>
+      <w:r>
+        <w:rPr>
+          <w:rStyle w:val="VerbatimChar"/>
+        </w:rPr>
+        <w:t xml:space="preserve">enable_nd</w:t>
+      </w:r>
+      <w:r>
+        <w:t xml:space="preserve"> </w:t>
+      </w:r>
+      <w:r>
+        <w:t xml:space="preserve">= 1; the</w:t>
+      </w:r>
+      <w:r>
+        <w:t xml:space="preserve"> </w:t>
+      </w:r>
+      <w:r>
+        <w:rPr>
+          <w:rStyle w:val="VerbatimChar"/>
+        </w:rPr>
+        <w:t xml:space="preserve">DONE_ID</w:t>
+      </w:r>
+      <w:r>
+        <w:t xml:space="preserve"> </w:t>
+      </w:r>
+      <w:r>
+        <w:t xml:space="preserve">behaviour of 7.5 when violated.</w:t>
       </w:r>
     </w:p>
     <w:p>
@@ -8942,7 +11088,7 @@
         <w:pStyle w:val="Compact"/>
         <w:numPr>
           <w:ilvl w:val="0"/>
-          <w:numId w:val="1011"/>
+          <w:numId w:val="1010"/>
         </w:numPr>
         <w:jc w:val="left"/>
       </w:pPr>
@@ -8950,13 +11096,155 @@
         <w:rPr>
           <w:rStyle w:val="VerbatimChar"/>
         </w:rPr>
-        <w:t xml:space="preserve">DMA_009</w:t>
-      </w:r>
-      <w:r>
-        <w:t xml:space="preserve"> </w:t>
-      </w:r>
-      <w:r>
-        <w:t xml:space="preserve">The generated files match a regeneration from the pinned commit (CI).</w:t>
+        <w:t xml:space="preserve">DMA_012</w:t>
+      </w:r>
+      <w:r>
+        <w:t xml:space="preserve"> </w:t>
+      </w:r>
+      <w:r>
+        <w:t xml:space="preserve">A 2D job with</w:t>
+      </w:r>
+      <w:r>
+        <w:t xml:space="preserve"> </w:t>
+      </w:r>
+      <w:r>
+        <w:rPr>
+          <w:rStyle w:val="VerbatimChar"/>
+        </w:rPr>
+        <w:t xml:space="preserve">REPS</w:t>
+      </w:r>
+      <w:r>
+        <w:t xml:space="preserve"> </w:t>
+      </w:r>
+      <w:r>
+        <w:t xml:space="preserve">&gt; 1 advances</w:t>
+      </w:r>
+      <w:r>
+        <w:t xml:space="preserve"> </w:t>
+      </w:r>
+      <w:r>
+        <w:rPr>
+          <w:rStyle w:val="VerbatimChar"/>
+        </w:rPr>
+        <w:t xml:space="preserve">DONE_ID</w:t>
+      </w:r>
+      <w:r>
+        <w:t xml:space="preserve"> </w:t>
+      </w:r>
+      <w:r>
+        <w:t xml:space="preserve">exactly once.</w:t>
+      </w:r>
+    </w:p>
+    <w:p>
+      <w:pPr>
+        <w:pStyle w:val="Compact"/>
+        <w:numPr>
+          <w:ilvl w:val="0"/>
+          <w:numId w:val="1010"/>
+        </w:numPr>
+        <w:jc w:val="left"/>
+      </w:pPr>
+      <w:r>
+        <w:rPr>
+          <w:rStyle w:val="VerbatimChar"/>
+        </w:rPr>
+        <w:t xml:space="preserve">DMA_013</w:t>
+      </w:r>
+      <w:r>
+        <w:t xml:space="preserve"> </w:t>
+      </w:r>
+      <w:r>
+        <w:t xml:space="preserve">Distinct values in</w:t>
+      </w:r>
+      <w:r>
+        <w:t xml:space="preserve"> </w:t>
+      </w:r>
+      <w:r>
+        <w:rPr>
+          <w:rStyle w:val="VerbatimChar"/>
+        </w:rPr>
+        <w:t xml:space="preserve">DST_STRIDE</w:t>
+      </w:r>
+      <w:r>
+        <w:t xml:space="preserve">,</w:t>
+      </w:r>
+      <w:r>
+        <w:t xml:space="preserve"> </w:t>
+      </w:r>
+      <w:r>
+        <w:rPr>
+          <w:rStyle w:val="VerbatimChar"/>
+        </w:rPr>
+        <w:t xml:space="preserve">SRC_STRIDE</w:t>
+      </w:r>
+      <w:r>
+        <w:t xml:space="preserve">,</w:t>
+      </w:r>
+      <w:r>
+        <w:t xml:space="preserve"> </w:t>
+      </w:r>
+      <w:r>
+        <w:rPr>
+          <w:rStyle w:val="VerbatimChar"/>
+        </w:rPr>
+        <w:t xml:space="preserve">REPS</w:t>
+      </w:r>
+      <w:r>
+        <w:t xml:space="preserve"> </w:t>
+      </w:r>
+      <w:r>
+        <w:t xml:space="preserve">at</w:t>
+      </w:r>
+      <w:r>
+        <w:t xml:space="preserve"> </w:t>
+      </w:r>
+      <w:r>
+        <w:rPr>
+          <w:rStyle w:val="VerbatimChar"/>
+        </w:rPr>
+        <w:t xml:space="preserve">0xE0</w:t>
+      </w:r>
+      <w:r>
+        <w:t xml:space="preserve">,</w:t>
+      </w:r>
+      <w:r>
+        <w:t xml:space="preserve"> </w:t>
+      </w:r>
+      <w:r>
+        <w:rPr>
+          <w:rStyle w:val="VerbatimChar"/>
+        </w:rPr>
+        <w:t xml:space="preserve">0xE4</w:t>
+      </w:r>
+      <w:r>
+        <w:t xml:space="preserve">,</w:t>
+      </w:r>
+      <w:r>
+        <w:t xml:space="preserve"> </w:t>
+      </w:r>
+      <w:r>
+        <w:rPr>
+          <w:rStyle w:val="VerbatimChar"/>
+        </w:rPr>
+        <w:t xml:space="preserve">0xE8</w:t>
+      </w:r>
+      <w:r>
+        <w:t xml:space="preserve"> </w:t>
+      </w:r>
+      <w:r>
+        <w:t xml:space="preserve">give the expected burst addresses on</w:t>
+      </w:r>
+      <w:r>
+        <w:t xml:space="preserve"> </w:t>
+      </w:r>
+      <w:r>
+        <w:rPr>
+          <w:rStyle w:val="VerbatimChar"/>
+        </w:rPr>
+        <w:t xml:space="preserve">AXI_S2</w:t>
+      </w:r>
+      <w:r>
+        <w:t xml:space="preserve">.</w:t>
       </w:r>
     </w:p>
     <w:bookmarkEnd w:id="57"/>
@@ -9410,6 +11698,354 @@
             </w:pPr>
             <w:r>
               <w:t xml:space="preserve">6</w:t>
+            </w:r>
+          </w:p>
+        </w:tc>
+      </w:tr>
+      <w:tr>
+        <w:tc>
+          <w:tcPr/>
+          <w:p>
+            <w:pPr>
+              <w:pStyle w:val="Compact"/>
+              <w:jc w:val="left"/>
+            </w:pPr>
+            <w:r>
+              <w:t xml:space="preserve">Stride and</w:t>
+            </w:r>
+            <w:r>
+              <w:t xml:space="preserve"> </w:t>
+            </w:r>
+            <w:r>
+              <w:rPr>
+                <w:rStyle w:val="VerbatimChar"/>
+              </w:rPr>
+              <w:t xml:space="preserve">REPS</w:t>
+            </w:r>
+            <w:r>
+              <w:t xml:space="preserve"> </w:t>
+            </w:r>
+            <w:r>
+              <w:t xml:space="preserve">offsets;</w:t>
+            </w:r>
+            <w:r>
+              <w:t xml:space="preserve"> </w:t>
+            </w:r>
+            <w:r>
+              <w:rPr>
+                <w:rStyle w:val="VerbatimChar"/>
+              </w:rPr>
+              <w:t xml:space="preserve">NEXT_ID</w:t>
+            </w:r>
+            <w:r>
+              <w:t xml:space="preserve">/</w:t>
+            </w:r>
+            <w:r>
+              <w:rPr>
+                <w:rStyle w:val="VerbatimChar"/>
+              </w:rPr>
+              <w:t xml:space="preserve">DONE_ID</w:t>
+            </w:r>
+            <w:r>
+              <w:t xml:space="preserve"> </w:t>
+            </w:r>
+            <w:r>
+              <w:t xml:space="preserve">reset</w:t>
+            </w:r>
+          </w:p>
+        </w:tc>
+        <w:tc>
+          <w:tcPr/>
+          <w:p>
+            <w:pPr>
+              <w:pStyle w:val="Compact"/>
+              <w:jc w:val="left"/>
+            </w:pPr>
+            <w:r>
+              <w:t xml:space="preserve">Vinh, V3.1 review</w:t>
+            </w:r>
+          </w:p>
+        </w:tc>
+        <w:tc>
+          <w:tcPr/>
+          <w:p>
+            <w:pPr>
+              <w:pStyle w:val="Compact"/>
+              <w:jc w:val="left"/>
+            </w:pPr>
+            <w:r>
+              <w:t xml:space="preserve">6, 7.1</w:t>
+            </w:r>
+          </w:p>
+        </w:tc>
+      </w:tr>
+      <w:tr>
+        <w:tc>
+          <w:tcPr/>
+          <w:p>
+            <w:pPr>
+              <w:pStyle w:val="Compact"/>
+              <w:jc w:val="left"/>
+            </w:pPr>
+            <w:r>
+              <w:t xml:space="preserve">ID retire from the backend counts every 1D transfer</w:t>
+            </w:r>
+          </w:p>
+        </w:tc>
+        <w:tc>
+          <w:tcPr/>
+          <w:p>
+            <w:pPr>
+              <w:pStyle w:val="Compact"/>
+              <w:jc w:val="left"/>
+            </w:pPr>
+            <w:r>
+              <w:t xml:space="preserve">Vinh, V3.1 review</w:t>
+            </w:r>
+          </w:p>
+        </w:tc>
+        <w:tc>
+          <w:tcPr/>
+          <w:p>
+            <w:pPr>
+              <w:pStyle w:val="Compact"/>
+              <w:jc w:val="left"/>
+            </w:pPr>
+            <w:r>
+              <w:t xml:space="preserve">3, 10</w:t>
+            </w:r>
+          </w:p>
+        </w:tc>
+      </w:tr>
+      <w:tr>
+        <w:tc>
+          <w:tcPr/>
+          <w:p>
+            <w:pPr>
+              <w:pStyle w:val="Compact"/>
+              <w:jc w:val="left"/>
+            </w:pPr>
+            <w:r>
+              <w:t xml:space="preserve">Idle before the last</w:t>
+            </w:r>
+            <w:r>
+              <w:t xml:space="preserve"> </w:t>
+            </w:r>
+            <w:r>
+              <w:rPr>
+                <w:rStyle w:val="VerbatimChar"/>
+              </w:rPr>
+              <w:t xml:space="preserve">B</w:t>
+            </w:r>
+            <w:r>
+              <w:t xml:space="preserve"> </w:t>
+            </w:r>
+            <w:r>
+              <w:t xml:space="preserve">response</w:t>
+            </w:r>
+          </w:p>
+        </w:tc>
+        <w:tc>
+          <w:tcPr/>
+          <w:p>
+            <w:pPr>
+              <w:pStyle w:val="Compact"/>
+              <w:jc w:val="left"/>
+            </w:pPr>
+            <w:r>
+              <w:t xml:space="preserve">Vinh, V3.1 review</w:t>
+            </w:r>
+          </w:p>
+        </w:tc>
+        <w:tc>
+          <w:tcPr/>
+          <w:p>
+            <w:pPr>
+              <w:pStyle w:val="Compact"/>
+              <w:jc w:val="left"/>
+            </w:pPr>
+            <w:r>
+              <w:t xml:space="preserve">7.4, 7.7</w:t>
+            </w:r>
+          </w:p>
+        </w:tc>
+      </w:tr>
+      <w:tr>
+        <w:tc>
+          <w:tcPr/>
+          <w:p>
+            <w:pPr>
+              <w:pStyle w:val="Compact"/>
+              <w:jc w:val="left"/>
+            </w:pPr>
+            <w:r>
+              <w:t xml:space="preserve">Zero</w:t>
+            </w:r>
+            <w:r>
+              <w:t xml:space="preserve"> </w:t>
+            </w:r>
+            <w:r>
+              <w:rPr>
+                <w:rStyle w:val="VerbatimChar"/>
+              </w:rPr>
+              <w:t xml:space="preserve">LENGTH</w:t>
+            </w:r>
+            <w:r>
+              <w:t xml:space="preserve">/</w:t>
+            </w:r>
+            <w:r>
+              <w:rPr>
+                <w:rStyle w:val="VerbatimChar"/>
+              </w:rPr>
+              <w:t xml:space="preserve">REPS</w:t>
+            </w:r>
+            <w:r>
+              <w:t xml:space="preserve">; missing</w:t>
+            </w:r>
+            <w:r>
+              <w:t xml:space="preserve"> </w:t>
+            </w:r>
+            <w:r>
+              <w:rPr>
+                <w:rStyle w:val="VerbatimChar"/>
+              </w:rPr>
+              <w:t xml:space="preserve">compute.svh</w:t>
+            </w:r>
+            <w:r>
+              <w:t xml:space="preserve">; error-handler ports</w:t>
+            </w:r>
+          </w:p>
+        </w:tc>
+        <w:tc>
+          <w:tcPr/>
+          <w:p>
+            <w:pPr>
+              <w:pStyle w:val="Compact"/>
+              <w:jc w:val="left"/>
+            </w:pPr>
+            <w:r>
+              <w:t xml:space="preserve">Vinh, V3.1 review</w:t>
+            </w:r>
+          </w:p>
+        </w:tc>
+        <w:tc>
+          <w:tcPr/>
+          <w:p>
+            <w:pPr>
+              <w:pStyle w:val="Compact"/>
+              <w:jc w:val="left"/>
+            </w:pPr>
+            <w:r>
+              <w:t xml:space="preserve">7.5, 7.6, 10</w:t>
+            </w:r>
+          </w:p>
+        </w:tc>
+      </w:tr>
+      <w:tr>
+        <w:tc>
+          <w:tcPr/>
+          <w:p>
+            <w:pPr>
+              <w:pStyle w:val="Compact"/>
+              <w:jc w:val="left"/>
+            </w:pPr>
+            <w:r>
+              <w:rPr>
+                <w:rStyle w:val="VerbatimChar"/>
+              </w:rPr>
+              <w:t xml:space="preserve">APB</w:t>
+            </w:r>
+            <w:r>
+              <w:t xml:space="preserve"> </w:t>
+            </w:r>
+            <w:r>
+              <w:t xml:space="preserve">offset of 12 bits in a 16 KiB window</w:t>
+            </w:r>
+          </w:p>
+        </w:tc>
+        <w:tc>
+          <w:tcPr/>
+          <w:p>
+            <w:pPr>
+              <w:pStyle w:val="Compact"/>
+              <w:jc w:val="left"/>
+            </w:pPr>
+            <w:r>
+              <w:t xml:space="preserve">Vinh, V3.1 review</w:t>
+            </w:r>
+          </w:p>
+        </w:tc>
+        <w:tc>
+          <w:tcPr/>
+          <w:p>
+            <w:pPr>
+              <w:pStyle w:val="Compact"/>
+              <w:jc w:val="left"/>
+            </w:pPr>
+            <w:r>
+              <w:t xml:space="preserve">contract convention for every APB block (bus owner); the DMA decodes</w:t>
+            </w:r>
+            <w:r>
+              <w:t xml:space="preserve"> </w:t>
+            </w:r>
+            <w:r>
+              <w:rPr>
+                <w:rStyle w:val="VerbatimChar"/>
+              </w:rPr>
+              <w:t xml:space="preserve">paddr[7:0]</w:t>
+            </w:r>
+          </w:p>
+        </w:tc>
+      </w:tr>
+      <w:tr>
+        <w:tc>
+          <w:tcPr/>
+          <w:p>
+            <w:pPr>
+              <w:pStyle w:val="Compact"/>
+              <w:jc w:val="left"/>
+            </w:pPr>
+            <w:r>
+              <w:t xml:space="preserve">A</w:t>
+            </w:r>
+            <w:r>
+              <w:t xml:space="preserve"> </w:t>
+            </w:r>
+            <w:r>
+              <w:rPr>
+                <w:rStyle w:val="VerbatimChar"/>
+              </w:rPr>
+              <w:t xml:space="preserve">done_pend</w:t>
+            </w:r>
+            <w:r>
+              <w:t xml:space="preserve"> </w:t>
+            </w:r>
+            <w:r>
+              <w:t xml:space="preserve">flag instead of the idle level</w:t>
+            </w:r>
+          </w:p>
+        </w:tc>
+        <w:tc>
+          <w:tcPr/>
+          <w:p>
+            <w:pPr>
+              <w:pStyle w:val="Compact"/>
+              <w:jc w:val="left"/>
+            </w:pPr>
+            <w:r>
+              <w:t xml:space="preserve">Vinh, V3.1 review</w:t>
+            </w:r>
+          </w:p>
+        </w:tc>
+        <w:tc>
+          <w:tcPr/>
+          <w:p>
+            <w:pPr>
+              <w:pStyle w:val="Compact"/>
+              <w:jc w:val="left"/>
+            </w:pPr>
+            <w:r>
+              <w:t xml:space="preserve">Not in V3.x: it adds a register to the wrapper</w:t>
             </w:r>
           </w:p>
         </w:tc>
@@ -9654,7 +12290,7 @@
       <w:rPr>
         <w:szCs w:val="26"/>
       </w:rPr>
-      <w:t>V3.1</w:t>
+      <w:t>V3.2</w:t>
     </w:r>
     <w:r>
       <w:rPr>
@@ -11558,9 +14194,6 @@
     <w:abstractNumId w:val="991"/>
   </w:num>
   <w:num w:numId="1010">
-    <w:abstractNumId w:val="991"/>
-  </w:num>
-  <w:num w:numId="1011">
     <w:abstractNumId w:val="99411"/>
     <w:lvlOverride w:ilvl="0">
       <w:startOverride w:val="1"/>

--- a/doc/specs/docx/QNSC_DMA_MAS.docx
+++ b/doc/specs/docx/QNSC_DMA_MAS.docx
@@ -15,7 +15,7 @@
         <w:pStyle w:val="Subtitle"/>
       </w:pPr>
       <w:r>
-        <w:t xml:space="preserve">MICRO-ARCHITECTURE SPECIFICATION – V3.2</w:t>
+        <w:t xml:space="preserve">MICRO-ARCHITECTURE SPECIFICATION – V3.3</w:t>
       </w:r>
     </w:p>
     <w:p>
@@ -780,6 +780,113 @@
           </w:p>
         </w:tc>
       </w:tr>
+      <w:tr>
+        <w:tc>
+          <w:tcPr/>
+          <w:p>
+            <w:pPr>
+              <w:pStyle w:val="Compact"/>
+              <w:jc w:val="left"/>
+            </w:pPr>
+            <w:r>
+              <w:t xml:space="preserve">V3.3</w:t>
+            </w:r>
+          </w:p>
+        </w:tc>
+        <w:tc>
+          <w:tcPr/>
+          <w:p>
+            <w:pPr>
+              <w:pStyle w:val="Compact"/>
+              <w:jc w:val="left"/>
+            </w:pPr>
+            <w:r>
+              <w:t xml:space="preserve">2026-10-05</w:t>
+            </w:r>
+          </w:p>
+        </w:tc>
+        <w:tc>
+          <w:tcPr/>
+          <w:p>
+            <w:pPr>
+              <w:pStyle w:val="Compact"/>
+              <w:jc w:val="left"/>
+            </w:pPr>
+            <w:r>
+              <w:t xml:space="preserve">Nghia VT (lead)</w:t>
+            </w:r>
+          </w:p>
+        </w:tc>
+        <w:tc>
+          <w:tcPr/>
+          <w:p>
+            <w:pPr>
+              <w:pStyle w:val="Compact"/>
+              <w:jc w:val="left"/>
+            </w:pPr>
+            <w:r>
+              <w:t xml:space="preserve">Quan (mentor)</w:t>
+            </w:r>
+          </w:p>
+        </w:tc>
+        <w:tc>
+          <w:tcPr/>
+          <w:p>
+            <w:pPr>
+              <w:pStyle w:val="Compact"/>
+              <w:jc w:val="left"/>
+            </w:pPr>
+            <w:r>
+              <w:t xml:space="preserve">The mentor approved the IP and its interface (Appendix B). Section 4:</w:t>
+            </w:r>
+            <w:r>
+              <w:t xml:space="preserve"> </w:t>
+            </w:r>
+            <w:r>
+              <w:rPr>
+                <w:rStyle w:val="VerbatimChar"/>
+              </w:rPr>
+              <w:t xml:space="preserve">cc_stream_fork</w:t>
+            </w:r>
+            <w:r>
+              <w:t xml:space="preserve"> </w:t>
+            </w:r>
+            <w:r>
+              <w:t xml:space="preserve">and</w:t>
+            </w:r>
+            <w:r>
+              <w:t xml:space="preserve"> </w:t>
+            </w:r>
+            <w:r>
+              <w:rPr>
+                <w:rStyle w:val="VerbatimChar"/>
+              </w:rPr>
+              <w:t xml:space="preserve">cc_stream_join</w:t>
+            </w:r>
+            <w:r>
+              <w:t xml:space="preserve"> </w:t>
+            </w:r>
+            <w:r>
+              <w:t xml:space="preserve">removed, the list checked by elaborating the four modules of 3 with Verilator;</w:t>
+            </w:r>
+            <w:r>
+              <w:t xml:space="preserve"> </w:t>
+            </w:r>
+            <w:r>
+              <w:rPr>
+                <w:rStyle w:val="VerbatimChar"/>
+              </w:rPr>
+              <w:t xml:space="preserve">DMA_003</w:t>
+            </w:r>
+            <w:r>
+              <w:t xml:space="preserve"> </w:t>
+            </w:r>
+            <w:r>
+              <w:t xml:space="preserve">checked in simulation. No change in behaviour</w:t>
+            </w:r>
+          </w:p>
+        </w:tc>
+      </w:tr>
     </w:tbl>
     <w:bookmarkEnd w:id="26"/>
     <w:bookmarkStart w:id="27" w:name="overview"/>
@@ -2168,30 +2275,6 @@
               <w:t xml:space="preserve">cc_popcount</w:t>
             </w:r>
             <w:r>
-              <w:t xml:space="preserve">,</w:t>
-            </w:r>
-            <w:r>
-              <w:t xml:space="preserve"> </w:t>
-            </w:r>
-            <w:r>
-              <w:rPr>
-                <w:rStyle w:val="VerbatimChar"/>
-              </w:rPr>
-              <w:t xml:space="preserve">cc_stream_fork</w:t>
-            </w:r>
-            <w:r>
-              <w:t xml:space="preserve">,</w:t>
-            </w:r>
-            <w:r>
-              <w:t xml:space="preserve"> </w:t>
-            </w:r>
-            <w:r>
-              <w:rPr>
-                <w:rStyle w:val="VerbatimChar"/>
-              </w:rPr>
-              <w:t xml:space="preserve">cc_stream_join</w:t>
-            </w:r>
-            <w:r>
               <w:t xml:space="preserve">;</w:t>
             </w:r>
             <w:r>
@@ -2420,7 +2503,19 @@
         <w:pStyle w:val="BodyText"/>
       </w:pPr>
       <w:r>
-        <w:t xml:space="preserve">The filelist is checked by</w:t>
+        <w:t xml:space="preserve">These files, with the generated files of 7.6, elaborate the four modules of 3 in the configuration of 5 with no module missing (Verilator 5.052,</w:t>
+      </w:r>
+      <w:r>
+        <w:t xml:space="preserve"> </w:t>
+      </w:r>
+      <w:r>
+        <w:rPr>
+          <w:rStyle w:val="VerbatimChar"/>
+        </w:rPr>
+        <w:t xml:space="preserve">--lint-only</w:t>
+      </w:r>
+      <w:r>
+        <w:t xml:space="preserve">, 2026-10-05).</w:t>
       </w:r>
       <w:r>
         <w:t xml:space="preserve"> </w:t>
@@ -2450,7 +2545,7 @@
         <w:t xml:space="preserve"> </w:t>
       </w:r>
       <w:r>
-        <w:t xml:space="preserve">once the wrapper exists: a module a tool reports missing is added, and nothing else.</w:t>
+        <w:t xml:space="preserve">check it again once the wrapper exists: a module a tool reports missing is added, and nothing else.</w:t>
       </w:r>
       <w:r>
         <w:t xml:space="preserve"> </w:t>
@@ -12046,6 +12141,220 @@
             </w:pPr>
             <w:r>
               <w:t xml:space="preserve">Not in V3.x: it adds a register to the wrapper</w:t>
+            </w:r>
+          </w:p>
+        </w:tc>
+      </w:tr>
+      <w:tr>
+        <w:tc>
+          <w:tcPr/>
+          <w:p>
+            <w:pPr>
+              <w:pStyle w:val="Compact"/>
+              <w:jc w:val="left"/>
+            </w:pPr>
+            <w:r>
+              <w:t xml:space="preserve">IP evaluation: interface, and is it usable in QSOC?</w:t>
+            </w:r>
+          </w:p>
+        </w:tc>
+        <w:tc>
+          <w:tcPr/>
+          <w:p>
+            <w:pPr>
+              <w:pStyle w:val="Compact"/>
+              <w:jc w:val="left"/>
+            </w:pPr>
+            <w:r>
+              <w:t xml:space="preserve">Quan (mentor), 2026-10-05</w:t>
+            </w:r>
+          </w:p>
+        </w:tc>
+        <w:tc>
+          <w:tcPr/>
+          <w:p>
+            <w:pPr>
+              <w:pStyle w:val="Compact"/>
+              <w:jc w:val="left"/>
+            </w:pPr>
+            <w:r>
+              <w:t xml:space="preserve">Approved: frontend APB4 slave on</w:t>
+            </w:r>
+            <w:r>
+              <w:t xml:space="preserve"> </w:t>
+            </w:r>
+            <w:r>
+              <w:rPr>
+                <w:rStyle w:val="VerbatimChar"/>
+              </w:rPr>
+              <w:t xml:space="preserve">P_BUS</w:t>
+            </w:r>
+            <w:r>
+              <w:t xml:space="preserve"> </w:t>
+            </w:r>
+            <w:r>
+              <w:rPr>
+                <w:rStyle w:val="VerbatimChar"/>
+              </w:rPr>
+              <w:t xml:space="preserve">APB_M13</w:t>
+            </w:r>
+            <w:r>
+              <w:t xml:space="preserve">, backend AXI4 master on</w:t>
+            </w:r>
+            <w:r>
+              <w:t xml:space="preserve"> </w:t>
+            </w:r>
+            <w:r>
+              <w:rPr>
+                <w:rStyle w:val="VerbatimChar"/>
+              </w:rPr>
+              <w:t xml:space="preserve">S_BUS</w:t>
+            </w:r>
+            <w:r>
+              <w:t xml:space="preserve"> </w:t>
+            </w:r>
+            <w:r>
+              <w:rPr>
+                <w:rStyle w:val="VerbatimChar"/>
+              </w:rPr>
+              <w:t xml:space="preserve">AXI_S2</w:t>
+            </w:r>
+            <w:r>
+              <w:t xml:space="preserve">, both generated from upstream templates (5, 7.6). New features (interrupt flags, hardware request) are a separate discussion</w:t>
+            </w:r>
+          </w:p>
+        </w:tc>
+      </w:tr>
+      <w:tr>
+        <w:tc>
+          <w:tcPr/>
+          <w:p>
+            <w:pPr>
+              <w:pStyle w:val="Compact"/>
+              <w:jc w:val="left"/>
+            </w:pPr>
+            <w:r>
+              <w:t xml:space="preserve">Can a 1D job fill a FIFO register?</w:t>
+            </w:r>
+          </w:p>
+        </w:tc>
+        <w:tc>
+          <w:tcPr/>
+          <w:p>
+            <w:pPr>
+              <w:pStyle w:val="Compact"/>
+              <w:jc w:val="left"/>
+            </w:pPr>
+            <w:r>
+              <w:t xml:space="preserve">lead, simulation</w:t>
+            </w:r>
+          </w:p>
+        </w:tc>
+        <w:tc>
+          <w:tcPr/>
+          <w:p>
+            <w:pPr>
+              <w:pStyle w:val="Compact"/>
+              <w:jc w:val="left"/>
+            </w:pPr>
+            <w:r>
+              <w:t xml:space="preserve">No: the frontend drives</w:t>
+            </w:r>
+            <w:r>
+              <w:t xml:space="preserve"> </w:t>
+            </w:r>
+            <w:r>
+              <w:rPr>
+                <w:rStyle w:val="VerbatimChar"/>
+              </w:rPr>
+              <w:t xml:space="preserve">INCR</w:t>
+            </w:r>
+            <w:r>
+              <w:t xml:space="preserve">, and on a 32-bit bus five bytes become one 4-byte beat to</w:t>
+            </w:r>
+            <w:r>
+              <w:t xml:space="preserve"> </w:t>
+            </w:r>
+            <w:r>
+              <w:rPr>
+                <w:rStyle w:val="VerbatimChar"/>
+              </w:rPr>
+              <w:t xml:space="preserve">THR</w:t>
+            </w:r>
+            <w:r>
+              <w:t xml:space="preserve"> </w:t>
+            </w:r>
+            <w:r>
+              <w:t xml:space="preserve">and one to</w:t>
+            </w:r>
+            <w:r>
+              <w:t xml:space="preserve"> </w:t>
+            </w:r>
+            <w:r>
+              <w:rPr>
+                <w:rStyle w:val="VerbatimChar"/>
+              </w:rPr>
+              <w:t xml:space="preserve">IER</w:t>
+            </w:r>
+            <w:r>
+              <w:t xml:space="preserve">. A 2D job with</w:t>
+            </w:r>
+            <w:r>
+              <w:t xml:space="preserve"> </w:t>
+            </w:r>
+            <w:r>
+              <w:rPr>
+                <w:rStyle w:val="VerbatimChar"/>
+              </w:rPr>
+              <w:t xml:space="preserve">LENGTH</w:t>
+            </w:r>
+            <w:r>
+              <w:t xml:space="preserve"> </w:t>
+            </w:r>
+            <w:r>
+              <w:t xml:space="preserve">= 1 and</w:t>
+            </w:r>
+            <w:r>
+              <w:t xml:space="preserve"> </w:t>
+            </w:r>
+            <w:r>
+              <w:rPr>
+                <w:rStyle w:val="VerbatimChar"/>
+              </w:rPr>
+              <w:t xml:space="preserve">DST_STRIDE</w:t>
+            </w:r>
+            <w:r>
+              <w:t xml:space="preserve"> </w:t>
+            </w:r>
+            <w:r>
+              <w:t xml:space="preserve">= 0 writes</w:t>
+            </w:r>
+            <w:r>
+              <w:t xml:space="preserve"> </w:t>
+            </w:r>
+            <w:r>
+              <w:rPr>
+                <w:rStyle w:val="VerbatimChar"/>
+              </w:rPr>
+              <w:t xml:space="preserve">THR</w:t>
+            </w:r>
+            <w:r>
+              <w:t xml:space="preserve"> </w:t>
+            </w:r>
+            <w:r>
+              <w:t xml:space="preserve">five times with one byte lane each (7.3,</w:t>
+            </w:r>
+            <w:r>
+              <w:t xml:space="preserve"> </w:t>
+            </w:r>
+            <w:r>
+              <w:rPr>
+                <w:rStyle w:val="VerbatimChar"/>
+              </w:rPr>
+              <w:t xml:space="preserve">DMA_003</w:t>
+            </w:r>
+            <w:r>
+              <w:t xml:space="preserve">)</w:t>
             </w:r>
           </w:p>
         </w:tc>
@@ -12290,7 +12599,7 @@
       <w:rPr>
         <w:szCs w:val="26"/>
       </w:rPr>
-      <w:t>V3.2</w:t>
+      <w:t>V3.3</w:t>
     </w:r>
     <w:r>
       <w:rPr>
